--- a/OkostoltoRendszer/Documents/Felhasználói útmutató.docx
+++ b/OkostoltoRendszer/Documents/Felhasználói útmutató.docx
@@ -250,23 +250,7 @@
           <w:sz w:val="28"/>
           <w:szCs w:val="40"/>
         </w:rPr>
-        <w:t xml:space="preserve"> a városban közlekedő elektromos autó</w:t>
-      </w:r>
-      <w:r>
-        <w:rPr>
-          <w:rFonts w:eastAsia="Yu Gothic UI Semibold" w:cstheme="minorHAnsi"/>
-          <w:sz w:val="28"/>
-          <w:szCs w:val="40"/>
-        </w:rPr>
-        <w:t xml:space="preserve">kat </w:t>
-      </w:r>
-      <w:r>
-        <w:rPr>
-          <w:rFonts w:eastAsia="Yu Gothic UI Semibold" w:cstheme="minorHAnsi"/>
-          <w:sz w:val="28"/>
-          <w:szCs w:val="40"/>
-        </w:rPr>
-        <w:t>használó személyek számára</w:t>
+        <w:t xml:space="preserve"> a városban közlekedő elektromos autókat használó személyek számára</w:t>
       </w:r>
       <w:r>
         <w:rPr>
@@ -470,7 +454,31 @@
           <w:sz w:val="28"/>
           <w:szCs w:val="40"/>
         </w:rPr>
-        <w:t xml:space="preserve">Egyes autómárkáknak </w:t>
+        <w:t>E</w:t>
+      </w:r>
+      <w:r>
+        <w:rPr>
+          <w:rFonts w:eastAsia="Yu Gothic UI Semibold" w:cstheme="minorHAnsi"/>
+          <w:sz w:val="28"/>
+          <w:szCs w:val="40"/>
+        </w:rPr>
+        <w:t>zeknek</w:t>
+      </w:r>
+      <w:r>
+        <w:rPr>
+          <w:rFonts w:eastAsia="Yu Gothic UI Semibold" w:cstheme="minorHAnsi"/>
+          <w:sz w:val="28"/>
+          <w:szCs w:val="40"/>
+        </w:rPr>
+        <w:t xml:space="preserve"> az</w:t>
+      </w:r>
+      <w:r>
+        <w:rPr>
+          <w:rFonts w:eastAsia="Yu Gothic UI Semibold" w:cstheme="minorHAnsi"/>
+          <w:sz w:val="28"/>
+          <w:szCs w:val="40"/>
+        </w:rPr>
+        <w:t xml:space="preserve"> autómárkáknak </w:t>
       </w:r>
       <w:r>
         <w:rPr>
@@ -517,44 +525,43 @@
           <w:szCs w:val="40"/>
         </w:rPr>
       </w:pPr>
-    </w:p>
-    <w:p>
-      <w:pPr>
+      <w:r>
         <w:rPr>
           <w:sz w:val="40"/>
           <w:szCs w:val="40"/>
         </w:rPr>
-      </w:pPr>
+        <w:t>Fogalmak</w:t>
+      </w:r>
       <w:r>
         <w:rPr>
           <w:sz w:val="40"/>
           <w:szCs w:val="40"/>
         </w:rPr>
-        <w:t>Fogalmak</w:t>
-      </w:r>
-    </w:p>
-    <w:p>
-      <w:pPr>
+        <w:t xml:space="preserve"> </w:t>
+      </w:r>
+      <w:r>
         <w:rPr>
           <w:sz w:val="40"/>
           <w:szCs w:val="40"/>
         </w:rPr>
-      </w:pPr>
+        <w:t>–</w:t>
+      </w:r>
       <w:r>
         <w:rPr>
           <w:sz w:val="40"/>
           <w:szCs w:val="40"/>
         </w:rPr>
-        <w:t>…</w:t>
-      </w:r>
-    </w:p>
-    <w:p>
-      <w:pPr>
+        <w:t xml:space="preserve"> </w:t>
+      </w:r>
+      <w:proofErr w:type="spellStart"/>
+      <w:r>
         <w:rPr>
           <w:sz w:val="40"/>
           <w:szCs w:val="40"/>
         </w:rPr>
-      </w:pPr>
+        <w:t>Glossary</w:t>
+      </w:r>
+      <w:proofErr w:type="spellEnd"/>
     </w:p>
     <w:p>
       <w:pPr>
@@ -563,6 +570,563 @@
           <w:szCs w:val="40"/>
         </w:rPr>
       </w:pPr>
+    </w:p>
+    <w:tbl>
+      <w:tblPr>
+        <w:tblStyle w:val="Rcsostblzat"/>
+        <w:tblW w:w="0" w:type="auto"/>
+        <w:tblLook w:val="04A0" w:firstRow="1" w:lastRow="0" w:firstColumn="1" w:lastColumn="0" w:noHBand="0" w:noVBand="1"/>
+      </w:tblPr>
+      <w:tblGrid>
+        <w:gridCol w:w="4531"/>
+        <w:gridCol w:w="4531"/>
+      </w:tblGrid>
+      <w:tr>
+        <w:tc>
+          <w:tcPr>
+            <w:tcW w:w="4531" w:type="dxa"/>
+            <w:vAlign w:val="center"/>
+          </w:tcPr>
+          <w:p>
+            <w:pPr>
+              <w:jc w:val="center"/>
+              <w:rPr>
+                <w:sz w:val="28"/>
+                <w:szCs w:val="28"/>
+              </w:rPr>
+            </w:pPr>
+            <w:r>
+              <w:rPr>
+                <w:sz w:val="28"/>
+                <w:szCs w:val="28"/>
+              </w:rPr>
+              <w:t>port</w:t>
+            </w:r>
+          </w:p>
+        </w:tc>
+        <w:tc>
+          <w:tcPr>
+            <w:tcW w:w="4531" w:type="dxa"/>
+            <w:vAlign w:val="center"/>
+          </w:tcPr>
+          <w:p>
+            <w:pPr>
+              <w:jc w:val="center"/>
+              <w:rPr>
+                <w:rFonts w:eastAsia="Yu Gothic UI Semibold" w:cstheme="minorHAnsi"/>
+                <w:b/>
+                <w:sz w:val="28"/>
+                <w:szCs w:val="40"/>
+              </w:rPr>
+            </w:pPr>
+            <w:r>
+              <w:rPr>
+                <w:rFonts w:eastAsia="Yu Gothic UI Semibold" w:cstheme="minorHAnsi"/>
+                <w:sz w:val="28"/>
+                <w:szCs w:val="40"/>
+              </w:rPr>
+              <w:t>a fizikai autó töltő port szimulálása</w:t>
+            </w:r>
+            <w:r>
+              <w:rPr>
+                <w:rFonts w:eastAsia="Yu Gothic UI Semibold" w:cstheme="minorHAnsi"/>
+                <w:sz w:val="28"/>
+                <w:szCs w:val="40"/>
+              </w:rPr>
+              <w:t xml:space="preserve"> ami</w:t>
+            </w:r>
+            <w:r>
+              <w:rPr>
+                <w:rFonts w:eastAsia="Yu Gothic UI Semibold" w:cstheme="minorHAnsi"/>
+                <w:sz w:val="28"/>
+                <w:szCs w:val="40"/>
+              </w:rPr>
+              <w:t xml:space="preserve"> a töltés megkezdéséhez</w:t>
+            </w:r>
+            <w:r>
+              <w:rPr>
+                <w:rFonts w:eastAsia="Yu Gothic UI Semibold" w:cstheme="minorHAnsi"/>
+                <w:sz w:val="28"/>
+                <w:szCs w:val="40"/>
+              </w:rPr>
+              <w:t xml:space="preserve"> kell</w:t>
+            </w:r>
+          </w:p>
+        </w:tc>
+      </w:tr>
+    </w:tbl>
+    <w:p>
+      <w:pPr>
+        <w:rPr>
+          <w:sz w:val="40"/>
+          <w:szCs w:val="40"/>
+        </w:rPr>
+      </w:pPr>
+    </w:p>
+    <w:p>
+      <w:pPr>
+        <w:rPr>
+          <w:sz w:val="40"/>
+          <w:szCs w:val="40"/>
+        </w:rPr>
+      </w:pPr>
+    </w:p>
+    <w:p>
+      <w:pPr>
+        <w:rPr>
+          <w:sz w:val="40"/>
+          <w:szCs w:val="40"/>
+        </w:rPr>
+      </w:pPr>
+      <w:r>
+        <w:rPr>
+          <w:sz w:val="40"/>
+          <w:szCs w:val="40"/>
+        </w:rPr>
+        <w:t>Kezelés</w:t>
+      </w:r>
+      <w:r>
+        <w:rPr>
+          <w:sz w:val="40"/>
+          <w:szCs w:val="40"/>
+        </w:rPr>
+        <w:t>: Bemenet</w:t>
+      </w:r>
+    </w:p>
+    <w:p>
+      <w:pPr>
+        <w:rPr>
+          <w:sz w:val="28"/>
+          <w:szCs w:val="28"/>
+        </w:rPr>
+      </w:pPr>
+      <w:r>
+        <w:rPr>
+          <w:sz w:val="28"/>
+          <w:szCs w:val="28"/>
+        </w:rPr>
+        <w:t xml:space="preserve">A program 5 bemenetet kér </w:t>
+      </w:r>
+      <w:r>
+        <w:rPr>
+          <w:sz w:val="28"/>
+          <w:szCs w:val="28"/>
+        </w:rPr>
+        <w:t>egy sorban</w:t>
+      </w:r>
+      <w:r>
+        <w:rPr>
+          <w:sz w:val="28"/>
+          <w:szCs w:val="28"/>
+        </w:rPr>
+        <w:t xml:space="preserve">, </w:t>
+      </w:r>
+      <w:r>
+        <w:rPr>
+          <w:sz w:val="28"/>
+          <w:szCs w:val="28"/>
+        </w:rPr>
+        <w:t xml:space="preserve"> </w:t>
+      </w:r>
+      <w:r>
+        <w:rPr>
+          <w:sz w:val="28"/>
+          <w:szCs w:val="28"/>
+        </w:rPr>
+        <w:t>ve</w:t>
+      </w:r>
+      <w:r>
+        <w:rPr>
+          <w:sz w:val="28"/>
+          <w:szCs w:val="28"/>
+        </w:rPr>
+        <w:t>ss</w:t>
+      </w:r>
+      <w:r>
+        <w:rPr>
+          <w:sz w:val="28"/>
+          <w:szCs w:val="28"/>
+        </w:rPr>
+        <w:t>zővel elválasztva</w:t>
+      </w:r>
+      <w:r>
+        <w:rPr>
+          <w:sz w:val="28"/>
+          <w:szCs w:val="28"/>
+        </w:rPr>
+        <w:t>:</w:t>
+      </w:r>
+    </w:p>
+    <w:p>
+      <w:pPr>
+        <w:pStyle w:val="Listaszerbekezds"/>
+        <w:numPr>
+          <w:ilvl w:val="0"/>
+          <w:numId w:val="4"/>
+        </w:numPr>
+        <w:rPr>
+          <w:b/>
+          <w:sz w:val="28"/>
+          <w:szCs w:val="28"/>
+          <w:u w:val="single"/>
+        </w:rPr>
+      </w:pPr>
+      <w:r>
+        <w:rPr>
+          <w:b/>
+          <w:sz w:val="28"/>
+          <w:szCs w:val="28"/>
+          <w:u w:val="single"/>
+        </w:rPr>
+        <w:t>Az autó azonosítója (</w:t>
+      </w:r>
+      <w:proofErr w:type="spellStart"/>
+      <w:r>
+        <w:rPr>
+          <w:b/>
+          <w:sz w:val="28"/>
+          <w:szCs w:val="28"/>
+          <w:u w:val="single"/>
+        </w:rPr>
+        <w:t>id</w:t>
+      </w:r>
+      <w:proofErr w:type="spellEnd"/>
+      <w:r>
+        <w:rPr>
+          <w:b/>
+          <w:sz w:val="28"/>
+          <w:szCs w:val="28"/>
+          <w:u w:val="single"/>
+        </w:rPr>
+        <w:t>)</w:t>
+      </w:r>
+    </w:p>
+    <w:p>
+      <w:pPr>
+        <w:pStyle w:val="Listaszerbekezds"/>
+        <w:numPr>
+          <w:ilvl w:val="0"/>
+          <w:numId w:val="4"/>
+        </w:numPr>
+        <w:rPr>
+          <w:b/>
+          <w:sz w:val="28"/>
+          <w:szCs w:val="28"/>
+          <w:u w:val="single"/>
+        </w:rPr>
+      </w:pPr>
+      <w:r>
+        <w:rPr>
+          <w:b/>
+          <w:sz w:val="28"/>
+          <w:szCs w:val="28"/>
+          <w:u w:val="single"/>
+        </w:rPr>
+        <w:t>Az autó márkája</w:t>
+      </w:r>
+    </w:p>
+    <w:p>
+      <w:pPr>
+        <w:pStyle w:val="Listaszerbekezds"/>
+        <w:numPr>
+          <w:ilvl w:val="0"/>
+          <w:numId w:val="4"/>
+        </w:numPr>
+        <w:rPr>
+          <w:sz w:val="28"/>
+          <w:szCs w:val="28"/>
+        </w:rPr>
+      </w:pPr>
+      <w:r>
+        <w:rPr>
+          <w:b/>
+          <w:sz w:val="28"/>
+          <w:szCs w:val="28"/>
+          <w:u w:val="single"/>
+        </w:rPr>
+        <w:t>Portok választása</w:t>
+      </w:r>
+      <w:r>
+        <w:rPr>
+          <w:sz w:val="28"/>
+          <w:szCs w:val="28"/>
+        </w:rPr>
+        <w:t xml:space="preserve"> </w:t>
+      </w:r>
+      <w:r>
+        <w:rPr>
+          <w:sz w:val="28"/>
+          <w:szCs w:val="28"/>
+        </w:rPr>
+        <w:t>– Egy számot kér a program 1-től 6-ig. A számok az alábbi töltési módokat jelzik:</w:t>
+      </w:r>
+    </w:p>
+    <w:p>
+      <w:pPr>
+        <w:ind w:left="708" w:firstLine="12"/>
+        <w:rPr>
+          <w:sz w:val="28"/>
+          <w:szCs w:val="28"/>
+        </w:rPr>
+      </w:pPr>
+      <w:r>
+        <w:rPr>
+          <w:sz w:val="28"/>
+          <w:szCs w:val="28"/>
+        </w:rPr>
+        <w:t xml:space="preserve">1 - Ultra </w:t>
+      </w:r>
+      <w:proofErr w:type="spellStart"/>
+      <w:r>
+        <w:rPr>
+          <w:sz w:val="28"/>
+          <w:szCs w:val="28"/>
+        </w:rPr>
+        <w:t>Fast</w:t>
+      </w:r>
+      <w:proofErr w:type="spellEnd"/>
+      <w:r>
+        <w:rPr>
+          <w:sz w:val="28"/>
+          <w:szCs w:val="28"/>
+        </w:rPr>
+        <w:t xml:space="preserve">, 2 - </w:t>
+      </w:r>
+      <w:proofErr w:type="spellStart"/>
+      <w:r>
+        <w:rPr>
+          <w:sz w:val="28"/>
+          <w:szCs w:val="28"/>
+        </w:rPr>
+        <w:t>Fast</w:t>
+      </w:r>
+      <w:proofErr w:type="spellEnd"/>
+      <w:r>
+        <w:rPr>
+          <w:sz w:val="28"/>
+          <w:szCs w:val="28"/>
+        </w:rPr>
+        <w:t xml:space="preserve">, 3 - </w:t>
+      </w:r>
+      <w:proofErr w:type="spellStart"/>
+      <w:r>
+        <w:rPr>
+          <w:sz w:val="28"/>
+          <w:szCs w:val="28"/>
+        </w:rPr>
+        <w:t>Fast</w:t>
+      </w:r>
+      <w:proofErr w:type="spellEnd"/>
+      <w:r>
+        <w:rPr>
+          <w:sz w:val="28"/>
+          <w:szCs w:val="28"/>
+        </w:rPr>
+        <w:t xml:space="preserve">, 4 - </w:t>
+      </w:r>
+      <w:proofErr w:type="spellStart"/>
+      <w:r>
+        <w:rPr>
+          <w:sz w:val="28"/>
+          <w:szCs w:val="28"/>
+        </w:rPr>
+        <w:t>Normal</w:t>
+      </w:r>
+      <w:proofErr w:type="spellEnd"/>
+      <w:r>
+        <w:rPr>
+          <w:sz w:val="28"/>
+          <w:szCs w:val="28"/>
+        </w:rPr>
+        <w:t xml:space="preserve">, 5 - </w:t>
+      </w:r>
+      <w:proofErr w:type="spellStart"/>
+      <w:r>
+        <w:rPr>
+          <w:sz w:val="28"/>
+          <w:szCs w:val="28"/>
+        </w:rPr>
+        <w:t>Normal</w:t>
+      </w:r>
+      <w:proofErr w:type="spellEnd"/>
+      <w:r>
+        <w:rPr>
+          <w:sz w:val="28"/>
+          <w:szCs w:val="28"/>
+        </w:rPr>
+        <w:t xml:space="preserve">, 6 - </w:t>
+      </w:r>
+      <w:proofErr w:type="spellStart"/>
+      <w:r>
+        <w:rPr>
+          <w:sz w:val="28"/>
+          <w:szCs w:val="28"/>
+        </w:rPr>
+        <w:t>Slow</w:t>
+      </w:r>
+      <w:proofErr w:type="spellEnd"/>
+      <w:r>
+        <w:rPr>
+          <w:sz w:val="28"/>
+          <w:szCs w:val="28"/>
+        </w:rPr>
+        <w:t xml:space="preserve"> (hat közül egyet ami NEM foglalt)</w:t>
+      </w:r>
+    </w:p>
+    <w:p>
+      <w:pPr>
+        <w:pStyle w:val="Listaszerbekezds"/>
+        <w:numPr>
+          <w:ilvl w:val="0"/>
+          <w:numId w:val="4"/>
+        </w:numPr>
+        <w:rPr>
+          <w:b/>
+          <w:sz w:val="28"/>
+          <w:szCs w:val="28"/>
+          <w:u w:val="single"/>
+        </w:rPr>
+      </w:pPr>
+      <w:r>
+        <w:rPr>
+          <w:b/>
+          <w:sz w:val="28"/>
+          <w:szCs w:val="28"/>
+          <w:u w:val="single"/>
+        </w:rPr>
+        <w:t>Töltés kezdete</w:t>
+      </w:r>
+    </w:p>
+    <w:p>
+      <w:pPr>
+        <w:pStyle w:val="Listaszerbekezds"/>
+        <w:numPr>
+          <w:ilvl w:val="0"/>
+          <w:numId w:val="4"/>
+        </w:numPr>
+        <w:rPr>
+          <w:b/>
+          <w:sz w:val="28"/>
+          <w:szCs w:val="28"/>
+          <w:u w:val="single"/>
+        </w:rPr>
+      </w:pPr>
+      <w:r>
+        <w:rPr>
+          <w:b/>
+          <w:sz w:val="28"/>
+          <w:szCs w:val="28"/>
+          <w:u w:val="single"/>
+        </w:rPr>
+        <w:t>T</w:t>
+      </w:r>
+      <w:r>
+        <w:rPr>
+          <w:b/>
+          <w:sz w:val="28"/>
+          <w:szCs w:val="28"/>
+          <w:u w:val="single"/>
+        </w:rPr>
+        <w:t>öltési idő percben</w:t>
+      </w:r>
+    </w:p>
+    <w:p>
+      <w:pPr>
+        <w:rPr>
+          <w:sz w:val="28"/>
+          <w:szCs w:val="28"/>
+        </w:rPr>
+      </w:pPr>
+      <w:r>
+        <w:rPr>
+          <w:sz w:val="28"/>
+          <w:szCs w:val="28"/>
+        </w:rPr>
+        <w:t>(</w:t>
+      </w:r>
+      <w:r>
+        <w:rPr>
+          <w:sz w:val="28"/>
+          <w:szCs w:val="28"/>
+        </w:rPr>
+        <w:t>Példa</w:t>
+      </w:r>
+      <w:r>
+        <w:rPr>
+          <w:sz w:val="28"/>
+          <w:szCs w:val="28"/>
+        </w:rPr>
+        <w:t>: AAA111, Ford, 1, 2001-09-11 09:11, 60)</w:t>
+      </w:r>
+      <w:r>
+        <w:rPr>
+          <w:sz w:val="28"/>
+          <w:szCs w:val="28"/>
+        </w:rPr>
+        <w:t>.</w:t>
+      </w:r>
+    </w:p>
+    <w:p>
+      <w:pPr>
+        <w:pStyle w:val="Listaszerbekezds"/>
+        <w:numPr>
+          <w:ilvl w:val="0"/>
+          <w:numId w:val="3"/>
+        </w:numPr>
+        <w:rPr>
+          <w:sz w:val="28"/>
+          <w:szCs w:val="28"/>
+        </w:rPr>
+      </w:pPr>
+      <w:r>
+        <w:rPr>
+          <w:b/>
+          <w:sz w:val="28"/>
+          <w:szCs w:val="28"/>
+          <w:u w:val="single"/>
+        </w:rPr>
+        <w:t>Kilépés</w:t>
+      </w:r>
+      <w:r>
+        <w:rPr>
+          <w:sz w:val="28"/>
+          <w:szCs w:val="28"/>
+        </w:rPr>
+        <w:t xml:space="preserve"> – A program leáll, ha a </w:t>
+      </w:r>
+      <w:proofErr w:type="spellStart"/>
+      <w:r>
+        <w:rPr>
+          <w:sz w:val="28"/>
+          <w:szCs w:val="28"/>
+        </w:rPr>
+        <w:t>felhaználó</w:t>
+      </w:r>
+      <w:proofErr w:type="spellEnd"/>
+      <w:r>
+        <w:rPr>
+          <w:sz w:val="28"/>
+          <w:szCs w:val="28"/>
+        </w:rPr>
+        <w:t xml:space="preserve"> az „</w:t>
+      </w:r>
+      <w:proofErr w:type="spellStart"/>
+      <w:r>
+        <w:rPr>
+          <w:b/>
+          <w:sz w:val="28"/>
+          <w:szCs w:val="28"/>
+        </w:rPr>
+        <w:t>exit</w:t>
+      </w:r>
+      <w:proofErr w:type="spellEnd"/>
+      <w:r>
+        <w:rPr>
+          <w:sz w:val="28"/>
+          <w:szCs w:val="28"/>
+        </w:rPr>
+        <w:t>” bemenetet írja</w:t>
+      </w:r>
       <w:bookmarkStart w:id="1" w:name="_GoBack"/>
       <w:bookmarkEnd w:id="1"/>
     </w:p>
@@ -574,6 +1138,371 @@
     </w:sectPr>
   </w:body>
 </w:document>
+</file>
+
+<file path=word/numbering.xml><?xml version="1.0" encoding="utf-8"?>
+<w:numbering xmlns:wpc="http://schemas.microsoft.com/office/word/2010/wordprocessingCanvas" xmlns:cx="http://schemas.microsoft.com/office/drawing/2014/chartex" xmlns:cx1="http://schemas.microsoft.com/office/drawing/2015/9/8/chartex" xmlns:cx2="http://schemas.microsoft.com/office/drawing/2015/10/21/chartex" xmlns:cx3="http://schemas.microsoft.com/office/drawing/2016/5/9/chartex" xmlns:cx4="http://schemas.microsoft.com/office/drawing/2016/5/10/chartex" xmlns:cx5="http://schemas.microsoft.com/office/drawing/2016/5/11/chartex" xmlns:cx6="http://schemas.microsoft.com/office/drawing/2016/5/12/chartex" xmlns:cx7="http://schemas.microsoft.com/office/drawing/2016/5/13/chartex" xmlns:cx8="http://schemas.microsoft.com/office/drawing/2016/5/14/chartex" xmlns:mc="http://schemas.openxmlformats.org/markup-compatibility/2006" xmlns:aink="http://schemas.microsoft.com/office/drawing/2016/ink" xmlns:am3d="http://schemas.microsoft.com/office/drawing/2017/model3d" xmlns:o="urn:schemas-microsoft-com:office:office" xmlns:r="http://schemas.openxmlformats.org/officeDocument/2006/relationships" xmlns:m="http://schemas.openxmlformats.org/officeDocument/2006/math" xmlns:v="urn:schemas-microsoft-com:vml" xmlns:wp14="http://schemas.microsoft.com/office/word/2010/wordprocessingDrawing" xmlns:wp="http://schemas.openxmlformats.org/drawingml/2006/wordprocessingDrawing" xmlns:w10="urn:schemas-microsoft-com:office:word" xmlns:w="http://schemas.openxmlformats.org/wordprocessingml/2006/main" xmlns:w14="http://schemas.microsoft.com/office/word/2010/wordml" xmlns:w15="http://schemas.microsoft.com/office/word/2012/wordml" xmlns:w16cid="http://schemas.microsoft.com/office/word/2016/wordml/cid" xmlns:w16se="http://schemas.microsoft.com/office/word/2015/wordml/symex" xmlns:wpg="http://schemas.microsoft.com/office/word/2010/wordprocessingGroup" xmlns:wpi="http://schemas.microsoft.com/office/word/2010/wordprocessingInk" xmlns:wne="http://schemas.microsoft.com/office/word/2006/wordml" xmlns:wps="http://schemas.microsoft.com/office/word/2010/wordprocessingShape" mc:Ignorable="w14 w15 w16se w16cid wp14">
+  <w:abstractNum w:abstractNumId="0" w15:restartNumberingAfterBreak="0">
+    <w:nsid w:val="23B62DDB"/>
+    <w:multiLevelType w:val="hybridMultilevel"/>
+    <w:tmpl w:val="93F24C12"/>
+    <w:lvl w:ilvl="0" w:tplc="040E0001">
+      <w:start w:val="1"/>
+      <w:numFmt w:val="bullet"/>
+      <w:lvlText w:val=""/>
+      <w:lvlJc w:val="left"/>
+      <w:pPr>
+        <w:ind w:left="720" w:hanging="360"/>
+      </w:pPr>
+      <w:rPr>
+        <w:rFonts w:ascii="Symbol" w:hAnsi="Symbol" w:hint="default"/>
+      </w:rPr>
+    </w:lvl>
+    <w:lvl w:ilvl="1" w:tplc="040E0003" w:tentative="1">
+      <w:start w:val="1"/>
+      <w:numFmt w:val="bullet"/>
+      <w:lvlText w:val="o"/>
+      <w:lvlJc w:val="left"/>
+      <w:pPr>
+        <w:ind w:left="1440" w:hanging="360"/>
+      </w:pPr>
+      <w:rPr>
+        <w:rFonts w:ascii="Courier New" w:hAnsi="Courier New" w:cs="Courier New" w:hint="default"/>
+      </w:rPr>
+    </w:lvl>
+    <w:lvl w:ilvl="2" w:tplc="040E0005" w:tentative="1">
+      <w:start w:val="1"/>
+      <w:numFmt w:val="bullet"/>
+      <w:lvlText w:val=""/>
+      <w:lvlJc w:val="left"/>
+      <w:pPr>
+        <w:ind w:left="2160" w:hanging="360"/>
+      </w:pPr>
+      <w:rPr>
+        <w:rFonts w:ascii="Wingdings" w:hAnsi="Wingdings" w:hint="default"/>
+      </w:rPr>
+    </w:lvl>
+    <w:lvl w:ilvl="3" w:tplc="040E0001" w:tentative="1">
+      <w:start w:val="1"/>
+      <w:numFmt w:val="bullet"/>
+      <w:lvlText w:val=""/>
+      <w:lvlJc w:val="left"/>
+      <w:pPr>
+        <w:ind w:left="2880" w:hanging="360"/>
+      </w:pPr>
+      <w:rPr>
+        <w:rFonts w:ascii="Symbol" w:hAnsi="Symbol" w:hint="default"/>
+      </w:rPr>
+    </w:lvl>
+    <w:lvl w:ilvl="4" w:tplc="040E0003" w:tentative="1">
+      <w:start w:val="1"/>
+      <w:numFmt w:val="bullet"/>
+      <w:lvlText w:val="o"/>
+      <w:lvlJc w:val="left"/>
+      <w:pPr>
+        <w:ind w:left="3600" w:hanging="360"/>
+      </w:pPr>
+      <w:rPr>
+        <w:rFonts w:ascii="Courier New" w:hAnsi="Courier New" w:cs="Courier New" w:hint="default"/>
+      </w:rPr>
+    </w:lvl>
+    <w:lvl w:ilvl="5" w:tplc="040E0005" w:tentative="1">
+      <w:start w:val="1"/>
+      <w:numFmt w:val="bullet"/>
+      <w:lvlText w:val=""/>
+      <w:lvlJc w:val="left"/>
+      <w:pPr>
+        <w:ind w:left="4320" w:hanging="360"/>
+      </w:pPr>
+      <w:rPr>
+        <w:rFonts w:ascii="Wingdings" w:hAnsi="Wingdings" w:hint="default"/>
+      </w:rPr>
+    </w:lvl>
+    <w:lvl w:ilvl="6" w:tplc="040E0001" w:tentative="1">
+      <w:start w:val="1"/>
+      <w:numFmt w:val="bullet"/>
+      <w:lvlText w:val=""/>
+      <w:lvlJc w:val="left"/>
+      <w:pPr>
+        <w:ind w:left="5040" w:hanging="360"/>
+      </w:pPr>
+      <w:rPr>
+        <w:rFonts w:ascii="Symbol" w:hAnsi="Symbol" w:hint="default"/>
+      </w:rPr>
+    </w:lvl>
+    <w:lvl w:ilvl="7" w:tplc="040E0003" w:tentative="1">
+      <w:start w:val="1"/>
+      <w:numFmt w:val="bullet"/>
+      <w:lvlText w:val="o"/>
+      <w:lvlJc w:val="left"/>
+      <w:pPr>
+        <w:ind w:left="5760" w:hanging="360"/>
+      </w:pPr>
+      <w:rPr>
+        <w:rFonts w:ascii="Courier New" w:hAnsi="Courier New" w:cs="Courier New" w:hint="default"/>
+      </w:rPr>
+    </w:lvl>
+    <w:lvl w:ilvl="8" w:tplc="040E0005" w:tentative="1">
+      <w:start w:val="1"/>
+      <w:numFmt w:val="bullet"/>
+      <w:lvlText w:val=""/>
+      <w:lvlJc w:val="left"/>
+      <w:pPr>
+        <w:ind w:left="6480" w:hanging="360"/>
+      </w:pPr>
+      <w:rPr>
+        <w:rFonts w:ascii="Wingdings" w:hAnsi="Wingdings" w:hint="default"/>
+      </w:rPr>
+    </w:lvl>
+  </w:abstractNum>
+  <w:abstractNum w:abstractNumId="1" w15:restartNumberingAfterBreak="0">
+    <w:nsid w:val="5C1F67EF"/>
+    <w:multiLevelType w:val="hybridMultilevel"/>
+    <w:tmpl w:val="1696E91E"/>
+    <w:lvl w:ilvl="0" w:tplc="040E0001">
+      <w:start w:val="1"/>
+      <w:numFmt w:val="bullet"/>
+      <w:lvlText w:val=""/>
+      <w:lvlJc w:val="left"/>
+      <w:pPr>
+        <w:ind w:left="720" w:hanging="360"/>
+      </w:pPr>
+      <w:rPr>
+        <w:rFonts w:ascii="Symbol" w:hAnsi="Symbol" w:hint="default"/>
+      </w:rPr>
+    </w:lvl>
+    <w:lvl w:ilvl="1" w:tplc="040E0003">
+      <w:start w:val="1"/>
+      <w:numFmt w:val="bullet"/>
+      <w:lvlText w:val="o"/>
+      <w:lvlJc w:val="left"/>
+      <w:pPr>
+        <w:ind w:left="1440" w:hanging="360"/>
+      </w:pPr>
+      <w:rPr>
+        <w:rFonts w:ascii="Courier New" w:hAnsi="Courier New" w:cs="Courier New" w:hint="default"/>
+      </w:rPr>
+    </w:lvl>
+    <w:lvl w:ilvl="2" w:tplc="040E0005">
+      <w:start w:val="1"/>
+      <w:numFmt w:val="bullet"/>
+      <w:lvlText w:val=""/>
+      <w:lvlJc w:val="left"/>
+      <w:pPr>
+        <w:ind w:left="2160" w:hanging="360"/>
+      </w:pPr>
+      <w:rPr>
+        <w:rFonts w:ascii="Wingdings" w:hAnsi="Wingdings" w:hint="default"/>
+      </w:rPr>
+    </w:lvl>
+    <w:lvl w:ilvl="3" w:tplc="040E0001">
+      <w:start w:val="1"/>
+      <w:numFmt w:val="bullet"/>
+      <w:lvlText w:val=""/>
+      <w:lvlJc w:val="left"/>
+      <w:pPr>
+        <w:ind w:left="2880" w:hanging="360"/>
+      </w:pPr>
+      <w:rPr>
+        <w:rFonts w:ascii="Symbol" w:hAnsi="Symbol" w:hint="default"/>
+      </w:rPr>
+    </w:lvl>
+    <w:lvl w:ilvl="4" w:tplc="040E0003">
+      <w:start w:val="1"/>
+      <w:numFmt w:val="bullet"/>
+      <w:lvlText w:val="o"/>
+      <w:lvlJc w:val="left"/>
+      <w:pPr>
+        <w:ind w:left="3600" w:hanging="360"/>
+      </w:pPr>
+      <w:rPr>
+        <w:rFonts w:ascii="Courier New" w:hAnsi="Courier New" w:cs="Courier New" w:hint="default"/>
+      </w:rPr>
+    </w:lvl>
+    <w:lvl w:ilvl="5" w:tplc="040E0005">
+      <w:start w:val="1"/>
+      <w:numFmt w:val="bullet"/>
+      <w:lvlText w:val=""/>
+      <w:lvlJc w:val="left"/>
+      <w:pPr>
+        <w:ind w:left="4320" w:hanging="360"/>
+      </w:pPr>
+      <w:rPr>
+        <w:rFonts w:ascii="Wingdings" w:hAnsi="Wingdings" w:hint="default"/>
+      </w:rPr>
+    </w:lvl>
+    <w:lvl w:ilvl="6" w:tplc="040E0001">
+      <w:start w:val="1"/>
+      <w:numFmt w:val="bullet"/>
+      <w:lvlText w:val=""/>
+      <w:lvlJc w:val="left"/>
+      <w:pPr>
+        <w:ind w:left="5040" w:hanging="360"/>
+      </w:pPr>
+      <w:rPr>
+        <w:rFonts w:ascii="Symbol" w:hAnsi="Symbol" w:hint="default"/>
+      </w:rPr>
+    </w:lvl>
+    <w:lvl w:ilvl="7" w:tplc="040E0003">
+      <w:start w:val="1"/>
+      <w:numFmt w:val="bullet"/>
+      <w:lvlText w:val="o"/>
+      <w:lvlJc w:val="left"/>
+      <w:pPr>
+        <w:ind w:left="5760" w:hanging="360"/>
+      </w:pPr>
+      <w:rPr>
+        <w:rFonts w:ascii="Courier New" w:hAnsi="Courier New" w:cs="Courier New" w:hint="default"/>
+      </w:rPr>
+    </w:lvl>
+    <w:lvl w:ilvl="8" w:tplc="040E0005">
+      <w:start w:val="1"/>
+      <w:numFmt w:val="bullet"/>
+      <w:lvlText w:val=""/>
+      <w:lvlJc w:val="left"/>
+      <w:pPr>
+        <w:ind w:left="6480" w:hanging="360"/>
+      </w:pPr>
+      <w:rPr>
+        <w:rFonts w:ascii="Wingdings" w:hAnsi="Wingdings" w:hint="default"/>
+      </w:rPr>
+    </w:lvl>
+  </w:abstractNum>
+  <w:abstractNum w:abstractNumId="2" w15:restartNumberingAfterBreak="0">
+    <w:nsid w:val="6CF07688"/>
+    <w:multiLevelType w:val="hybridMultilevel"/>
+    <w:tmpl w:val="183864AA"/>
+    <w:lvl w:ilvl="0" w:tplc="040E0001">
+      <w:start w:val="1"/>
+      <w:numFmt w:val="bullet"/>
+      <w:lvlText w:val=""/>
+      <w:lvlJc w:val="left"/>
+      <w:pPr>
+        <w:ind w:left="720" w:hanging="360"/>
+      </w:pPr>
+      <w:rPr>
+        <w:rFonts w:ascii="Symbol" w:hAnsi="Symbol" w:hint="default"/>
+      </w:rPr>
+    </w:lvl>
+    <w:lvl w:ilvl="1" w:tplc="040E0003" w:tentative="1">
+      <w:start w:val="1"/>
+      <w:numFmt w:val="bullet"/>
+      <w:lvlText w:val="o"/>
+      <w:lvlJc w:val="left"/>
+      <w:pPr>
+        <w:ind w:left="1440" w:hanging="360"/>
+      </w:pPr>
+      <w:rPr>
+        <w:rFonts w:ascii="Courier New" w:hAnsi="Courier New" w:cs="Courier New" w:hint="default"/>
+      </w:rPr>
+    </w:lvl>
+    <w:lvl w:ilvl="2" w:tplc="040E0005" w:tentative="1">
+      <w:start w:val="1"/>
+      <w:numFmt w:val="bullet"/>
+      <w:lvlText w:val=""/>
+      <w:lvlJc w:val="left"/>
+      <w:pPr>
+        <w:ind w:left="2160" w:hanging="360"/>
+      </w:pPr>
+      <w:rPr>
+        <w:rFonts w:ascii="Wingdings" w:hAnsi="Wingdings" w:hint="default"/>
+      </w:rPr>
+    </w:lvl>
+    <w:lvl w:ilvl="3" w:tplc="040E0001" w:tentative="1">
+      <w:start w:val="1"/>
+      <w:numFmt w:val="bullet"/>
+      <w:lvlText w:val=""/>
+      <w:lvlJc w:val="left"/>
+      <w:pPr>
+        <w:ind w:left="2880" w:hanging="360"/>
+      </w:pPr>
+      <w:rPr>
+        <w:rFonts w:ascii="Symbol" w:hAnsi="Symbol" w:hint="default"/>
+      </w:rPr>
+    </w:lvl>
+    <w:lvl w:ilvl="4" w:tplc="040E0003" w:tentative="1">
+      <w:start w:val="1"/>
+      <w:numFmt w:val="bullet"/>
+      <w:lvlText w:val="o"/>
+      <w:lvlJc w:val="left"/>
+      <w:pPr>
+        <w:ind w:left="3600" w:hanging="360"/>
+      </w:pPr>
+      <w:rPr>
+        <w:rFonts w:ascii="Courier New" w:hAnsi="Courier New" w:cs="Courier New" w:hint="default"/>
+      </w:rPr>
+    </w:lvl>
+    <w:lvl w:ilvl="5" w:tplc="040E0005" w:tentative="1">
+      <w:start w:val="1"/>
+      <w:numFmt w:val="bullet"/>
+      <w:lvlText w:val=""/>
+      <w:lvlJc w:val="left"/>
+      <w:pPr>
+        <w:ind w:left="4320" w:hanging="360"/>
+      </w:pPr>
+      <w:rPr>
+        <w:rFonts w:ascii="Wingdings" w:hAnsi="Wingdings" w:hint="default"/>
+      </w:rPr>
+    </w:lvl>
+    <w:lvl w:ilvl="6" w:tplc="040E0001" w:tentative="1">
+      <w:start w:val="1"/>
+      <w:numFmt w:val="bullet"/>
+      <w:lvlText w:val=""/>
+      <w:lvlJc w:val="left"/>
+      <w:pPr>
+        <w:ind w:left="5040" w:hanging="360"/>
+      </w:pPr>
+      <w:rPr>
+        <w:rFonts w:ascii="Symbol" w:hAnsi="Symbol" w:hint="default"/>
+      </w:rPr>
+    </w:lvl>
+    <w:lvl w:ilvl="7" w:tplc="040E0003" w:tentative="1">
+      <w:start w:val="1"/>
+      <w:numFmt w:val="bullet"/>
+      <w:lvlText w:val="o"/>
+      <w:lvlJc w:val="left"/>
+      <w:pPr>
+        <w:ind w:left="5760" w:hanging="360"/>
+      </w:pPr>
+      <w:rPr>
+        <w:rFonts w:ascii="Courier New" w:hAnsi="Courier New" w:cs="Courier New" w:hint="default"/>
+      </w:rPr>
+    </w:lvl>
+    <w:lvl w:ilvl="8" w:tplc="040E0005" w:tentative="1">
+      <w:start w:val="1"/>
+      <w:numFmt w:val="bullet"/>
+      <w:lvlText w:val=""/>
+      <w:lvlJc w:val="left"/>
+      <w:pPr>
+        <w:ind w:left="6480" w:hanging="360"/>
+      </w:pPr>
+      <w:rPr>
+        <w:rFonts w:ascii="Wingdings" w:hAnsi="Wingdings" w:hint="default"/>
+      </w:rPr>
+    </w:lvl>
+  </w:abstractNum>
+  <w:num w:numId="1">
+    <w:abstractNumId w:val="1"/>
+    <w:lvlOverride w:ilvl="0"/>
+    <w:lvlOverride w:ilvl="1"/>
+    <w:lvlOverride w:ilvl="2"/>
+    <w:lvlOverride w:ilvl="3"/>
+    <w:lvlOverride w:ilvl="4"/>
+    <w:lvlOverride w:ilvl="5"/>
+    <w:lvlOverride w:ilvl="6"/>
+    <w:lvlOverride w:ilvl="7"/>
+    <w:lvlOverride w:ilvl="8"/>
+  </w:num>
+  <w:num w:numId="2">
+    <w:abstractNumId w:val="1"/>
+  </w:num>
+  <w:num w:numId="3">
+    <w:abstractNumId w:val="0"/>
+  </w:num>
+  <w:num w:numId="4">
+    <w:abstractNumId w:val="2"/>
+  </w:num>
+</w:numbering>
 </file>
 
 <file path=word/styles.xml><?xml version="1.0" encoding="utf-8"?>
@@ -1001,6 +1930,37 @@
     <w:semiHidden/>
     <w:unhideWhenUsed/>
   </w:style>
+  <w:style w:type="table" w:styleId="Rcsostblzat">
+    <w:name w:val="Table Grid"/>
+    <w:basedOn w:val="Normltblzat"/>
+    <w:uiPriority w:val="39"/>
+    <w:rsid w:val="007343C9"/>
+    <w:pPr>
+      <w:spacing w:after="0" w:line="240" w:lineRule="auto"/>
+    </w:pPr>
+    <w:tblPr>
+      <w:tblBorders>
+        <w:top w:val="single" w:sz="4" w:space="0" w:color="auto"/>
+        <w:left w:val="single" w:sz="4" w:space="0" w:color="auto"/>
+        <w:bottom w:val="single" w:sz="4" w:space="0" w:color="auto"/>
+        <w:right w:val="single" w:sz="4" w:space="0" w:color="auto"/>
+        <w:insideH w:val="single" w:sz="4" w:space="0" w:color="auto"/>
+        <w:insideV w:val="single" w:sz="4" w:space="0" w:color="auto"/>
+      </w:tblBorders>
+    </w:tblPr>
+  </w:style>
+  <w:style w:type="paragraph" w:styleId="Listaszerbekezds">
+    <w:name w:val="List Paragraph"/>
+    <w:basedOn w:val="Norml"/>
+    <w:uiPriority w:val="34"/>
+    <w:qFormat/>
+    <w:rsid w:val="00C92BE1"/>
+    <w:pPr>
+      <w:spacing w:line="256" w:lineRule="auto"/>
+      <w:ind w:left="720"/>
+      <w:contextualSpacing/>
+    </w:pPr>
+  </w:style>
 </w:styles>
 </file>
 

--- a/OkostoltoRendszer/Documents/Felhasználói útmutató.docx
+++ b/OkostoltoRendszer/Documents/Felhasználói útmutató.docx
@@ -1056,7 +1056,63 @@
           <w:sz w:val="28"/>
           <w:szCs w:val="28"/>
         </w:rPr>
-        <w:t>: AAA111, Ford, 1, 2001-09-11 09:11, 60)</w:t>
+        <w:t>: AAA111, Ford, 1, 200</w:t>
+      </w:r>
+      <w:r>
+        <w:rPr>
+          <w:sz w:val="28"/>
+          <w:szCs w:val="28"/>
+        </w:rPr>
+        <w:t>6</w:t>
+      </w:r>
+      <w:r>
+        <w:rPr>
+          <w:sz w:val="28"/>
+          <w:szCs w:val="28"/>
+        </w:rPr>
+        <w:t>-</w:t>
+      </w:r>
+      <w:r>
+        <w:rPr>
+          <w:sz w:val="28"/>
+          <w:szCs w:val="28"/>
+        </w:rPr>
+        <w:t>12</w:t>
+      </w:r>
+      <w:r>
+        <w:rPr>
+          <w:sz w:val="28"/>
+          <w:szCs w:val="28"/>
+        </w:rPr>
+        <w:t>-1</w:t>
+      </w:r>
+      <w:r>
+        <w:rPr>
+          <w:sz w:val="28"/>
+          <w:szCs w:val="28"/>
+        </w:rPr>
+        <w:t>8</w:t>
+      </w:r>
+      <w:r>
+        <w:rPr>
+          <w:sz w:val="28"/>
+          <w:szCs w:val="28"/>
+        </w:rPr>
+        <w:t xml:space="preserve"> 09:</w:t>
+      </w:r>
+      <w:r>
+        <w:rPr>
+          <w:sz w:val="28"/>
+          <w:szCs w:val="28"/>
+        </w:rPr>
+        <w:t>06</w:t>
+      </w:r>
+      <w:r>
+        <w:rPr>
+          <w:sz w:val="28"/>
+          <w:szCs w:val="28"/>
+        </w:rPr>
+        <w:t>, 60)</w:t>
       </w:r>
       <w:r>
         <w:rPr>
@@ -1080,6 +1136,67 @@
       </w:pPr>
       <w:r>
         <w:rPr>
+          <w:noProof/>
+        </w:rPr>
+        <w:lastRenderedPageBreak/>
+        <w:drawing>
+          <wp:anchor distT="0" distB="0" distL="114300" distR="114300" simplePos="0" relativeHeight="251658240" behindDoc="0" locked="0" layoutInCell="1" allowOverlap="1" wp14:anchorId="3D6BAED6">
+            <wp:simplePos x="0" y="0"/>
+            <wp:positionH relativeFrom="margin">
+              <wp:posOffset>3966210</wp:posOffset>
+            </wp:positionH>
+            <wp:positionV relativeFrom="paragraph">
+              <wp:posOffset>5080</wp:posOffset>
+            </wp:positionV>
+            <wp:extent cx="1943100" cy="1895475"/>
+            <wp:effectExtent l="0" t="0" r="0" b="9525"/>
+            <wp:wrapSquare wrapText="bothSides"/>
+            <wp:docPr id="1" name="Kép 1"/>
+            <wp:cNvGraphicFramePr>
+              <a:graphicFrameLocks xmlns:a="http://schemas.openxmlformats.org/drawingml/2006/main" noChangeAspect="1"/>
+            </wp:cNvGraphicFramePr>
+            <a:graphic xmlns:a="http://schemas.openxmlformats.org/drawingml/2006/main">
+              <a:graphicData uri="http://schemas.openxmlformats.org/drawingml/2006/picture">
+                <pic:pic xmlns:pic="http://schemas.openxmlformats.org/drawingml/2006/picture">
+                  <pic:nvPicPr>
+                    <pic:cNvPr id="1" name=""/>
+                    <pic:cNvPicPr/>
+                  </pic:nvPicPr>
+                  <pic:blipFill>
+                    <a:blip r:embed="rId5">
+                      <a:extLst>
+                        <a:ext uri="{28A0092B-C50C-407E-A947-70E740481C1C}">
+                          <a14:useLocalDpi xmlns:a14="http://schemas.microsoft.com/office/drawing/2010/main" val="0"/>
+                        </a:ext>
+                      </a:extLst>
+                    </a:blip>
+                    <a:stretch>
+                      <a:fillRect/>
+                    </a:stretch>
+                  </pic:blipFill>
+                  <pic:spPr>
+                    <a:xfrm>
+                      <a:off x="0" y="0"/>
+                      <a:ext cx="1943100" cy="1895475"/>
+                    </a:xfrm>
+                    <a:prstGeom prst="rect">
+                      <a:avLst/>
+                    </a:prstGeom>
+                  </pic:spPr>
+                </pic:pic>
+              </a:graphicData>
+            </a:graphic>
+            <wp14:sizeRelH relativeFrom="page">
+              <wp14:pctWidth>0</wp14:pctWidth>
+            </wp14:sizeRelH>
+            <wp14:sizeRelV relativeFrom="page">
+              <wp14:pctHeight>0</wp14:pctHeight>
+            </wp14:sizeRelV>
+          </wp:anchor>
+        </w:drawing>
+      </w:r>
+      <w:r>
+        <w:rPr>
           <w:b/>
           <w:sz w:val="28"/>
           <w:szCs w:val="28"/>
@@ -1092,43 +1209,270 @@
           <w:sz w:val="28"/>
           <w:szCs w:val="28"/>
         </w:rPr>
-        <w:t xml:space="preserve"> – A program leáll, ha a </w:t>
+        <w:t xml:space="preserve"> – A program leáll, ha a felha</w:t>
+      </w:r>
+      <w:r>
+        <w:rPr>
+          <w:sz w:val="28"/>
+          <w:szCs w:val="28"/>
+        </w:rPr>
+        <w:t>s</w:t>
+      </w:r>
+      <w:r>
+        <w:rPr>
+          <w:sz w:val="28"/>
+          <w:szCs w:val="28"/>
+        </w:rPr>
+        <w:t xml:space="preserve">ználó az </w:t>
+      </w:r>
+      <w:r>
+        <w:rPr>
+          <w:i/>
+          <w:sz w:val="28"/>
+          <w:szCs w:val="28"/>
+        </w:rPr>
+        <w:t>„</w:t>
       </w:r>
       <w:proofErr w:type="spellStart"/>
       <w:r>
         <w:rPr>
-          <w:sz w:val="28"/>
-          <w:szCs w:val="28"/>
-        </w:rPr>
-        <w:t>felhaználó</w:t>
+          <w:i/>
+          <w:sz w:val="28"/>
+          <w:szCs w:val="28"/>
+        </w:rPr>
+        <w:t>exit</w:t>
       </w:r>
       <w:proofErr w:type="spellEnd"/>
       <w:r>
         <w:rPr>
-          <w:sz w:val="28"/>
-          <w:szCs w:val="28"/>
-        </w:rPr>
-        <w:t xml:space="preserve"> az „</w:t>
-      </w:r>
-      <w:proofErr w:type="spellStart"/>
-      <w:r>
-        <w:rPr>
-          <w:b/>
-          <w:sz w:val="28"/>
-          <w:szCs w:val="28"/>
-        </w:rPr>
-        <w:t>exit</w:t>
-      </w:r>
-      <w:proofErr w:type="spellEnd"/>
-      <w:r>
-        <w:rPr>
-          <w:sz w:val="28"/>
-          <w:szCs w:val="28"/>
-        </w:rPr>
-        <w:t>” bemenetet írja</w:t>
+          <w:i/>
+          <w:sz w:val="28"/>
+          <w:szCs w:val="28"/>
+        </w:rPr>
+        <w:t>”</w:t>
+      </w:r>
+      <w:r>
+        <w:rPr>
+          <w:sz w:val="28"/>
+          <w:szCs w:val="28"/>
+        </w:rPr>
+        <w:t xml:space="preserve"> </w:t>
+      </w:r>
+      <w:r>
+        <w:rPr>
+          <w:sz w:val="28"/>
+          <w:szCs w:val="28"/>
+        </w:rPr>
+        <w:t>szót</w:t>
+      </w:r>
+      <w:r>
+        <w:rPr>
+          <w:sz w:val="28"/>
+          <w:szCs w:val="28"/>
+        </w:rPr>
+        <w:t xml:space="preserve"> </w:t>
+      </w:r>
+      <w:r>
+        <w:rPr>
+          <w:sz w:val="28"/>
+          <w:szCs w:val="28"/>
+        </w:rPr>
+        <w:t>be</w:t>
+      </w:r>
+      <w:r>
+        <w:rPr>
+          <w:sz w:val="28"/>
+          <w:szCs w:val="28"/>
+        </w:rPr>
+        <w:t>írja</w:t>
+      </w:r>
+      <w:r>
+        <w:rPr>
+          <w:sz w:val="28"/>
+          <w:szCs w:val="28"/>
+        </w:rPr>
+        <w:t>, illetve minden adatot kiír a töltéssel kapcsolatban</w:t>
+      </w:r>
+      <w:r>
+        <w:rPr>
+          <w:sz w:val="28"/>
+          <w:szCs w:val="28"/>
+        </w:rPr>
+        <w:t xml:space="preserve"> (kép)</w:t>
+      </w:r>
+    </w:p>
+    <w:p>
+      <w:pPr>
+        <w:pStyle w:val="Listaszerbekezds"/>
+        <w:numPr>
+          <w:ilvl w:val="0"/>
+          <w:numId w:val="3"/>
+        </w:numPr>
+        <w:rPr>
+          <w:b/>
+          <w:sz w:val="28"/>
+          <w:szCs w:val="28"/>
+        </w:rPr>
+      </w:pPr>
+      <w:r>
+        <w:rPr>
+          <w:b/>
+          <w:noProof/>
+          <w:sz w:val="28"/>
+          <w:szCs w:val="28"/>
+        </w:rPr>
+        <w:t>Fizetés</w:t>
+      </w:r>
+      <w:r>
+        <w:rPr>
+          <w:b/>
+          <w:noProof/>
+          <w:sz w:val="28"/>
+          <w:szCs w:val="28"/>
+        </w:rPr>
+        <w:t xml:space="preserve"> </w:t>
+      </w:r>
+      <w:r>
+        <w:rPr>
+          <w:b/>
+          <w:noProof/>
+          <w:sz w:val="28"/>
+          <w:szCs w:val="28"/>
+        </w:rPr>
+        <w:t xml:space="preserve"> </w:t>
+      </w:r>
+      <w:r>
+        <w:rPr>
+          <w:noProof/>
+          <w:sz w:val="28"/>
+          <w:szCs w:val="28"/>
+        </w:rPr>
+        <w:t xml:space="preserve">Ha helyes adatokat adott meg a felhasználó </w:t>
+      </w:r>
+      <w:r>
+        <w:rPr>
+          <w:noProof/>
+          <w:sz w:val="28"/>
+          <w:szCs w:val="28"/>
+        </w:rPr>
+        <w:t xml:space="preserve">és a kiválasztott port nem foglalt, </w:t>
+      </w:r>
+      <w:r>
+        <w:rPr>
+          <w:noProof/>
+          <w:sz w:val="28"/>
+          <w:szCs w:val="28"/>
+        </w:rPr>
+        <w:t>akkor a</w:t>
+      </w:r>
+      <w:r>
+        <w:rPr>
+          <w:noProof/>
+          <w:sz w:val="28"/>
+          <w:szCs w:val="28"/>
+        </w:rPr>
+        <w:t xml:space="preserve"> felhasználó</w:t>
+      </w:r>
+      <w:r>
+        <w:rPr>
+          <w:noProof/>
+          <w:sz w:val="28"/>
+          <w:szCs w:val="28"/>
+        </w:rPr>
+        <w:t xml:space="preserve"> a</w:t>
       </w:r>
       <w:bookmarkStart w:id="1" w:name="_GoBack"/>
       <w:bookmarkEnd w:id="1"/>
+      <w:r>
+        <w:rPr>
+          <w:noProof/>
+          <w:sz w:val="28"/>
+          <w:szCs w:val="28"/>
+        </w:rPr>
+        <w:t xml:space="preserve"> </w:t>
+      </w:r>
+      <w:r>
+        <w:rPr>
+          <w:i/>
+          <w:noProof/>
+          <w:sz w:val="28"/>
+          <w:szCs w:val="28"/>
+        </w:rPr>
+        <w:t>„pay”</w:t>
+      </w:r>
+      <w:r>
+        <w:rPr>
+          <w:noProof/>
+          <w:sz w:val="28"/>
+          <w:szCs w:val="28"/>
+        </w:rPr>
+        <w:t xml:space="preserve"> szó beírásával jóváhagyhatja a fizetést</w:t>
+      </w:r>
+    </w:p>
+    <w:p>
+      <w:pPr>
+        <w:pStyle w:val="Listaszerbekezds"/>
+        <w:numPr>
+          <w:ilvl w:val="0"/>
+          <w:numId w:val="3"/>
+        </w:numPr>
+        <w:rPr>
+          <w:b/>
+          <w:sz w:val="28"/>
+          <w:szCs w:val="28"/>
+        </w:rPr>
+      </w:pPr>
+      <w:r>
+        <w:rPr>
+          <w:b/>
+          <w:noProof/>
+          <w:sz w:val="28"/>
+          <w:szCs w:val="28"/>
+        </w:rPr>
+        <w:t>Fizetés megszakítása</w:t>
+      </w:r>
+      <w:r>
+        <w:rPr>
+          <w:b/>
+          <w:noProof/>
+          <w:sz w:val="28"/>
+          <w:szCs w:val="28"/>
+        </w:rPr>
+        <w:t xml:space="preserve"> – </w:t>
+      </w:r>
+      <w:r>
+        <w:rPr>
+          <w:noProof/>
+          <w:sz w:val="28"/>
+          <w:szCs w:val="28"/>
+        </w:rPr>
+        <w:t>amikor a fizetésre kerül a sor</w:t>
+      </w:r>
+      <w:r>
+        <w:rPr>
+          <w:noProof/>
+          <w:sz w:val="28"/>
+          <w:szCs w:val="28"/>
+        </w:rPr>
+        <w:t>, a</w:t>
+      </w:r>
+      <w:r>
+        <w:rPr>
+          <w:b/>
+          <w:noProof/>
+          <w:sz w:val="28"/>
+          <w:szCs w:val="28"/>
+        </w:rPr>
+        <w:t xml:space="preserve"> </w:t>
+      </w:r>
+      <w:r>
+        <w:rPr>
+          <w:noProof/>
+          <w:sz w:val="28"/>
+          <w:szCs w:val="28"/>
+        </w:rPr>
+        <w:t>„cancel” kulcsszó beírásával megszakítható a fizetés</w:t>
+      </w:r>
     </w:p>
     <w:sectPr>
       <w:pgSz w:w="11906" w:h="16838"/>
@@ -1483,15 +1827,6 @@
   </w:abstractNum>
   <w:num w:numId="1">
     <w:abstractNumId w:val="1"/>
-    <w:lvlOverride w:ilvl="0"/>
-    <w:lvlOverride w:ilvl="1"/>
-    <w:lvlOverride w:ilvl="2"/>
-    <w:lvlOverride w:ilvl="3"/>
-    <w:lvlOverride w:ilvl="4"/>
-    <w:lvlOverride w:ilvl="5"/>
-    <w:lvlOverride w:ilvl="6"/>
-    <w:lvlOverride w:ilvl="7"/>
-    <w:lvlOverride w:ilvl="8"/>
   </w:num>
   <w:num w:numId="2">
     <w:abstractNumId w:val="1"/>

--- a/OkostoltoRendszer/Documents/Felhasználói útmutató.docx
+++ b/OkostoltoRendszer/Documents/Felhasználói útmutató.docx
@@ -1,6 +1,6 @@
 
 <file path=word/document.xml><?xml version="1.0" encoding="utf-8"?>
-<w:document xmlns:wpc="http://schemas.microsoft.com/office/word/2010/wordprocessingCanvas" xmlns:cx="http://schemas.microsoft.com/office/drawing/2014/chartex" xmlns:cx1="http://schemas.microsoft.com/office/drawing/2015/9/8/chartex" xmlns:cx2="http://schemas.microsoft.com/office/drawing/2015/10/21/chartex" xmlns:cx3="http://schemas.microsoft.com/office/drawing/2016/5/9/chartex" xmlns:cx4="http://schemas.microsoft.com/office/drawing/2016/5/10/chartex" xmlns:cx5="http://schemas.microsoft.com/office/drawing/2016/5/11/chartex" xmlns:cx6="http://schemas.microsoft.com/office/drawing/2016/5/12/chartex" xmlns:cx7="http://schemas.microsoft.com/office/drawing/2016/5/13/chartex" xmlns:cx8="http://schemas.microsoft.com/office/drawing/2016/5/14/chartex" xmlns:mc="http://schemas.openxmlformats.org/markup-compatibility/2006" xmlns:aink="http://schemas.microsoft.com/office/drawing/2016/ink" xmlns:am3d="http://schemas.microsoft.com/office/drawing/2017/model3d" xmlns:o="urn:schemas-microsoft-com:office:office" xmlns:r="http://schemas.openxmlformats.org/officeDocument/2006/relationships" xmlns:m="http://schemas.openxmlformats.org/officeDocument/2006/math" xmlns:v="urn:schemas-microsoft-com:vml" xmlns:wp14="http://schemas.microsoft.com/office/word/2010/wordprocessingDrawing" xmlns:wp="http://schemas.openxmlformats.org/drawingml/2006/wordprocessingDrawing" xmlns:w10="urn:schemas-microsoft-com:office:word" xmlns:w="http://schemas.openxmlformats.org/wordprocessingml/2006/main" xmlns:w14="http://schemas.microsoft.com/office/word/2010/wordml" xmlns:w15="http://schemas.microsoft.com/office/word/2012/wordml" xmlns:w16cid="http://schemas.microsoft.com/office/word/2016/wordml/cid" xmlns:w16se="http://schemas.microsoft.com/office/word/2015/wordml/symex" xmlns:wpg="http://schemas.microsoft.com/office/word/2010/wordprocessingGroup" xmlns:wpi="http://schemas.microsoft.com/office/word/2010/wordprocessingInk" xmlns:wne="http://schemas.microsoft.com/office/word/2006/wordml" xmlns:wps="http://schemas.microsoft.com/office/word/2010/wordprocessingShape" mc:Ignorable="w14 w15 w16se w16cid wp14">
+<w:document xmlns:wpc="http://schemas.microsoft.com/office/word/2010/wordprocessingCanvas" xmlns:cx="http://schemas.microsoft.com/office/drawing/2014/chartex" xmlns:cx1="http://schemas.microsoft.com/office/drawing/2015/9/8/chartex" xmlns:cx2="http://schemas.microsoft.com/office/drawing/2015/10/21/chartex" xmlns:cx3="http://schemas.microsoft.com/office/drawing/2016/5/9/chartex" xmlns:cx4="http://schemas.microsoft.com/office/drawing/2016/5/10/chartex" xmlns:cx5="http://schemas.microsoft.com/office/drawing/2016/5/11/chartex" xmlns:cx6="http://schemas.microsoft.com/office/drawing/2016/5/12/chartex" xmlns:cx7="http://schemas.microsoft.com/office/drawing/2016/5/13/chartex" xmlns:cx8="http://schemas.microsoft.com/office/drawing/2016/5/14/chartex" xmlns:mc="http://schemas.openxmlformats.org/markup-compatibility/2006" xmlns:aink="http://schemas.microsoft.com/office/drawing/2016/ink" xmlns:am3d="http://schemas.microsoft.com/office/drawing/2017/model3d" xmlns:o="urn:schemas-microsoft-com:office:office" xmlns:oel="http://schemas.microsoft.com/office/2019/extlst" xmlns:r="http://schemas.openxmlformats.org/officeDocument/2006/relationships" xmlns:m="http://schemas.openxmlformats.org/officeDocument/2006/math" xmlns:v="urn:schemas-microsoft-com:vml" xmlns:wp14="http://schemas.microsoft.com/office/word/2010/wordprocessingDrawing" xmlns:wp="http://schemas.openxmlformats.org/drawingml/2006/wordprocessingDrawing" xmlns:w10="urn:schemas-microsoft-com:office:word" xmlns:w="http://schemas.openxmlformats.org/wordprocessingml/2006/main" xmlns:w14="http://schemas.microsoft.com/office/word/2010/wordml" xmlns:w15="http://schemas.microsoft.com/office/word/2012/wordml" xmlns:w16cex="http://schemas.microsoft.com/office/word/2018/wordml/cex" xmlns:w16cid="http://schemas.microsoft.com/office/word/2016/wordml/cid" xmlns:w16="http://schemas.microsoft.com/office/word/2018/wordml" xmlns:w16du="http://schemas.microsoft.com/office/word/2023/wordml/word16du" xmlns:w16sdtdh="http://schemas.microsoft.com/office/word/2020/wordml/sdtdatahash" xmlns:w16sdtfl="http://schemas.microsoft.com/office/word/2024/wordml/sdtformatlock" xmlns:w16se="http://schemas.microsoft.com/office/word/2015/wordml/symex" xmlns:wpg="http://schemas.microsoft.com/office/word/2010/wordprocessingGroup" xmlns:wpi="http://schemas.microsoft.com/office/word/2010/wordprocessingInk" xmlns:wne="http://schemas.microsoft.com/office/word/2006/wordml" xmlns:wps="http://schemas.microsoft.com/office/word/2010/wordprocessingShape" mc:Ignorable="w14 w15 w16se w16cid w16 w16cex w16sdtdh w16sdtfl w16du wp14">
   <w:body>
     <w:p>
       <w:pPr>
@@ -317,17 +317,7 @@
           <w:sz w:val="28"/>
           <w:szCs w:val="40"/>
         </w:rPr>
-        <w:t xml:space="preserve">4 </w:t>
-      </w:r>
-      <w:proofErr w:type="spellStart"/>
-      <w:r>
-        <w:rPr>
-          <w:rFonts w:eastAsia="Yu Gothic UI Semibold" w:cstheme="minorHAnsi"/>
-          <w:b/>
-          <w:sz w:val="28"/>
-          <w:szCs w:val="40"/>
-        </w:rPr>
-        <w:t>port</w:t>
+        <w:t>4 port</w:t>
       </w:r>
       <w:r>
         <w:rPr>
@@ -338,7 +328,6 @@
         </w:rPr>
         <w:t>ja</w:t>
       </w:r>
-      <w:proofErr w:type="spellEnd"/>
       <w:r>
         <w:rPr>
           <w:rFonts w:eastAsia="Yu Gothic UI Semibold" w:cstheme="minorHAnsi"/>
@@ -551,17 +540,8 @@
           <w:sz w:val="40"/>
           <w:szCs w:val="40"/>
         </w:rPr>
-        <w:t xml:space="preserve"> </w:t>
-      </w:r>
-      <w:proofErr w:type="spellStart"/>
-      <w:r>
-        <w:rPr>
-          <w:sz w:val="40"/>
-          <w:szCs w:val="40"/>
-        </w:rPr>
-        <w:t>Glossary</w:t>
-      </w:r>
-      <w:proofErr w:type="spellEnd"/>
+        <w:t xml:space="preserve"> Glossary</w:t>
+      </w:r>
     </w:p>
     <w:p>
       <w:pPr>
@@ -778,27 +758,7 @@
           <w:szCs w:val="28"/>
           <w:u w:val="single"/>
         </w:rPr>
-        <w:t>Az autó azonosítója (</w:t>
-      </w:r>
-      <w:proofErr w:type="spellStart"/>
-      <w:r>
-        <w:rPr>
-          <w:b/>
-          <w:sz w:val="28"/>
-          <w:szCs w:val="28"/>
-          <w:u w:val="single"/>
-        </w:rPr>
-        <w:t>id</w:t>
-      </w:r>
-      <w:proofErr w:type="spellEnd"/>
-      <w:r>
-        <w:rPr>
-          <w:b/>
-          <w:sz w:val="28"/>
-          <w:szCs w:val="28"/>
-          <w:u w:val="single"/>
-        </w:rPr>
-        <w:t>)</w:t>
+        <w:t>Az autó azonosítója (id)</w:t>
       </w:r>
     </w:p>
     <w:p>
@@ -874,97 +834,8 @@
           <w:sz w:val="28"/>
           <w:szCs w:val="28"/>
         </w:rPr>
-        <w:t xml:space="preserve">1 - Ultra </w:t>
-      </w:r>
-      <w:proofErr w:type="spellStart"/>
-      <w:r>
-        <w:rPr>
-          <w:sz w:val="28"/>
-          <w:szCs w:val="28"/>
-        </w:rPr>
-        <w:t>Fast</w:t>
-      </w:r>
-      <w:proofErr w:type="spellEnd"/>
-      <w:r>
-        <w:rPr>
-          <w:sz w:val="28"/>
-          <w:szCs w:val="28"/>
-        </w:rPr>
-        <w:t xml:space="preserve">, 2 - </w:t>
-      </w:r>
-      <w:proofErr w:type="spellStart"/>
-      <w:r>
-        <w:rPr>
-          <w:sz w:val="28"/>
-          <w:szCs w:val="28"/>
-        </w:rPr>
-        <w:t>Fast</w:t>
-      </w:r>
-      <w:proofErr w:type="spellEnd"/>
-      <w:r>
-        <w:rPr>
-          <w:sz w:val="28"/>
-          <w:szCs w:val="28"/>
-        </w:rPr>
-        <w:t xml:space="preserve">, 3 - </w:t>
-      </w:r>
-      <w:proofErr w:type="spellStart"/>
-      <w:r>
-        <w:rPr>
-          <w:sz w:val="28"/>
-          <w:szCs w:val="28"/>
-        </w:rPr>
-        <w:t>Fast</w:t>
-      </w:r>
-      <w:proofErr w:type="spellEnd"/>
-      <w:r>
-        <w:rPr>
-          <w:sz w:val="28"/>
-          <w:szCs w:val="28"/>
-        </w:rPr>
-        <w:t xml:space="preserve">, 4 - </w:t>
-      </w:r>
-      <w:proofErr w:type="spellStart"/>
-      <w:r>
-        <w:rPr>
-          <w:sz w:val="28"/>
-          <w:szCs w:val="28"/>
-        </w:rPr>
-        <w:t>Normal</w:t>
-      </w:r>
-      <w:proofErr w:type="spellEnd"/>
-      <w:r>
-        <w:rPr>
-          <w:sz w:val="28"/>
-          <w:szCs w:val="28"/>
-        </w:rPr>
-        <w:t xml:space="preserve">, 5 - </w:t>
-      </w:r>
-      <w:proofErr w:type="spellStart"/>
-      <w:r>
-        <w:rPr>
-          <w:sz w:val="28"/>
-          <w:szCs w:val="28"/>
-        </w:rPr>
-        <w:t>Normal</w:t>
-      </w:r>
-      <w:proofErr w:type="spellEnd"/>
-      <w:r>
-        <w:rPr>
-          <w:sz w:val="28"/>
-          <w:szCs w:val="28"/>
-        </w:rPr>
-        <w:t xml:space="preserve">, 6 - </w:t>
-      </w:r>
-      <w:proofErr w:type="spellStart"/>
-      <w:r>
-        <w:rPr>
-          <w:sz w:val="28"/>
-          <w:szCs w:val="28"/>
-        </w:rPr>
-        <w:t>Slow</w:t>
-      </w:r>
-      <w:proofErr w:type="spellEnd"/>
+        <w:t>1 - Ultra Fast, 2 - Fast, 3 - Fast, 4 - Normal, 5 - Normal, 6 - Slow</w:t>
+      </w:r>
       <w:r>
         <w:rPr>
           <w:sz w:val="28"/>
@@ -999,6 +870,45 @@
     </w:p>
     <w:p>
       <w:pPr>
+        <w:ind w:left="360"/>
+        <w:rPr>
+          <w:b/>
+          <w:color w:val="EE0000"/>
+          <w:sz w:val="32"/>
+          <w:szCs w:val="32"/>
+        </w:rPr>
+      </w:pPr>
+      <w:r>
+        <w:rPr>
+          <w:b/>
+          <w:color w:val="EE0000"/>
+          <w:sz w:val="32"/>
+          <w:szCs w:val="32"/>
+        </w:rPr>
+        <w:t>FONTOS!</w:t>
+      </w:r>
+      <w:r>
+        <w:rPr>
+          <w:b/>
+          <w:color w:val="EE0000"/>
+          <w:sz w:val="32"/>
+          <w:szCs w:val="32"/>
+        </w:rPr>
+        <w:t xml:space="preserve"> A bemeneteknek idősorrendben kell történniük, korábbi töltést a program nem tud inicializálni, ha azonos portra </w:t>
+      </w:r>
+      <w:r>
+        <w:rPr>
+          <w:b/>
+          <w:color w:val="EE0000"/>
+          <w:sz w:val="32"/>
+          <w:szCs w:val="32"/>
+        </w:rPr>
+        <w:lastRenderedPageBreak/>
+        <w:t>irányul, és a port egyszerre lesz elfoglalva két jármű által az adott időintervallumban!</w:t>
+      </w:r>
+    </w:p>
+    <w:p>
+      <w:pPr>
         <w:pStyle w:val="Listaszerbekezds"/>
         <w:numPr>
           <w:ilvl w:val="0"/>
@@ -1138,9 +1048,8 @@
         <w:rPr>
           <w:noProof/>
         </w:rPr>
-        <w:lastRenderedPageBreak/>
         <w:drawing>
-          <wp:anchor distT="0" distB="0" distL="114300" distR="114300" simplePos="0" relativeHeight="251658240" behindDoc="0" locked="0" layoutInCell="1" allowOverlap="1" wp14:anchorId="3D6BAED6">
+          <wp:anchor distT="0" distB="0" distL="114300" distR="114300" simplePos="0" relativeHeight="251658240" behindDoc="0" locked="0" layoutInCell="1" allowOverlap="1" wp14:anchorId="78651FB8" wp14:editId="5A7EC483">
             <wp:simplePos x="0" y="0"/>
             <wp:positionH relativeFrom="margin">
               <wp:posOffset>3966210</wp:posOffset>
@@ -1231,25 +1140,7 @@
           <w:sz w:val="28"/>
           <w:szCs w:val="28"/>
         </w:rPr>
-        <w:t>„</w:t>
-      </w:r>
-      <w:proofErr w:type="spellStart"/>
-      <w:r>
-        <w:rPr>
-          <w:i/>
-          <w:sz w:val="28"/>
-          <w:szCs w:val="28"/>
-        </w:rPr>
-        <w:t>exit</w:t>
-      </w:r>
-      <w:proofErr w:type="spellEnd"/>
-      <w:r>
-        <w:rPr>
-          <w:i/>
-          <w:sz w:val="28"/>
-          <w:szCs w:val="28"/>
-        </w:rPr>
-        <w:t>”</w:t>
+        <w:t>„exit”</w:t>
       </w:r>
       <w:r>
         <w:rPr>
@@ -1381,8 +1272,6 @@
         </w:rPr>
         <w:t xml:space="preserve"> a</w:t>
       </w:r>
-      <w:bookmarkStart w:id="1" w:name="_GoBack"/>
-      <w:bookmarkEnd w:id="1"/>
       <w:r>
         <w:rPr>
           <w:noProof/>
@@ -1446,15 +1335,7 @@
           <w:sz w:val="28"/>
           <w:szCs w:val="28"/>
         </w:rPr>
-        <w:t>amikor a fizetésre kerül a sor</w:t>
-      </w:r>
-      <w:r>
-        <w:rPr>
-          <w:noProof/>
-          <w:sz w:val="28"/>
-          <w:szCs w:val="28"/>
-        </w:rPr>
-        <w:t>, a</w:t>
+        <w:t>amikor a fizetésre kerül a sor, a</w:t>
       </w:r>
       <w:r>
         <w:rPr>
@@ -1485,7 +1366,7 @@
 </file>
 
 <file path=word/numbering.xml><?xml version="1.0" encoding="utf-8"?>
-<w:numbering xmlns:wpc="http://schemas.microsoft.com/office/word/2010/wordprocessingCanvas" xmlns:cx="http://schemas.microsoft.com/office/drawing/2014/chartex" xmlns:cx1="http://schemas.microsoft.com/office/drawing/2015/9/8/chartex" xmlns:cx2="http://schemas.microsoft.com/office/drawing/2015/10/21/chartex" xmlns:cx3="http://schemas.microsoft.com/office/drawing/2016/5/9/chartex" xmlns:cx4="http://schemas.microsoft.com/office/drawing/2016/5/10/chartex" xmlns:cx5="http://schemas.microsoft.com/office/drawing/2016/5/11/chartex" xmlns:cx6="http://schemas.microsoft.com/office/drawing/2016/5/12/chartex" xmlns:cx7="http://schemas.microsoft.com/office/drawing/2016/5/13/chartex" xmlns:cx8="http://schemas.microsoft.com/office/drawing/2016/5/14/chartex" xmlns:mc="http://schemas.openxmlformats.org/markup-compatibility/2006" xmlns:aink="http://schemas.microsoft.com/office/drawing/2016/ink" xmlns:am3d="http://schemas.microsoft.com/office/drawing/2017/model3d" xmlns:o="urn:schemas-microsoft-com:office:office" xmlns:r="http://schemas.openxmlformats.org/officeDocument/2006/relationships" xmlns:m="http://schemas.openxmlformats.org/officeDocument/2006/math" xmlns:v="urn:schemas-microsoft-com:vml" xmlns:wp14="http://schemas.microsoft.com/office/word/2010/wordprocessingDrawing" xmlns:wp="http://schemas.openxmlformats.org/drawingml/2006/wordprocessingDrawing" xmlns:w10="urn:schemas-microsoft-com:office:word" xmlns:w="http://schemas.openxmlformats.org/wordprocessingml/2006/main" xmlns:w14="http://schemas.microsoft.com/office/word/2010/wordml" xmlns:w15="http://schemas.microsoft.com/office/word/2012/wordml" xmlns:w16cid="http://schemas.microsoft.com/office/word/2016/wordml/cid" xmlns:w16se="http://schemas.microsoft.com/office/word/2015/wordml/symex" xmlns:wpg="http://schemas.microsoft.com/office/word/2010/wordprocessingGroup" xmlns:wpi="http://schemas.microsoft.com/office/word/2010/wordprocessingInk" xmlns:wne="http://schemas.microsoft.com/office/word/2006/wordml" xmlns:wps="http://schemas.microsoft.com/office/word/2010/wordprocessingShape" mc:Ignorable="w14 w15 w16se w16cid wp14">
+<w:numbering xmlns:wpc="http://schemas.microsoft.com/office/word/2010/wordprocessingCanvas" xmlns:cx="http://schemas.microsoft.com/office/drawing/2014/chartex" xmlns:cx1="http://schemas.microsoft.com/office/drawing/2015/9/8/chartex" xmlns:cx2="http://schemas.microsoft.com/office/drawing/2015/10/21/chartex" xmlns:cx3="http://schemas.microsoft.com/office/drawing/2016/5/9/chartex" xmlns:cx4="http://schemas.microsoft.com/office/drawing/2016/5/10/chartex" xmlns:cx5="http://schemas.microsoft.com/office/drawing/2016/5/11/chartex" xmlns:cx6="http://schemas.microsoft.com/office/drawing/2016/5/12/chartex" xmlns:cx7="http://schemas.microsoft.com/office/drawing/2016/5/13/chartex" xmlns:cx8="http://schemas.microsoft.com/office/drawing/2016/5/14/chartex" xmlns:mc="http://schemas.openxmlformats.org/markup-compatibility/2006" xmlns:aink="http://schemas.microsoft.com/office/drawing/2016/ink" xmlns:am3d="http://schemas.microsoft.com/office/drawing/2017/model3d" xmlns:o="urn:schemas-microsoft-com:office:office" xmlns:oel="http://schemas.microsoft.com/office/2019/extlst" xmlns:r="http://schemas.openxmlformats.org/officeDocument/2006/relationships" xmlns:m="http://schemas.openxmlformats.org/officeDocument/2006/math" xmlns:v="urn:schemas-microsoft-com:vml" xmlns:wp14="http://schemas.microsoft.com/office/word/2010/wordprocessingDrawing" xmlns:wp="http://schemas.openxmlformats.org/drawingml/2006/wordprocessingDrawing" xmlns:w10="urn:schemas-microsoft-com:office:word" xmlns:w="http://schemas.openxmlformats.org/wordprocessingml/2006/main" xmlns:w14="http://schemas.microsoft.com/office/word/2010/wordml" xmlns:w15="http://schemas.microsoft.com/office/word/2012/wordml" xmlns:w16cex="http://schemas.microsoft.com/office/word/2018/wordml/cex" xmlns:w16cid="http://schemas.microsoft.com/office/word/2016/wordml/cid" xmlns:w16="http://schemas.microsoft.com/office/word/2018/wordml" xmlns:w16du="http://schemas.microsoft.com/office/word/2023/wordml/word16du" xmlns:w16sdtdh="http://schemas.microsoft.com/office/word/2020/wordml/sdtdatahash" xmlns:w16sdtfl="http://schemas.microsoft.com/office/word/2024/wordml/sdtformatlock" xmlns:w16se="http://schemas.microsoft.com/office/word/2015/wordml/symex" xmlns:wpg="http://schemas.microsoft.com/office/word/2010/wordprocessingGroup" xmlns:wpi="http://schemas.microsoft.com/office/word/2010/wordprocessingInk" xmlns:wne="http://schemas.microsoft.com/office/word/2006/wordml" xmlns:wps="http://schemas.microsoft.com/office/word/2010/wordprocessingShape" mc:Ignorable="w14 w15 w16se w16cid w16 w16cex w16sdtdh w16sdtfl w16du wp14">
   <w:abstractNum w:abstractNumId="0" w15:restartNumberingAfterBreak="0">
     <w:nsid w:val="23B62DDB"/>
     <w:multiLevelType w:val="hybridMultilevel"/>
@@ -1825,23 +1706,23 @@
       </w:rPr>
     </w:lvl>
   </w:abstractNum>
-  <w:num w:numId="1">
+  <w:num w:numId="1" w16cid:durableId="524636358">
     <w:abstractNumId w:val="1"/>
   </w:num>
-  <w:num w:numId="2">
+  <w:num w:numId="2" w16cid:durableId="321472881">
     <w:abstractNumId w:val="1"/>
   </w:num>
-  <w:num w:numId="3">
+  <w:num w:numId="3" w16cid:durableId="282077015">
     <w:abstractNumId w:val="0"/>
   </w:num>
-  <w:num w:numId="4">
+  <w:num w:numId="4" w16cid:durableId="1985111913">
     <w:abstractNumId w:val="2"/>
   </w:num>
 </w:numbering>
 </file>
 
 <file path=word/styles.xml><?xml version="1.0" encoding="utf-8"?>
-<w:styles xmlns:mc="http://schemas.openxmlformats.org/markup-compatibility/2006" xmlns:r="http://schemas.openxmlformats.org/officeDocument/2006/relationships" xmlns:w="http://schemas.openxmlformats.org/wordprocessingml/2006/main" xmlns:w14="http://schemas.microsoft.com/office/word/2010/wordml" xmlns:w15="http://schemas.microsoft.com/office/word/2012/wordml" xmlns:w16cid="http://schemas.microsoft.com/office/word/2016/wordml/cid" xmlns:w16se="http://schemas.microsoft.com/office/word/2015/wordml/symex" mc:Ignorable="w14 w15 w16se w16cid">
+<w:styles xmlns:mc="http://schemas.openxmlformats.org/markup-compatibility/2006" xmlns:r="http://schemas.openxmlformats.org/officeDocument/2006/relationships" xmlns:w="http://schemas.openxmlformats.org/wordprocessingml/2006/main" xmlns:w14="http://schemas.microsoft.com/office/word/2010/wordml" xmlns:w15="http://schemas.microsoft.com/office/word/2012/wordml" xmlns:w16cex="http://schemas.microsoft.com/office/word/2018/wordml/cex" xmlns:w16cid="http://schemas.microsoft.com/office/word/2016/wordml/cid" xmlns:w16="http://schemas.microsoft.com/office/word/2018/wordml" xmlns:w16du="http://schemas.microsoft.com/office/word/2023/wordml/word16du" xmlns:w16sdtdh="http://schemas.microsoft.com/office/word/2020/wordml/sdtdatahash" xmlns:w16sdtfl="http://schemas.microsoft.com/office/word/2024/wordml/sdtformatlock" xmlns:w16se="http://schemas.microsoft.com/office/word/2015/wordml/symex" mc:Ignorable="w14 w15 w16se w16cid w16 w16cex w16sdtdh w16sdtfl w16du">
   <w:docDefaults>
     <w:rPrDefault>
       <w:rPr>
@@ -1857,7 +1738,7 @@
       </w:pPr>
     </w:pPrDefault>
   </w:docDefaults>
-  <w:latentStyles w:defLockedState="0" w:defUIPriority="99" w:defSemiHidden="0" w:defUnhideWhenUsed="0" w:defQFormat="0" w:count="375">
+  <w:latentStyles w:defLockedState="0" w:defUIPriority="99" w:defSemiHidden="0" w:defUnhideWhenUsed="0" w:defQFormat="0" w:count="376">
     <w:lsdException w:name="Normal" w:uiPriority="0" w:qFormat="1"/>
     <w:lsdException w:name="heading 1" w:uiPriority="9" w:qFormat="1"/>
     <w:lsdException w:name="heading 2" w:semiHidden="1" w:uiPriority="9" w:unhideWhenUsed="1" w:qFormat="1"/>
@@ -2233,6 +2114,7 @@
     <w:lsdException w:name="Smart Hyperlink" w:semiHidden="1" w:unhideWhenUsed="1"/>
     <w:lsdException w:name="Hashtag" w:semiHidden="1" w:unhideWhenUsed="1"/>
     <w:lsdException w:name="Unresolved Mention" w:semiHidden="1" w:unhideWhenUsed="1"/>
+    <w:lsdException w:name="Smart Link" w:semiHidden="1" w:unhideWhenUsed="1"/>
   </w:latentStyles>
   <w:style w:type="paragraph" w:default="1" w:styleId="Norml">
     <w:name w:val="Normal"/>

--- a/OkostoltoRendszer/Documents/Felhasználói útmutató.docx
+++ b/OkostoltoRendszer/Documents/Felhasználói útmutató.docx
@@ -200,541 +200,366 @@
     </w:p>
     <w:p>
       <w:pPr>
-        <w:rPr>
-          <w:rFonts w:eastAsia="Yu Gothic UI Semibold" w:cstheme="minorHAnsi"/>
-          <w:sz w:val="36"/>
-          <w:szCs w:val="36"/>
+        <w:pStyle w:val="Cmsor1"/>
+        <w:numPr>
+          <w:ilvl w:val="0"/>
+          <w:numId w:val="2"/>
+        </w:numPr>
+        <w:rPr>
+          <w:rFonts w:ascii="Arial" w:hAnsi="Arial" w:cs="Arial"/>
+          <w:color w:val="auto"/>
           <w:u w:val="single"/>
         </w:rPr>
       </w:pPr>
       <w:r>
         <w:rPr>
-          <w:rFonts w:eastAsia="Yu Gothic UI Semibold" w:cstheme="minorHAnsi"/>
-          <w:sz w:val="36"/>
-          <w:szCs w:val="36"/>
+          <w:rFonts w:ascii="Arial" w:hAnsi="Arial" w:cs="Arial"/>
+          <w:color w:val="auto"/>
           <w:u w:val="single"/>
         </w:rPr>
         <w:lastRenderedPageBreak/>
-        <w:t xml:space="preserve">A </w:t>
-      </w:r>
-      <w:r>
-        <w:rPr>
-          <w:rFonts w:eastAsia="Yu Gothic UI Semibold" w:cstheme="minorHAnsi"/>
-          <w:sz w:val="36"/>
-          <w:szCs w:val="36"/>
+        <w:t>A rendszer általános bemutatása</w:t>
+      </w:r>
+    </w:p>
+    <w:p>
+      <w:pPr>
+        <w:rPr>
+          <w:rFonts w:ascii="Arial" w:hAnsi="Arial" w:cs="Arial"/>
+          <w:sz w:val="28"/>
+          <w:szCs w:val="28"/>
+        </w:rPr>
+      </w:pPr>
+      <w:r>
+        <w:rPr>
+          <w:rFonts w:ascii="Arial" w:hAnsi="Arial" w:cs="Arial"/>
+          <w:sz w:val="28"/>
+          <w:szCs w:val="28"/>
+        </w:rPr>
+        <w:t xml:space="preserve">Az Okostöltő rendszer városi környezetben közlekedő </w:t>
+      </w:r>
+      <w:r>
+        <w:rPr>
+          <w:rFonts w:ascii="Arial" w:hAnsi="Arial" w:cs="Arial"/>
+          <w:b/>
+          <w:bCs/>
+          <w:sz w:val="28"/>
+          <w:szCs w:val="28"/>
+        </w:rPr>
+        <w:t>elektromos járművet használó felhasználók</w:t>
+      </w:r>
+      <w:r>
+        <w:rPr>
+          <w:rFonts w:ascii="Arial" w:hAnsi="Arial" w:cs="Arial"/>
+          <w:sz w:val="28"/>
+          <w:szCs w:val="28"/>
+        </w:rPr>
+        <w:t xml:space="preserve"> számára készült. A rendszer célja, hogy lehetővé tegye az elektromos autók </w:t>
+      </w:r>
+      <w:r>
+        <w:rPr>
+          <w:rFonts w:ascii="Arial" w:hAnsi="Arial" w:cs="Arial"/>
+          <w:b/>
+          <w:bCs/>
+          <w:sz w:val="28"/>
+          <w:szCs w:val="28"/>
+        </w:rPr>
+        <w:t>gyors, egyszerű és személyre szabható töltését</w:t>
+      </w:r>
+      <w:r>
+        <w:rPr>
+          <w:rFonts w:ascii="Arial" w:hAnsi="Arial" w:cs="Arial"/>
+          <w:sz w:val="28"/>
+          <w:szCs w:val="28"/>
+        </w:rPr>
+        <w:t>.</w:t>
+      </w:r>
+    </w:p>
+    <w:p>
+      <w:pPr>
+        <w:rPr>
+          <w:rFonts w:ascii="Arial" w:hAnsi="Arial" w:cs="Arial"/>
+          <w:sz w:val="28"/>
+          <w:szCs w:val="28"/>
+        </w:rPr>
+      </w:pPr>
+      <w:r>
+        <w:rPr>
+          <w:rFonts w:ascii="Arial" w:hAnsi="Arial" w:cs="Arial"/>
+          <w:sz w:val="28"/>
+          <w:szCs w:val="28"/>
+        </w:rPr>
+        <w:t xml:space="preserve">A rendszer használata </w:t>
+      </w:r>
+      <w:r>
+        <w:rPr>
+          <w:rFonts w:ascii="Arial" w:hAnsi="Arial" w:cs="Arial"/>
+          <w:b/>
+          <w:bCs/>
+          <w:sz w:val="28"/>
+          <w:szCs w:val="28"/>
+        </w:rPr>
+        <w:t>nem igényel előzetes szakmai ismereteket</w:t>
+      </w:r>
+      <w:r>
+        <w:rPr>
+          <w:rFonts w:ascii="Arial" w:hAnsi="Arial" w:cs="Arial"/>
+          <w:sz w:val="28"/>
+          <w:szCs w:val="28"/>
+        </w:rPr>
+        <w:t>, kezelőfelülete egyszerű és felhasználóbarát. A felhasználók kiválaszthatják a számukra megfelelő töltési módot, valamint a töltés időtartamát.</w:t>
+      </w:r>
+    </w:p>
+    <w:p>
+      <w:pPr>
+        <w:pStyle w:val="Cmsor1"/>
+        <w:numPr>
+          <w:ilvl w:val="0"/>
+          <w:numId w:val="2"/>
+        </w:numPr>
+        <w:rPr>
+          <w:rFonts w:ascii="Arial" w:hAnsi="Arial" w:cs="Arial"/>
+          <w:color w:val="auto"/>
           <w:u w:val="single"/>
         </w:rPr>
-        <w:t>rendszer általános bemutatása</w:t>
-      </w:r>
-    </w:p>
-    <w:p>
-      <w:pPr>
-        <w:spacing w:after="240"/>
-        <w:rPr>
-          <w:rFonts w:eastAsia="Yu Gothic UI Semibold" w:cstheme="minorHAnsi"/>
+      </w:pPr>
+      <w:r>
+        <w:rPr>
+          <w:rFonts w:ascii="Arial" w:hAnsi="Arial" w:cs="Arial"/>
+          <w:color w:val="auto"/>
+          <w:u w:val="single"/>
+        </w:rPr>
+        <w:t>A rendszer felépítése és működése</w:t>
+      </w:r>
+    </w:p>
+    <w:p>
+      <w:pPr>
+        <w:rPr>
+          <w:rFonts w:ascii="Arial" w:hAnsi="Arial" w:cs="Arial"/>
+          <w:sz w:val="28"/>
+          <w:szCs w:val="28"/>
+        </w:rPr>
+      </w:pPr>
+      <w:r>
+        <w:rPr>
+          <w:rFonts w:ascii="Arial" w:hAnsi="Arial" w:cs="Arial"/>
+          <w:sz w:val="28"/>
+          <w:szCs w:val="28"/>
+        </w:rPr>
+        <w:t xml:space="preserve">A rendszer összesen </w:t>
+      </w:r>
+      <w:r>
+        <w:rPr>
+          <w:rFonts w:ascii="Arial" w:hAnsi="Arial" w:cs="Arial"/>
+          <w:b/>
+          <w:bCs/>
+          <w:sz w:val="28"/>
+          <w:szCs w:val="28"/>
+        </w:rPr>
+        <w:t>4</w:t>
+      </w:r>
+      <w:r>
+        <w:rPr>
+          <w:rFonts w:ascii="Arial" w:hAnsi="Arial" w:cs="Arial"/>
+          <w:b/>
+          <w:bCs/>
+          <w:sz w:val="28"/>
+          <w:szCs w:val="28"/>
+        </w:rPr>
+        <w:t xml:space="preserve"> különböző típusú</w:t>
+      </w:r>
+      <w:r>
+        <w:rPr>
+          <w:rFonts w:ascii="Arial" w:hAnsi="Arial" w:cs="Arial"/>
+          <w:b/>
+          <w:bCs/>
+          <w:sz w:val="28"/>
+          <w:szCs w:val="28"/>
+        </w:rPr>
+        <w:t xml:space="preserve"> töltő</w:t>
+      </w:r>
+      <w:r>
+        <w:rPr>
+          <w:rFonts w:ascii="Arial" w:hAnsi="Arial" w:cs="Arial"/>
+          <w:b/>
+          <w:bCs/>
+          <w:sz w:val="28"/>
+          <w:szCs w:val="28"/>
+        </w:rPr>
+        <w:t xml:space="preserve"> </w:t>
+      </w:r>
+      <w:proofErr w:type="spellStart"/>
+      <w:r>
+        <w:rPr>
+          <w:rFonts w:ascii="Arial" w:hAnsi="Arial" w:cs="Arial"/>
+          <w:b/>
+          <w:bCs/>
+          <w:sz w:val="28"/>
+          <w:szCs w:val="28"/>
+        </w:rPr>
+        <w:t>porttal</w:t>
+      </w:r>
+      <w:proofErr w:type="spellEnd"/>
+      <w:r>
+        <w:rPr>
+          <w:rFonts w:ascii="Arial" w:hAnsi="Arial" w:cs="Arial"/>
+          <w:sz w:val="28"/>
+          <w:szCs w:val="28"/>
+        </w:rPr>
+        <w:t xml:space="preserve"> rendelkezik.</w:t>
+      </w:r>
+      <w:r>
+        <w:rPr>
+          <w:rFonts w:ascii="Arial" w:hAnsi="Arial" w:cs="Arial"/>
+          <w:sz w:val="28"/>
+          <w:szCs w:val="28"/>
+        </w:rPr>
+        <w:br/>
+        <w:t xml:space="preserve">A portok különböző </w:t>
+      </w:r>
+      <w:r>
+        <w:rPr>
+          <w:rFonts w:ascii="Arial" w:hAnsi="Arial" w:cs="Arial"/>
+          <w:b/>
+          <w:bCs/>
+          <w:sz w:val="28"/>
+          <w:szCs w:val="28"/>
+        </w:rPr>
+        <w:t>töltési sebességeket</w:t>
+      </w:r>
+      <w:r>
+        <w:rPr>
+          <w:rFonts w:ascii="Arial" w:hAnsi="Arial" w:cs="Arial"/>
+          <w:sz w:val="28"/>
+          <w:szCs w:val="28"/>
+        </w:rPr>
+        <w:t xml:space="preserve"> biztosítanak, amelyek a kiválasztott töltési mód szerint működnek.</w:t>
+      </w:r>
+    </w:p>
+    <w:p>
+      <w:pPr>
+        <w:rPr>
+          <w:rFonts w:ascii="Arial" w:hAnsi="Arial" w:cs="Arial"/>
+          <w:sz w:val="28"/>
+          <w:szCs w:val="28"/>
+        </w:rPr>
+      </w:pPr>
+      <w:r>
+        <w:rPr>
+          <w:rFonts w:ascii="Arial" w:hAnsi="Arial" w:cs="Arial"/>
+          <w:sz w:val="28"/>
+          <w:szCs w:val="28"/>
+        </w:rPr>
+        <w:t xml:space="preserve">Egy port </w:t>
+      </w:r>
+      <w:r>
+        <w:rPr>
+          <w:rFonts w:ascii="Arial" w:hAnsi="Arial" w:cs="Arial"/>
+          <w:b/>
+          <w:bCs/>
+          <w:sz w:val="28"/>
+          <w:szCs w:val="28"/>
+        </w:rPr>
+        <w:t>egyszerre csak egy járművet</w:t>
+      </w:r>
+      <w:r>
+        <w:rPr>
+          <w:rFonts w:ascii="Arial" w:hAnsi="Arial" w:cs="Arial"/>
+          <w:sz w:val="28"/>
+          <w:szCs w:val="28"/>
+        </w:rPr>
+        <w:t xml:space="preserve"> tud kiszolgálni. Amennyiben egy port foglalt, arra új töltés nem indítható az adott időintervallumban.</w:t>
+      </w:r>
+    </w:p>
+    <w:p>
+      <w:pPr>
+        <w:pStyle w:val="Cmsor1"/>
+        <w:numPr>
+          <w:ilvl w:val="0"/>
+          <w:numId w:val="2"/>
+        </w:numPr>
+        <w:rPr>
+          <w:rFonts w:ascii="Arial" w:hAnsi="Arial" w:cs="Arial"/>
+          <w:color w:val="auto"/>
+          <w:u w:val="single"/>
+        </w:rPr>
+      </w:pPr>
+      <w:r>
+        <w:rPr>
+          <w:rFonts w:ascii="Arial" w:hAnsi="Arial" w:cs="Arial"/>
+          <w:color w:val="auto"/>
+          <w:u w:val="single"/>
+        </w:rPr>
+        <w:t xml:space="preserve"> Kedvezmények</w:t>
+      </w:r>
+    </w:p>
+    <w:p>
+      <w:pPr>
+        <w:rPr>
+          <w:rFonts w:ascii="Arial" w:eastAsia="Yu Gothic UI Semibold" w:hAnsi="Arial" w:cs="Arial"/>
           <w:sz w:val="28"/>
           <w:szCs w:val="40"/>
         </w:rPr>
       </w:pPr>
       <w:r>
         <w:rPr>
-          <w:rFonts w:eastAsia="Yu Gothic UI Semibold" w:cstheme="minorHAnsi"/>
+          <w:rFonts w:ascii="Arial" w:eastAsia="Yu Gothic UI Semibold" w:hAnsi="Arial" w:cs="Arial"/>
+          <w:b/>
           <w:sz w:val="28"/>
           <w:szCs w:val="40"/>
         </w:rPr>
-        <w:t>A rendszer</w:t>
-      </w:r>
-      <w:r>
-        <w:rPr>
-          <w:rFonts w:eastAsia="Yu Gothic UI Semibold" w:cstheme="minorHAnsi"/>
+        <w:t>Egyes márkák kedvezményt élveznek</w:t>
+      </w:r>
+      <w:r>
+        <w:rPr>
+          <w:rFonts w:ascii="Arial" w:eastAsia="Yu Gothic UI Semibold" w:hAnsi="Arial" w:cs="Arial"/>
           <w:sz w:val="28"/>
           <w:szCs w:val="40"/>
         </w:rPr>
-        <w:t xml:space="preserve"> a városban közlekedő elektromos autókat használó személyek számára</w:t>
-      </w:r>
-      <w:r>
-        <w:rPr>
-          <w:rFonts w:eastAsia="Yu Gothic UI Semibold" w:cstheme="minorHAnsi"/>
+        <w:t xml:space="preserve">, másokkal szemben. Ezeknek az autómárkáknak </w:t>
+      </w:r>
+      <w:r>
+        <w:rPr>
+          <w:rFonts w:ascii="Arial" w:eastAsia="Yu Gothic UI Semibold" w:hAnsi="Arial" w:cs="Arial"/>
+          <w:b/>
+          <w:color w:val="FF0000"/>
           <w:sz w:val="28"/>
           <w:szCs w:val="40"/>
         </w:rPr>
-        <w:t xml:space="preserve"> készült</w:t>
-      </w:r>
-      <w:r>
-        <w:rPr>
-          <w:rFonts w:eastAsia="Yu Gothic UI Semibold" w:cstheme="minorHAnsi"/>
+        <w:t>20%-os kedvezmény</w:t>
+      </w:r>
+      <w:r>
+        <w:rPr>
+          <w:rFonts w:ascii="Arial" w:eastAsia="Yu Gothic UI Semibold" w:hAnsi="Arial" w:cs="Arial"/>
+          <w:color w:val="FF0000"/>
           <w:sz w:val="28"/>
           <w:szCs w:val="40"/>
         </w:rPr>
-        <w:t xml:space="preserve">. </w:t>
-      </w:r>
-      <w:r>
-        <w:rPr>
-          <w:rFonts w:eastAsia="Yu Gothic UI Semibold" w:cstheme="minorHAnsi"/>
+        <w:t xml:space="preserve"> </w:t>
+      </w:r>
+      <w:r>
+        <w:rPr>
+          <w:rFonts w:ascii="Arial" w:eastAsia="Yu Gothic UI Semibold" w:hAnsi="Arial" w:cs="Arial"/>
           <w:sz w:val="28"/>
           <w:szCs w:val="40"/>
         </w:rPr>
-        <w:t xml:space="preserve">A felhasználóknak lehetősége van a járműveik töltésére és ezt személyre szabni. </w:t>
-      </w:r>
-    </w:p>
-    <w:p>
-      <w:pPr>
-        <w:spacing w:after="240"/>
-        <w:rPr>
-          <w:rFonts w:eastAsia="Yu Gothic UI Semibold" w:cstheme="minorHAnsi"/>
+        <w:t>jár amikor a töltőt használják.</w:t>
+      </w:r>
+    </w:p>
+    <w:p>
+      <w:pPr>
+        <w:rPr>
+          <w:rFonts w:ascii="Arial" w:hAnsi="Arial" w:cs="Arial"/>
+          <w:sz w:val="24"/>
+          <w:szCs w:val="24"/>
+        </w:rPr>
+      </w:pPr>
+      <w:r>
+        <w:rPr>
+          <w:rFonts w:ascii="Arial" w:eastAsia="Yu Gothic UI Semibold" w:hAnsi="Arial" w:cs="Arial"/>
           <w:sz w:val="28"/>
           <w:szCs w:val="40"/>
         </w:rPr>
-      </w:pPr>
-      <w:r>
-        <w:rPr>
-          <w:rFonts w:eastAsia="Yu Gothic UI Semibold" w:cstheme="minorHAnsi"/>
-          <w:sz w:val="28"/>
-          <w:szCs w:val="40"/>
-        </w:rPr>
-        <w:t>A rendszer</w:t>
-      </w:r>
-      <w:r>
-        <w:rPr>
-          <w:rFonts w:eastAsia="Yu Gothic UI Semibold" w:cstheme="minorHAnsi"/>
-          <w:sz w:val="28"/>
-          <w:szCs w:val="40"/>
-        </w:rPr>
-        <w:t>nek</w:t>
-      </w:r>
-      <w:r>
-        <w:rPr>
-          <w:rFonts w:eastAsia="Yu Gothic UI Semibold" w:cstheme="minorHAnsi"/>
-          <w:sz w:val="28"/>
-          <w:szCs w:val="40"/>
-        </w:rPr>
-        <w:t xml:space="preserve"> </w:t>
-      </w:r>
-      <w:r>
-        <w:rPr>
-          <w:rFonts w:eastAsia="Yu Gothic UI Semibold" w:cstheme="minorHAnsi"/>
-          <w:b/>
-          <w:sz w:val="28"/>
-          <w:szCs w:val="40"/>
-        </w:rPr>
-        <w:t>4 port</w:t>
-      </w:r>
-      <w:r>
-        <w:rPr>
-          <w:rFonts w:eastAsia="Yu Gothic UI Semibold" w:cstheme="minorHAnsi"/>
-          <w:b/>
-          <w:sz w:val="28"/>
-          <w:szCs w:val="40"/>
-        </w:rPr>
-        <w:t>ja</w:t>
-      </w:r>
-      <w:r>
-        <w:rPr>
-          <w:rFonts w:eastAsia="Yu Gothic UI Semibold" w:cstheme="minorHAnsi"/>
-          <w:b/>
-          <w:sz w:val="28"/>
-          <w:szCs w:val="40"/>
-        </w:rPr>
-        <w:t xml:space="preserve"> </w:t>
-      </w:r>
-      <w:r>
-        <w:rPr>
-          <w:rFonts w:eastAsia="Yu Gothic UI Semibold" w:cstheme="minorHAnsi"/>
-          <w:b/>
-          <w:sz w:val="28"/>
-          <w:szCs w:val="40"/>
-        </w:rPr>
-        <w:t>van</w:t>
-      </w:r>
-      <w:r>
-        <w:rPr>
-          <w:rFonts w:eastAsia="Yu Gothic UI Semibold" w:cstheme="minorHAnsi"/>
-          <w:sz w:val="28"/>
-          <w:szCs w:val="40"/>
-        </w:rPr>
-        <w:t>.</w:t>
-      </w:r>
-      <w:r>
-        <w:rPr>
-          <w:rFonts w:eastAsia="Yu Gothic UI Semibold" w:cstheme="minorHAnsi"/>
-          <w:sz w:val="28"/>
-          <w:szCs w:val="40"/>
-        </w:rPr>
-        <w:t xml:space="preserve"> </w:t>
-      </w:r>
-      <w:r>
-        <w:rPr>
-          <w:rFonts w:eastAsia="Yu Gothic UI Semibold" w:cstheme="minorHAnsi"/>
-          <w:sz w:val="28"/>
-          <w:szCs w:val="40"/>
-        </w:rPr>
-        <w:t>A portok különböző töltési módokkal rendelkeznek</w:t>
-      </w:r>
-      <w:r>
-        <w:rPr>
-          <w:rFonts w:eastAsia="Yu Gothic UI Semibold" w:cstheme="minorHAnsi"/>
-          <w:sz w:val="28"/>
-          <w:szCs w:val="40"/>
-        </w:rPr>
-        <w:t>.</w:t>
-      </w:r>
-      <w:r>
-        <w:rPr>
-          <w:rFonts w:eastAsia="Yu Gothic UI Semibold" w:cstheme="minorHAnsi"/>
-          <w:sz w:val="28"/>
-          <w:szCs w:val="40"/>
-        </w:rPr>
-        <w:t xml:space="preserve"> </w:t>
-      </w:r>
-      <w:r>
-        <w:rPr>
-          <w:rFonts w:eastAsia="Yu Gothic UI Semibold" w:cstheme="minorHAnsi"/>
-          <w:sz w:val="28"/>
-          <w:szCs w:val="40"/>
-        </w:rPr>
-        <w:t>A rendszer kezeléséhez nem szükséges előismeret</w:t>
-      </w:r>
-      <w:r>
-        <w:rPr>
-          <w:rFonts w:eastAsia="Yu Gothic UI Semibold" w:cstheme="minorHAnsi"/>
-          <w:sz w:val="28"/>
-          <w:szCs w:val="40"/>
-        </w:rPr>
-        <w:t xml:space="preserve"> </w:t>
-      </w:r>
-      <w:r>
-        <w:rPr>
-          <w:rFonts w:eastAsia="Yu Gothic UI Semibold" w:cstheme="minorHAnsi"/>
-          <w:sz w:val="28"/>
-          <w:szCs w:val="40"/>
-        </w:rPr>
-        <w:t>mivel könnyen kezelhető.</w:t>
-      </w:r>
-    </w:p>
-    <w:p>
-      <w:pPr>
-        <w:spacing w:after="240"/>
-        <w:rPr>
-          <w:rFonts w:eastAsia="Yu Gothic UI Semibold" w:cstheme="minorHAnsi"/>
-          <w:sz w:val="28"/>
-          <w:szCs w:val="40"/>
-        </w:rPr>
-      </w:pPr>
-      <w:r>
-        <w:rPr>
-          <w:rFonts w:eastAsia="Yu Gothic UI Semibold" w:cstheme="minorHAnsi"/>
-          <w:b/>
-          <w:sz w:val="28"/>
-          <w:szCs w:val="40"/>
-        </w:rPr>
-        <w:t>Egyes márkák kedvezményt élveznek</w:t>
-      </w:r>
-      <w:r>
-        <w:rPr>
-          <w:rFonts w:eastAsia="Yu Gothic UI Semibold" w:cstheme="minorHAnsi"/>
-          <w:sz w:val="28"/>
-          <w:szCs w:val="40"/>
-        </w:rPr>
-        <w:t xml:space="preserve">, másokkal szemben. </w:t>
-      </w:r>
-      <w:r>
-        <w:rPr>
-          <w:rFonts w:eastAsia="Yu Gothic UI Semibold" w:cstheme="minorHAnsi"/>
-          <w:sz w:val="28"/>
-          <w:szCs w:val="40"/>
-        </w:rPr>
-        <w:t>E</w:t>
-      </w:r>
-      <w:r>
-        <w:rPr>
-          <w:rFonts w:eastAsia="Yu Gothic UI Semibold" w:cstheme="minorHAnsi"/>
-          <w:sz w:val="28"/>
-          <w:szCs w:val="40"/>
-        </w:rPr>
-        <w:t>zeknek</w:t>
-      </w:r>
-      <w:r>
-        <w:rPr>
-          <w:rFonts w:eastAsia="Yu Gothic UI Semibold" w:cstheme="minorHAnsi"/>
-          <w:sz w:val="28"/>
-          <w:szCs w:val="40"/>
-        </w:rPr>
-        <w:t xml:space="preserve"> az</w:t>
-      </w:r>
-      <w:r>
-        <w:rPr>
-          <w:rFonts w:eastAsia="Yu Gothic UI Semibold" w:cstheme="minorHAnsi"/>
-          <w:sz w:val="28"/>
-          <w:szCs w:val="40"/>
-        </w:rPr>
-        <w:t xml:space="preserve"> autómárkáknak </w:t>
-      </w:r>
-      <w:r>
-        <w:rPr>
-          <w:rFonts w:eastAsia="Yu Gothic UI Semibold" w:cstheme="minorHAnsi"/>
-          <w:b/>
-          <w:color w:val="FF0000"/>
-          <w:sz w:val="28"/>
-          <w:szCs w:val="40"/>
-        </w:rPr>
-        <w:t>20%-os kedvezmény</w:t>
-      </w:r>
-      <w:r>
-        <w:rPr>
-          <w:rFonts w:eastAsia="Yu Gothic UI Semibold" w:cstheme="minorHAnsi"/>
-          <w:color w:val="FF0000"/>
-          <w:sz w:val="28"/>
-          <w:szCs w:val="40"/>
-        </w:rPr>
-        <w:t xml:space="preserve"> </w:t>
-      </w:r>
-      <w:r>
-        <w:rPr>
-          <w:rFonts w:eastAsia="Yu Gothic UI Semibold" w:cstheme="minorHAnsi"/>
-          <w:sz w:val="28"/>
-          <w:szCs w:val="40"/>
-        </w:rPr>
-        <w:t xml:space="preserve">jár amikor a töltőt használják. A kedvezményre jogosult márkák: </w:t>
-      </w:r>
-      <w:r>
-        <w:rPr>
-          <w:rFonts w:eastAsia="Yu Gothic UI Semibold" w:cstheme="minorHAnsi"/>
-          <w:b/>
-          <w:sz w:val="28"/>
-          <w:szCs w:val="40"/>
-          <w:u w:val="single"/>
-        </w:rPr>
-        <w:t>Tesla, Volkswagen, Hyundai.</w:t>
-      </w:r>
-    </w:p>
-    <w:p>
-      <w:pPr>
-        <w:rPr>
-          <w:sz w:val="40"/>
-          <w:szCs w:val="40"/>
-        </w:rPr>
-      </w:pPr>
-      <w:r>
-        <w:rPr>
-          <w:sz w:val="40"/>
-          <w:szCs w:val="40"/>
-        </w:rPr>
-        <w:t>Fogalmak</w:t>
-      </w:r>
-      <w:r>
-        <w:rPr>
-          <w:sz w:val="40"/>
-          <w:szCs w:val="40"/>
-        </w:rPr>
-        <w:t xml:space="preserve"> </w:t>
-      </w:r>
-      <w:r>
-        <w:rPr>
-          <w:sz w:val="40"/>
-          <w:szCs w:val="40"/>
-        </w:rPr>
-        <w:t>–</w:t>
-      </w:r>
-      <w:r>
-        <w:rPr>
-          <w:sz w:val="40"/>
-          <w:szCs w:val="40"/>
-        </w:rPr>
-        <w:t xml:space="preserve"> Glossary</w:t>
-      </w:r>
-    </w:p>
-    <w:p>
-      <w:pPr>
-        <w:rPr>
-          <w:sz w:val="40"/>
-          <w:szCs w:val="40"/>
-        </w:rPr>
-      </w:pPr>
-    </w:p>
-    <w:tbl>
-      <w:tblPr>
-        <w:tblStyle w:val="Rcsostblzat"/>
-        <w:tblW w:w="0" w:type="auto"/>
-        <w:tblLook w:val="04A0" w:firstRow="1" w:lastRow="0" w:firstColumn="1" w:lastColumn="0" w:noHBand="0" w:noVBand="1"/>
-      </w:tblPr>
-      <w:tblGrid>
-        <w:gridCol w:w="4531"/>
-        <w:gridCol w:w="4531"/>
-      </w:tblGrid>
-      <w:tr>
-        <w:tc>
-          <w:tcPr>
-            <w:tcW w:w="4531" w:type="dxa"/>
-            <w:vAlign w:val="center"/>
-          </w:tcPr>
-          <w:p>
-            <w:pPr>
-              <w:jc w:val="center"/>
-              <w:rPr>
-                <w:sz w:val="28"/>
-                <w:szCs w:val="28"/>
-              </w:rPr>
-            </w:pPr>
-            <w:r>
-              <w:rPr>
-                <w:sz w:val="28"/>
-                <w:szCs w:val="28"/>
-              </w:rPr>
-              <w:t>port</w:t>
-            </w:r>
-          </w:p>
-        </w:tc>
-        <w:tc>
-          <w:tcPr>
-            <w:tcW w:w="4531" w:type="dxa"/>
-            <w:vAlign w:val="center"/>
-          </w:tcPr>
-          <w:p>
-            <w:pPr>
-              <w:jc w:val="center"/>
-              <w:rPr>
-                <w:rFonts w:eastAsia="Yu Gothic UI Semibold" w:cstheme="minorHAnsi"/>
-                <w:b/>
-                <w:sz w:val="28"/>
-                <w:szCs w:val="40"/>
-              </w:rPr>
-            </w:pPr>
-            <w:r>
-              <w:rPr>
-                <w:rFonts w:eastAsia="Yu Gothic UI Semibold" w:cstheme="minorHAnsi"/>
-                <w:sz w:val="28"/>
-                <w:szCs w:val="40"/>
-              </w:rPr>
-              <w:t>a fizikai autó töltő port szimulálása</w:t>
-            </w:r>
-            <w:r>
-              <w:rPr>
-                <w:rFonts w:eastAsia="Yu Gothic UI Semibold" w:cstheme="minorHAnsi"/>
-                <w:sz w:val="28"/>
-                <w:szCs w:val="40"/>
-              </w:rPr>
-              <w:t xml:space="preserve"> ami</w:t>
-            </w:r>
-            <w:r>
-              <w:rPr>
-                <w:rFonts w:eastAsia="Yu Gothic UI Semibold" w:cstheme="minorHAnsi"/>
-                <w:sz w:val="28"/>
-                <w:szCs w:val="40"/>
-              </w:rPr>
-              <w:t xml:space="preserve"> a töltés megkezdéséhez</w:t>
-            </w:r>
-            <w:r>
-              <w:rPr>
-                <w:rFonts w:eastAsia="Yu Gothic UI Semibold" w:cstheme="minorHAnsi"/>
-                <w:sz w:val="28"/>
-                <w:szCs w:val="40"/>
-              </w:rPr>
-              <w:t xml:space="preserve"> kell</w:t>
-            </w:r>
-          </w:p>
-        </w:tc>
-      </w:tr>
-    </w:tbl>
-    <w:p>
-      <w:pPr>
-        <w:rPr>
-          <w:sz w:val="40"/>
-          <w:szCs w:val="40"/>
-        </w:rPr>
-      </w:pPr>
-    </w:p>
-    <w:p>
-      <w:pPr>
-        <w:rPr>
-          <w:sz w:val="40"/>
-          <w:szCs w:val="40"/>
-        </w:rPr>
-      </w:pPr>
-    </w:p>
-    <w:p>
-      <w:pPr>
-        <w:rPr>
-          <w:sz w:val="40"/>
-          <w:szCs w:val="40"/>
-        </w:rPr>
-      </w:pPr>
-      <w:r>
-        <w:rPr>
-          <w:sz w:val="40"/>
-          <w:szCs w:val="40"/>
-        </w:rPr>
-        <w:t>Kezelés</w:t>
-      </w:r>
-      <w:r>
-        <w:rPr>
-          <w:sz w:val="40"/>
-          <w:szCs w:val="40"/>
-        </w:rPr>
-        <w:t>: Bemenet</w:t>
-      </w:r>
-    </w:p>
-    <w:p>
-      <w:pPr>
-        <w:rPr>
-          <w:sz w:val="28"/>
-          <w:szCs w:val="28"/>
-        </w:rPr>
-      </w:pPr>
-      <w:r>
-        <w:rPr>
-          <w:sz w:val="28"/>
-          <w:szCs w:val="28"/>
-        </w:rPr>
-        <w:t xml:space="preserve">A program 5 bemenetet kér </w:t>
-      </w:r>
-      <w:r>
-        <w:rPr>
-          <w:sz w:val="28"/>
-          <w:szCs w:val="28"/>
-        </w:rPr>
-        <w:t>egy sorban</w:t>
-      </w:r>
-      <w:r>
-        <w:rPr>
-          <w:sz w:val="28"/>
-          <w:szCs w:val="28"/>
-        </w:rPr>
-        <w:t xml:space="preserve">, </w:t>
-      </w:r>
-      <w:r>
-        <w:rPr>
-          <w:sz w:val="28"/>
-          <w:szCs w:val="28"/>
-        </w:rPr>
-        <w:t xml:space="preserve"> </w:t>
-      </w:r>
-      <w:r>
-        <w:rPr>
-          <w:sz w:val="28"/>
-          <w:szCs w:val="28"/>
-        </w:rPr>
-        <w:t>ve</w:t>
-      </w:r>
-      <w:r>
-        <w:rPr>
-          <w:sz w:val="28"/>
-          <w:szCs w:val="28"/>
-        </w:rPr>
-        <w:t>ss</w:t>
-      </w:r>
-      <w:r>
-        <w:rPr>
-          <w:sz w:val="28"/>
-          <w:szCs w:val="28"/>
-        </w:rPr>
-        <w:t>zővel elválasztva</w:t>
-      </w:r>
-      <w:r>
-        <w:rPr>
-          <w:sz w:val="28"/>
-          <w:szCs w:val="28"/>
-        </w:rPr>
-        <w:t>:</w:t>
+        <w:t>Az kedvezményre jogosult márkák:</w:t>
       </w:r>
     </w:p>
     <w:p>
@@ -745,20 +570,22 @@
           <w:numId w:val="4"/>
         </w:numPr>
         <w:rPr>
-          <w:b/>
-          <w:sz w:val="28"/>
-          <w:szCs w:val="28"/>
-          <w:u w:val="single"/>
-        </w:rPr>
-      </w:pPr>
-      <w:r>
-        <w:rPr>
-          <w:b/>
-          <w:sz w:val="28"/>
-          <w:szCs w:val="28"/>
-          <w:u w:val="single"/>
-        </w:rPr>
-        <w:t>Az autó azonosítója (id)</w:t>
+          <w:rFonts w:ascii="Arial" w:hAnsi="Arial" w:cs="Arial"/>
+          <w:b/>
+          <w:bCs/>
+          <w:sz w:val="28"/>
+          <w:szCs w:val="28"/>
+        </w:rPr>
+      </w:pPr>
+      <w:r>
+        <w:rPr>
+          <w:rFonts w:ascii="Arial" w:hAnsi="Arial" w:cs="Arial"/>
+          <w:b/>
+          <w:bCs/>
+          <w:sz w:val="28"/>
+          <w:szCs w:val="28"/>
+        </w:rPr>
+        <w:t>Tesla</w:t>
       </w:r>
     </w:p>
     <w:p>
@@ -769,20 +596,22 @@
           <w:numId w:val="4"/>
         </w:numPr>
         <w:rPr>
-          <w:b/>
-          <w:sz w:val="28"/>
-          <w:szCs w:val="28"/>
-          <w:u w:val="single"/>
-        </w:rPr>
-      </w:pPr>
-      <w:r>
-        <w:rPr>
-          <w:b/>
-          <w:sz w:val="28"/>
-          <w:szCs w:val="28"/>
-          <w:u w:val="single"/>
-        </w:rPr>
-        <w:t>Az autó márkája</w:t>
+          <w:rFonts w:ascii="Arial" w:hAnsi="Arial" w:cs="Arial"/>
+          <w:b/>
+          <w:bCs/>
+          <w:sz w:val="28"/>
+          <w:szCs w:val="28"/>
+        </w:rPr>
+      </w:pPr>
+      <w:r>
+        <w:rPr>
+          <w:rFonts w:ascii="Arial" w:hAnsi="Arial" w:cs="Arial"/>
+          <w:b/>
+          <w:bCs/>
+          <w:sz w:val="28"/>
+          <w:szCs w:val="28"/>
+        </w:rPr>
+        <w:t>Volkswagen</w:t>
       </w:r>
     </w:p>
     <w:p>
@@ -793,78 +622,634 @@
           <w:numId w:val="4"/>
         </w:numPr>
         <w:rPr>
-          <w:sz w:val="28"/>
-          <w:szCs w:val="28"/>
-        </w:rPr>
-      </w:pPr>
-      <w:r>
-        <w:rPr>
-          <w:b/>
-          <w:sz w:val="28"/>
-          <w:szCs w:val="28"/>
+          <w:rFonts w:ascii="Arial" w:hAnsi="Arial" w:cs="Arial"/>
+          <w:b/>
+          <w:bCs/>
+          <w:sz w:val="28"/>
+          <w:szCs w:val="28"/>
+        </w:rPr>
+      </w:pPr>
+      <w:r>
+        <w:rPr>
+          <w:rFonts w:ascii="Arial" w:hAnsi="Arial" w:cs="Arial"/>
+          <w:b/>
+          <w:bCs/>
+          <w:sz w:val="28"/>
+          <w:szCs w:val="28"/>
+        </w:rPr>
+        <w:t>Hyundai</w:t>
+      </w:r>
+    </w:p>
+    <w:p>
+      <w:pPr>
+        <w:rPr>
+          <w:rFonts w:ascii="Arial" w:hAnsi="Arial" w:cs="Arial"/>
+          <w:sz w:val="28"/>
+          <w:szCs w:val="28"/>
+        </w:rPr>
+      </w:pPr>
+      <w:r>
+        <w:rPr>
+          <w:rFonts w:ascii="Arial" w:hAnsi="Arial" w:cs="Arial"/>
+          <w:sz w:val="28"/>
+          <w:szCs w:val="28"/>
+        </w:rPr>
+        <w:t>A kedvezmény automatikusan érvényesül a fizetés során.</w:t>
+      </w:r>
+    </w:p>
+    <w:p>
+      <w:pPr>
+        <w:pStyle w:val="Cmsor1"/>
+        <w:numPr>
+          <w:ilvl w:val="0"/>
+          <w:numId w:val="2"/>
+        </w:numPr>
+        <w:rPr>
+          <w:rFonts w:ascii="Arial" w:hAnsi="Arial" w:cs="Arial"/>
+          <w:color w:val="auto"/>
           <w:u w:val="single"/>
         </w:rPr>
-        <w:t>Portok választása</w:t>
-      </w:r>
-      <w:r>
-        <w:rPr>
-          <w:sz w:val="28"/>
-          <w:szCs w:val="28"/>
-        </w:rPr>
-        <w:t xml:space="preserve"> </w:t>
-      </w:r>
-      <w:r>
-        <w:rPr>
-          <w:sz w:val="28"/>
-          <w:szCs w:val="28"/>
-        </w:rPr>
-        <w:t>– Egy számot kér a program 1-től 6-ig. A számok az alábbi töltési módokat jelzik:</w:t>
-      </w:r>
-    </w:p>
-    <w:p>
-      <w:pPr>
-        <w:ind w:left="708" w:firstLine="12"/>
-        <w:rPr>
-          <w:sz w:val="28"/>
-          <w:szCs w:val="28"/>
-        </w:rPr>
-      </w:pPr>
-      <w:r>
-        <w:rPr>
-          <w:sz w:val="28"/>
-          <w:szCs w:val="28"/>
-        </w:rPr>
-        <w:t>1 - Ultra Fast, 2 - Fast, 3 - Fast, 4 - Normal, 5 - Normal, 6 - Slow</w:t>
-      </w:r>
-      <w:r>
-        <w:rPr>
-          <w:sz w:val="28"/>
-          <w:szCs w:val="28"/>
-        </w:rPr>
-        <w:t xml:space="preserve"> (hat közül egyet ami NEM foglalt)</w:t>
-      </w:r>
+      </w:pPr>
+      <w:r>
+        <w:rPr>
+          <w:rFonts w:ascii="Arial" w:hAnsi="Arial" w:cs="Arial"/>
+          <w:color w:val="auto"/>
+          <w:u w:val="single"/>
+        </w:rPr>
+        <w:t>Fogalmak-</w:t>
+      </w:r>
+      <w:proofErr w:type="spellStart"/>
+      <w:r>
+        <w:rPr>
+          <w:rFonts w:ascii="Arial" w:hAnsi="Arial" w:cs="Arial"/>
+          <w:color w:val="auto"/>
+          <w:u w:val="single"/>
+        </w:rPr>
+        <w:t>Glossary</w:t>
+      </w:r>
+      <w:proofErr w:type="spellEnd"/>
     </w:p>
     <w:p>
       <w:pPr>
         <w:pStyle w:val="Listaszerbekezds"/>
         <w:numPr>
           <w:ilvl w:val="0"/>
-          <w:numId w:val="4"/>
+          <w:numId w:val="9"/>
         </w:numPr>
         <w:rPr>
-          <w:b/>
-          <w:sz w:val="28"/>
-          <w:szCs w:val="28"/>
+          <w:rFonts w:eastAsia="Yu Gothic UI Semibold" w:cstheme="minorHAnsi"/>
+          <w:b/>
+          <w:sz w:val="28"/>
+          <w:szCs w:val="40"/>
+        </w:rPr>
+      </w:pPr>
+      <w:r>
+        <w:rPr>
+          <w:rFonts w:eastAsia="Yu Gothic UI Semibold" w:cstheme="minorHAnsi"/>
+          <w:b/>
+          <w:sz w:val="28"/>
+          <w:szCs w:val="40"/>
+        </w:rPr>
+        <w:t>Port:</w:t>
+      </w:r>
+      <w:r>
+        <w:rPr>
+          <w:rFonts w:eastAsia="Yu Gothic UI Semibold" w:cstheme="minorHAnsi"/>
+          <w:sz w:val="28"/>
+          <w:szCs w:val="40"/>
+        </w:rPr>
+        <w:t xml:space="preserve"> a fizikai autó töltő port szimulálása, ezt kell a felhasználónak csatlakoztatni az autóhoz a töltés megkezdéséhez</w:t>
+      </w:r>
+    </w:p>
+    <w:p>
+      <w:pPr>
+        <w:pStyle w:val="Listaszerbekezds"/>
+        <w:numPr>
+          <w:ilvl w:val="0"/>
+          <w:numId w:val="9"/>
+        </w:numPr>
+        <w:rPr>
+          <w:rFonts w:eastAsia="Yu Gothic UI Semibold" w:cstheme="minorHAnsi"/>
+          <w:b/>
+          <w:sz w:val="28"/>
+          <w:szCs w:val="40"/>
+        </w:rPr>
+      </w:pPr>
+      <w:r>
+        <w:rPr>
+          <w:rFonts w:eastAsia="Yu Gothic UI Semibold" w:cstheme="minorHAnsi"/>
+          <w:b/>
+          <w:sz w:val="28"/>
+          <w:szCs w:val="40"/>
+        </w:rPr>
+        <w:t xml:space="preserve">Szerződött márkák: </w:t>
+      </w:r>
+      <w:r>
+        <w:rPr>
+          <w:rFonts w:eastAsia="Yu Gothic UI Semibold" w:cstheme="minorHAnsi"/>
+          <w:sz w:val="28"/>
+          <w:szCs w:val="40"/>
+        </w:rPr>
+        <w:t>Tesla, Hyundai, Volkswagen</w:t>
+      </w:r>
+    </w:p>
+    <w:p>
+      <w:pPr>
+        <w:pStyle w:val="Listaszerbekezds"/>
+        <w:numPr>
+          <w:ilvl w:val="0"/>
+          <w:numId w:val="9"/>
+        </w:numPr>
+        <w:rPr>
+          <w:rFonts w:eastAsia="Yu Gothic UI Semibold" w:cstheme="minorHAnsi"/>
+          <w:sz w:val="28"/>
+          <w:szCs w:val="40"/>
+        </w:rPr>
+      </w:pPr>
+      <w:r>
+        <w:rPr>
+          <w:rFonts w:eastAsia="Yu Gothic UI Semibold" w:cstheme="minorHAnsi"/>
+          <w:b/>
+          <w:sz w:val="28"/>
+          <w:szCs w:val="40"/>
+        </w:rPr>
+        <w:t>Töltési mód:</w:t>
+      </w:r>
+      <w:r>
+        <w:rPr>
+          <w:rFonts w:eastAsia="Yu Gothic UI Semibold" w:cstheme="minorHAnsi"/>
+          <w:sz w:val="28"/>
+          <w:szCs w:val="40"/>
+        </w:rPr>
+        <w:t xml:space="preserve"> </w:t>
+      </w:r>
+      <w:r>
+        <w:rPr>
+          <w:rFonts w:eastAsia="Yu Gothic UI Semibold" w:cstheme="minorHAnsi"/>
+          <w:sz w:val="28"/>
+          <w:szCs w:val="40"/>
+        </w:rPr>
+        <w:t>A töltési mód meghatározza, hogy a felhasználó milyen sebességű töltést választ (pl. lassú, normál, gyors, ultragyors).</w:t>
+      </w:r>
+    </w:p>
+    <w:p>
+      <w:pPr>
+        <w:pStyle w:val="Listaszerbekezds"/>
+        <w:numPr>
+          <w:ilvl w:val="0"/>
+          <w:numId w:val="9"/>
+        </w:numPr>
+        <w:rPr>
+          <w:rFonts w:eastAsia="Yu Gothic UI Semibold" w:cstheme="minorHAnsi"/>
+          <w:sz w:val="28"/>
+          <w:szCs w:val="40"/>
+        </w:rPr>
+      </w:pPr>
+      <w:r>
+        <w:rPr>
+          <w:rFonts w:eastAsia="Yu Gothic UI Semibold" w:cstheme="minorHAnsi"/>
+          <w:b/>
+          <w:sz w:val="28"/>
+          <w:szCs w:val="40"/>
+        </w:rPr>
+        <w:lastRenderedPageBreak/>
+        <w:t>Töltési idő:</w:t>
+      </w:r>
+      <w:r>
+        <w:rPr>
+          <w:rFonts w:eastAsia="Yu Gothic UI Semibold" w:cstheme="minorHAnsi"/>
+          <w:sz w:val="28"/>
+          <w:szCs w:val="40"/>
+        </w:rPr>
+        <w:t xml:space="preserve"> </w:t>
+      </w:r>
+      <w:r>
+        <w:rPr>
+          <w:rFonts w:eastAsia="Yu Gothic UI Semibold" w:cstheme="minorHAnsi"/>
+          <w:sz w:val="28"/>
+          <w:szCs w:val="40"/>
+        </w:rPr>
+        <w:t>A felhasználó által megadott időtartam (</w:t>
+      </w:r>
+      <w:r>
+        <w:rPr>
+          <w:rFonts w:eastAsia="Yu Gothic UI Semibold" w:cstheme="minorHAnsi"/>
+          <w:sz w:val="28"/>
+          <w:szCs w:val="40"/>
+        </w:rPr>
+        <w:t>percben</w:t>
+      </w:r>
+      <w:r>
+        <w:rPr>
+          <w:rFonts w:eastAsia="Yu Gothic UI Semibold" w:cstheme="minorHAnsi"/>
+          <w:sz w:val="28"/>
+          <w:szCs w:val="40"/>
+        </w:rPr>
+        <w:t>), vagy az automatikus leállítás miatt tényleges töltési idő.</w:t>
+      </w:r>
+      <w:r>
+        <w:rPr>
+          <w:rFonts w:eastAsia="Yu Gothic UI Semibold" w:cstheme="minorHAnsi"/>
+          <w:sz w:val="28"/>
+          <w:szCs w:val="40"/>
+        </w:rPr>
+        <w:t xml:space="preserve"> </w:t>
+      </w:r>
+      <w:r>
+        <w:rPr>
+          <w:rFonts w:eastAsia="Yu Gothic UI Semibold" w:cstheme="minorHAnsi"/>
+          <w:sz w:val="28"/>
+          <w:szCs w:val="40"/>
+        </w:rPr>
+        <w:t xml:space="preserve">Maximális </w:t>
+      </w:r>
+      <w:r>
+        <w:rPr>
+          <w:rFonts w:eastAsia="Yu Gothic UI Semibold" w:cstheme="minorHAnsi"/>
+          <w:sz w:val="28"/>
+          <w:szCs w:val="40"/>
+        </w:rPr>
+        <w:t>idő</w:t>
+      </w:r>
+      <w:r>
+        <w:rPr>
+          <w:rFonts w:eastAsia="Yu Gothic UI Semibold" w:cstheme="minorHAnsi"/>
+          <w:sz w:val="28"/>
+          <w:szCs w:val="40"/>
+        </w:rPr>
+        <w:t>: 2 óra.</w:t>
+      </w:r>
+    </w:p>
+    <w:p>
+      <w:pPr>
+        <w:pStyle w:val="Listaszerbekezds"/>
+        <w:numPr>
+          <w:ilvl w:val="0"/>
+          <w:numId w:val="9"/>
+        </w:numPr>
+        <w:rPr>
+          <w:rFonts w:eastAsia="Yu Gothic UI Semibold" w:cstheme="minorHAnsi"/>
+          <w:sz w:val="28"/>
+          <w:szCs w:val="40"/>
+        </w:rPr>
+      </w:pPr>
+      <w:r>
+        <w:rPr>
+          <w:rFonts w:eastAsia="Yu Gothic UI Semibold" w:cstheme="minorHAnsi"/>
+          <w:b/>
+          <w:sz w:val="28"/>
+          <w:szCs w:val="40"/>
+        </w:rPr>
+        <w:t>Kihasználtság:</w:t>
+      </w:r>
+      <w:r>
+        <w:rPr>
+          <w:rFonts w:eastAsia="Yu Gothic UI Semibold" w:cstheme="minorHAnsi"/>
+          <w:sz w:val="28"/>
+          <w:szCs w:val="40"/>
+        </w:rPr>
+        <w:t xml:space="preserve"> </w:t>
+      </w:r>
+      <w:r>
+        <w:rPr>
+          <w:rFonts w:eastAsia="Yu Gothic UI Semibold" w:cstheme="minorHAnsi"/>
+          <w:sz w:val="28"/>
+          <w:szCs w:val="40"/>
+        </w:rPr>
+        <w:t>A port aktív töltéssel töltött ideje a napi rendelkezésre állási idő százalékában.</w:t>
+      </w:r>
+    </w:p>
+    <w:p/>
+    <w:p>
+      <w:pPr>
+        <w:pStyle w:val="Cmsor1"/>
+        <w:numPr>
+          <w:ilvl w:val="0"/>
+          <w:numId w:val="2"/>
+        </w:numPr>
+        <w:rPr>
+          <w:rFonts w:ascii="Arial" w:hAnsi="Arial" w:cs="Arial"/>
+          <w:color w:val="auto"/>
           <w:u w:val="single"/>
         </w:rPr>
       </w:pPr>
       <w:r>
         <w:rPr>
-          <w:b/>
-          <w:sz w:val="28"/>
-          <w:szCs w:val="28"/>
+          <w:rFonts w:ascii="Arial" w:hAnsi="Arial" w:cs="Arial"/>
+          <w:color w:val="auto"/>
           <w:u w:val="single"/>
         </w:rPr>
+        <w:t>Kezelés: Bemenet</w:t>
+      </w:r>
+    </w:p>
+    <w:p>
+      <w:pPr>
+        <w:rPr>
+          <w:rFonts w:ascii="Arial" w:hAnsi="Arial" w:cs="Arial"/>
+          <w:sz w:val="28"/>
+          <w:szCs w:val="28"/>
+        </w:rPr>
+      </w:pPr>
+      <w:r>
+        <w:rPr>
+          <w:rFonts w:ascii="Arial" w:hAnsi="Arial" w:cs="Arial"/>
+          <w:sz w:val="28"/>
+          <w:szCs w:val="28"/>
+        </w:rPr>
+        <w:t xml:space="preserve">A program 5 bemenetet kér egy </w:t>
+      </w:r>
+      <w:r>
+        <w:rPr>
+          <w:rFonts w:ascii="Arial" w:hAnsi="Arial" w:cs="Arial"/>
+          <w:sz w:val="28"/>
+          <w:szCs w:val="28"/>
+        </w:rPr>
+        <w:t>sorban, vesszővel</w:t>
+      </w:r>
+      <w:r>
+        <w:rPr>
+          <w:rFonts w:ascii="Arial" w:hAnsi="Arial" w:cs="Arial"/>
+          <w:sz w:val="28"/>
+          <w:szCs w:val="28"/>
+        </w:rPr>
+        <w:t xml:space="preserve"> elválasztva:</w:t>
+      </w:r>
+    </w:p>
+    <w:p>
+      <w:pPr>
+        <w:pStyle w:val="Listaszerbekezds"/>
+        <w:numPr>
+          <w:ilvl w:val="0"/>
+          <w:numId w:val="6"/>
+        </w:numPr>
+        <w:spacing w:line="256" w:lineRule="auto"/>
+        <w:rPr>
+          <w:rFonts w:ascii="Arial" w:hAnsi="Arial" w:cs="Arial"/>
+          <w:b/>
+          <w:sz w:val="28"/>
+          <w:szCs w:val="28"/>
+          <w:u w:val="single"/>
+        </w:rPr>
+      </w:pPr>
+      <w:r>
+        <w:rPr>
+          <w:rFonts w:ascii="Arial" w:hAnsi="Arial" w:cs="Arial"/>
+          <w:b/>
+          <w:sz w:val="28"/>
+          <w:szCs w:val="28"/>
+          <w:u w:val="single"/>
+        </w:rPr>
+        <w:t>Az autó azonosítója (</w:t>
+      </w:r>
+      <w:proofErr w:type="spellStart"/>
+      <w:r>
+        <w:rPr>
+          <w:rFonts w:ascii="Arial" w:hAnsi="Arial" w:cs="Arial"/>
+          <w:b/>
+          <w:sz w:val="28"/>
+          <w:szCs w:val="28"/>
+          <w:u w:val="single"/>
+        </w:rPr>
+        <w:t>id</w:t>
+      </w:r>
+      <w:proofErr w:type="spellEnd"/>
+      <w:r>
+        <w:rPr>
+          <w:rFonts w:ascii="Arial" w:hAnsi="Arial" w:cs="Arial"/>
+          <w:b/>
+          <w:sz w:val="28"/>
+          <w:szCs w:val="28"/>
+          <w:u w:val="single"/>
+        </w:rPr>
+        <w:t>)</w:t>
+      </w:r>
+    </w:p>
+    <w:p>
+      <w:pPr>
+        <w:pStyle w:val="Listaszerbekezds"/>
+        <w:numPr>
+          <w:ilvl w:val="0"/>
+          <w:numId w:val="6"/>
+        </w:numPr>
+        <w:spacing w:line="256" w:lineRule="auto"/>
+        <w:rPr>
+          <w:rFonts w:ascii="Arial" w:hAnsi="Arial" w:cs="Arial"/>
+          <w:b/>
+          <w:sz w:val="28"/>
+          <w:szCs w:val="28"/>
+          <w:u w:val="single"/>
+        </w:rPr>
+      </w:pPr>
+      <w:r>
+        <w:rPr>
+          <w:rFonts w:ascii="Arial" w:hAnsi="Arial" w:cs="Arial"/>
+          <w:b/>
+          <w:sz w:val="28"/>
+          <w:szCs w:val="28"/>
+          <w:u w:val="single"/>
+        </w:rPr>
+        <w:t>Az autó márkája</w:t>
+      </w:r>
+    </w:p>
+    <w:p>
+      <w:pPr>
+        <w:pStyle w:val="Listaszerbekezds"/>
+        <w:numPr>
+          <w:ilvl w:val="0"/>
+          <w:numId w:val="6"/>
+        </w:numPr>
+        <w:spacing w:line="256" w:lineRule="auto"/>
+        <w:rPr>
+          <w:rFonts w:ascii="Arial" w:hAnsi="Arial" w:cs="Arial"/>
+          <w:sz w:val="28"/>
+          <w:szCs w:val="28"/>
+        </w:rPr>
+      </w:pPr>
+      <w:r>
+        <w:rPr>
+          <w:rFonts w:ascii="Arial" w:hAnsi="Arial" w:cs="Arial"/>
+          <w:b/>
+          <w:sz w:val="28"/>
+          <w:szCs w:val="28"/>
+          <w:u w:val="single"/>
+        </w:rPr>
+        <w:t>Portok választása</w:t>
+      </w:r>
+      <w:r>
+        <w:rPr>
+          <w:rFonts w:ascii="Arial" w:hAnsi="Arial" w:cs="Arial"/>
+          <w:sz w:val="28"/>
+          <w:szCs w:val="28"/>
+        </w:rPr>
+        <w:t xml:space="preserve"> – Egy számot kér a program 1-től 6-ig. A számok az alábbi töltési módokat jelzik:</w:t>
+      </w:r>
+    </w:p>
+    <w:p>
+      <w:pPr>
+        <w:ind w:left="708" w:firstLine="12"/>
+        <w:rPr>
+          <w:rFonts w:ascii="Arial" w:hAnsi="Arial" w:cs="Arial"/>
+          <w:sz w:val="28"/>
+          <w:szCs w:val="28"/>
+        </w:rPr>
+      </w:pPr>
+      <w:r>
+        <w:rPr>
+          <w:rFonts w:ascii="Arial" w:hAnsi="Arial" w:cs="Arial"/>
+          <w:sz w:val="28"/>
+          <w:szCs w:val="28"/>
+        </w:rPr>
+        <w:t xml:space="preserve">1 - Ultra </w:t>
+      </w:r>
+      <w:proofErr w:type="spellStart"/>
+      <w:r>
+        <w:rPr>
+          <w:rFonts w:ascii="Arial" w:hAnsi="Arial" w:cs="Arial"/>
+          <w:sz w:val="28"/>
+          <w:szCs w:val="28"/>
+        </w:rPr>
+        <w:t>Fast</w:t>
+      </w:r>
+      <w:proofErr w:type="spellEnd"/>
+      <w:r>
+        <w:rPr>
+          <w:rFonts w:ascii="Arial" w:hAnsi="Arial" w:cs="Arial"/>
+          <w:sz w:val="28"/>
+          <w:szCs w:val="28"/>
+        </w:rPr>
+        <w:t xml:space="preserve">, 2 - </w:t>
+      </w:r>
+      <w:proofErr w:type="spellStart"/>
+      <w:r>
+        <w:rPr>
+          <w:rFonts w:ascii="Arial" w:hAnsi="Arial" w:cs="Arial"/>
+          <w:sz w:val="28"/>
+          <w:szCs w:val="28"/>
+        </w:rPr>
+        <w:t>Fast</w:t>
+      </w:r>
+      <w:proofErr w:type="spellEnd"/>
+      <w:r>
+        <w:rPr>
+          <w:rFonts w:ascii="Arial" w:hAnsi="Arial" w:cs="Arial"/>
+          <w:sz w:val="28"/>
+          <w:szCs w:val="28"/>
+        </w:rPr>
+        <w:t xml:space="preserve">, 3 - </w:t>
+      </w:r>
+      <w:proofErr w:type="spellStart"/>
+      <w:r>
+        <w:rPr>
+          <w:rFonts w:ascii="Arial" w:hAnsi="Arial" w:cs="Arial"/>
+          <w:sz w:val="28"/>
+          <w:szCs w:val="28"/>
+        </w:rPr>
+        <w:t>Fast</w:t>
+      </w:r>
+      <w:proofErr w:type="spellEnd"/>
+      <w:r>
+        <w:rPr>
+          <w:rFonts w:ascii="Arial" w:hAnsi="Arial" w:cs="Arial"/>
+          <w:sz w:val="28"/>
+          <w:szCs w:val="28"/>
+        </w:rPr>
+        <w:t xml:space="preserve">, 4 - </w:t>
+      </w:r>
+      <w:proofErr w:type="spellStart"/>
+      <w:r>
+        <w:rPr>
+          <w:rFonts w:ascii="Arial" w:hAnsi="Arial" w:cs="Arial"/>
+          <w:sz w:val="28"/>
+          <w:szCs w:val="28"/>
+        </w:rPr>
+        <w:t>Normal</w:t>
+      </w:r>
+      <w:proofErr w:type="spellEnd"/>
+      <w:r>
+        <w:rPr>
+          <w:rFonts w:ascii="Arial" w:hAnsi="Arial" w:cs="Arial"/>
+          <w:sz w:val="28"/>
+          <w:szCs w:val="28"/>
+        </w:rPr>
+        <w:t xml:space="preserve">, 5 - </w:t>
+      </w:r>
+      <w:proofErr w:type="spellStart"/>
+      <w:r>
+        <w:rPr>
+          <w:rFonts w:ascii="Arial" w:hAnsi="Arial" w:cs="Arial"/>
+          <w:sz w:val="28"/>
+          <w:szCs w:val="28"/>
+        </w:rPr>
+        <w:t>Normal</w:t>
+      </w:r>
+      <w:proofErr w:type="spellEnd"/>
+      <w:r>
+        <w:rPr>
+          <w:rFonts w:ascii="Arial" w:hAnsi="Arial" w:cs="Arial"/>
+          <w:sz w:val="28"/>
+          <w:szCs w:val="28"/>
+        </w:rPr>
+        <w:t xml:space="preserve">, 6 - </w:t>
+      </w:r>
+      <w:proofErr w:type="spellStart"/>
+      <w:r>
+        <w:rPr>
+          <w:rFonts w:ascii="Arial" w:hAnsi="Arial" w:cs="Arial"/>
+          <w:sz w:val="28"/>
+          <w:szCs w:val="28"/>
+        </w:rPr>
+        <w:t>Slow</w:t>
+      </w:r>
+      <w:proofErr w:type="spellEnd"/>
+      <w:r>
+        <w:rPr>
+          <w:rFonts w:ascii="Arial" w:hAnsi="Arial" w:cs="Arial"/>
+          <w:sz w:val="28"/>
+          <w:szCs w:val="28"/>
+        </w:rPr>
+        <w:t xml:space="preserve"> (hat közül </w:t>
+      </w:r>
+      <w:r>
+        <w:rPr>
+          <w:rFonts w:ascii="Arial" w:hAnsi="Arial" w:cs="Arial"/>
+          <w:sz w:val="28"/>
+          <w:szCs w:val="28"/>
+        </w:rPr>
+        <w:t>egyet,</w:t>
+      </w:r>
+      <w:r>
+        <w:rPr>
+          <w:rFonts w:ascii="Arial" w:hAnsi="Arial" w:cs="Arial"/>
+          <w:sz w:val="28"/>
+          <w:szCs w:val="28"/>
+        </w:rPr>
+        <w:t xml:space="preserve"> ami NEM foglalt)</w:t>
+      </w:r>
+    </w:p>
+    <w:p>
+      <w:pPr>
+        <w:pStyle w:val="Listaszerbekezds"/>
+        <w:numPr>
+          <w:ilvl w:val="0"/>
+          <w:numId w:val="6"/>
+        </w:numPr>
+        <w:spacing w:line="256" w:lineRule="auto"/>
+        <w:rPr>
+          <w:rFonts w:ascii="Arial" w:hAnsi="Arial" w:cs="Arial"/>
+          <w:b/>
+          <w:sz w:val="28"/>
+          <w:szCs w:val="28"/>
+          <w:u w:val="single"/>
+        </w:rPr>
+      </w:pPr>
+      <w:r>
+        <w:rPr>
+          <w:rFonts w:ascii="Arial" w:hAnsi="Arial" w:cs="Arial"/>
+          <w:b/>
+          <w:sz w:val="28"/>
+          <w:szCs w:val="28"/>
+          <w:u w:val="single"/>
+        </w:rPr>
         <w:t>Töltés kezdete</w:t>
       </w:r>
     </w:p>
@@ -872,6 +1257,7 @@
       <w:pPr>
         <w:ind w:left="360"/>
         <w:rPr>
+          <w:rFonts w:ascii="Arial" w:hAnsi="Arial" w:cs="Arial"/>
           <w:b/>
           <w:color w:val="EE0000"/>
           <w:sz w:val="32"/>
@@ -880,31 +1266,35 @@
       </w:pPr>
       <w:r>
         <w:rPr>
+          <w:rFonts w:ascii="Arial" w:hAnsi="Arial" w:cs="Arial"/>
           <w:b/>
           <w:color w:val="EE0000"/>
           <w:sz w:val="32"/>
           <w:szCs w:val="32"/>
         </w:rPr>
-        <w:t>FONTOS!</w:t>
-      </w:r>
-      <w:r>
-        <w:rPr>
+        <w:t xml:space="preserve">FONTOS! A bemeneteknek idősorrendben kell történniük, korábbi töltést a program nem tud inicializálni, ha azonos </w:t>
+      </w:r>
+      <w:proofErr w:type="spellStart"/>
+      <w:r>
+        <w:rPr>
+          <w:rFonts w:ascii="Arial" w:hAnsi="Arial" w:cs="Arial"/>
           <w:b/>
           <w:color w:val="EE0000"/>
           <w:sz w:val="32"/>
           <w:szCs w:val="32"/>
         </w:rPr>
-        <w:t xml:space="preserve"> A bemeneteknek idősorrendben kell történniük, korábbi töltést a program nem tud inicializálni, ha azonos portra </w:t>
-      </w:r>
-      <w:r>
-        <w:rPr>
+        <w:t>portra</w:t>
+      </w:r>
+      <w:proofErr w:type="spellEnd"/>
+      <w:r>
+        <w:rPr>
+          <w:rFonts w:ascii="Arial" w:hAnsi="Arial" w:cs="Arial"/>
           <w:b/>
           <w:color w:val="EE0000"/>
           <w:sz w:val="32"/>
           <w:szCs w:val="32"/>
         </w:rPr>
-        <w:lastRenderedPageBreak/>
-        <w:t>irányul, és a port egyszerre lesz elfoglalva két jármű által az adott időintervallumban!</w:t>
+        <w:t xml:space="preserve"> irányul, és a port egyszerre lesz elfoglalva két jármű által az adott időintervallumban!</w:t>
       </w:r>
     </w:p>
     <w:p>
@@ -912,9 +1302,11 @@
         <w:pStyle w:val="Listaszerbekezds"/>
         <w:numPr>
           <w:ilvl w:val="0"/>
-          <w:numId w:val="4"/>
+          <w:numId w:val="6"/>
         </w:numPr>
-        <w:rPr>
+        <w:spacing w:line="256" w:lineRule="auto"/>
+        <w:rPr>
+          <w:rFonts w:ascii="Arial" w:hAnsi="Arial" w:cs="Arial"/>
           <w:b/>
           <w:sz w:val="28"/>
           <w:szCs w:val="28"/>
@@ -923,113 +1315,30 @@
       </w:pPr>
       <w:r>
         <w:rPr>
+          <w:rFonts w:ascii="Arial" w:hAnsi="Arial" w:cs="Arial"/>
           <w:b/>
           <w:sz w:val="28"/>
           <w:szCs w:val="28"/>
           <w:u w:val="single"/>
         </w:rPr>
-        <w:t>T</w:t>
-      </w:r>
-      <w:r>
-        <w:rPr>
-          <w:b/>
-          <w:sz w:val="28"/>
-          <w:szCs w:val="28"/>
-          <w:u w:val="single"/>
-        </w:rPr>
-        <w:t>öltési idő percben</w:t>
-      </w:r>
-    </w:p>
-    <w:p>
-      <w:pPr>
-        <w:rPr>
-          <w:sz w:val="28"/>
-          <w:szCs w:val="28"/>
-        </w:rPr>
-      </w:pPr>
-      <w:r>
-        <w:rPr>
-          <w:sz w:val="28"/>
-          <w:szCs w:val="28"/>
-        </w:rPr>
-        <w:t>(</w:t>
-      </w:r>
-      <w:r>
-        <w:rPr>
-          <w:sz w:val="28"/>
-          <w:szCs w:val="28"/>
-        </w:rPr>
-        <w:t>Példa</w:t>
-      </w:r>
-      <w:r>
-        <w:rPr>
-          <w:sz w:val="28"/>
-          <w:szCs w:val="28"/>
-        </w:rPr>
-        <w:t>: AAA111, Ford, 1, 200</w:t>
-      </w:r>
-      <w:r>
-        <w:rPr>
-          <w:sz w:val="28"/>
-          <w:szCs w:val="28"/>
-        </w:rPr>
-        <w:t>6</w:t>
-      </w:r>
-      <w:r>
-        <w:rPr>
-          <w:sz w:val="28"/>
-          <w:szCs w:val="28"/>
-        </w:rPr>
-        <w:t>-</w:t>
-      </w:r>
-      <w:r>
-        <w:rPr>
-          <w:sz w:val="28"/>
-          <w:szCs w:val="28"/>
-        </w:rPr>
-        <w:t>12</w:t>
-      </w:r>
-      <w:r>
-        <w:rPr>
-          <w:sz w:val="28"/>
-          <w:szCs w:val="28"/>
-        </w:rPr>
-        <w:t>-1</w:t>
-      </w:r>
-      <w:r>
-        <w:rPr>
-          <w:sz w:val="28"/>
-          <w:szCs w:val="28"/>
-        </w:rPr>
-        <w:t>8</w:t>
-      </w:r>
-      <w:r>
-        <w:rPr>
-          <w:sz w:val="28"/>
-          <w:szCs w:val="28"/>
-        </w:rPr>
-        <w:t xml:space="preserve"> 09:</w:t>
-      </w:r>
-      <w:r>
-        <w:rPr>
-          <w:sz w:val="28"/>
-          <w:szCs w:val="28"/>
-        </w:rPr>
-        <w:t>06</w:t>
-      </w:r>
-      <w:r>
-        <w:rPr>
-          <w:sz w:val="28"/>
-          <w:szCs w:val="28"/>
-        </w:rPr>
-        <w:t>, 60)</w:t>
-      </w:r>
-      <w:r>
-        <w:rPr>
-          <w:sz w:val="28"/>
-          <w:szCs w:val="28"/>
-        </w:rPr>
-        <w:t>.</w:t>
+        <w:t>Töltési idő percben</w:t>
+      </w:r>
+    </w:p>
+    <w:p>
+      <w:pPr>
+        <w:rPr>
+          <w:rFonts w:ascii="Arial" w:hAnsi="Arial" w:cs="Arial"/>
+          <w:sz w:val="28"/>
+          <w:szCs w:val="28"/>
+        </w:rPr>
+      </w:pPr>
+      <w:r>
+        <w:rPr>
+          <w:rFonts w:ascii="Arial" w:hAnsi="Arial" w:cs="Arial"/>
+          <w:sz w:val="28"/>
+          <w:szCs w:val="28"/>
+        </w:rPr>
+        <w:t>(Példa: AAA111, Ford, 1, 2006-12-18 09:06, 60).</w:t>
       </w:r>
     </w:p>
     <w:p>
@@ -1037,19 +1346,22 @@
         <w:pStyle w:val="Listaszerbekezds"/>
         <w:numPr>
           <w:ilvl w:val="0"/>
-          <w:numId w:val="3"/>
+          <w:numId w:val="5"/>
         </w:numPr>
-        <w:rPr>
-          <w:sz w:val="28"/>
-          <w:szCs w:val="28"/>
-        </w:rPr>
-      </w:pPr>
-      <w:r>
-        <w:rPr>
+        <w:spacing w:line="256" w:lineRule="auto"/>
+        <w:rPr>
+          <w:rFonts w:ascii="Arial" w:hAnsi="Arial" w:cs="Arial"/>
+          <w:sz w:val="28"/>
+          <w:szCs w:val="28"/>
+        </w:rPr>
+      </w:pPr>
+      <w:r>
+        <w:rPr>
+          <w:rFonts w:ascii="Arial" w:hAnsi="Arial" w:cs="Arial"/>
           <w:noProof/>
         </w:rPr>
         <w:drawing>
-          <wp:anchor distT="0" distB="0" distL="114300" distR="114300" simplePos="0" relativeHeight="251658240" behindDoc="0" locked="0" layoutInCell="1" allowOverlap="1" wp14:anchorId="78651FB8" wp14:editId="5A7EC483">
+          <wp:anchor distT="0" distB="0" distL="114300" distR="114300" simplePos="0" relativeHeight="251659264" behindDoc="0" locked="0" layoutInCell="1" allowOverlap="1" wp14:anchorId="63E195DB" wp14:editId="1C40EED1">
             <wp:simplePos x="0" y="0"/>
             <wp:positionH relativeFrom="margin">
               <wp:posOffset>3966210</wp:posOffset>
@@ -1060,7 +1372,7 @@
             <wp:extent cx="1943100" cy="1895475"/>
             <wp:effectExtent l="0" t="0" r="0" b="9525"/>
             <wp:wrapSquare wrapText="bothSides"/>
-            <wp:docPr id="1" name="Kép 1"/>
+            <wp:docPr id="1" name="Kép 1" descr="A képen szöveg, képernyőkép, Betűtípus látható&#10;&#10;Előfordulhat, hogy az AI által létrehozott tartalom helytelen."/>
             <wp:cNvGraphicFramePr>
               <a:graphicFrameLocks xmlns:a="http://schemas.openxmlformats.org/drawingml/2006/main" noChangeAspect="1"/>
             </wp:cNvGraphicFramePr>
@@ -1068,7 +1380,7 @@
               <a:graphicData uri="http://schemas.openxmlformats.org/drawingml/2006/picture">
                 <pic:pic xmlns:pic="http://schemas.openxmlformats.org/drawingml/2006/picture">
                   <pic:nvPicPr>
-                    <pic:cNvPr id="1" name=""/>
+                    <pic:cNvPr id="1" name="Kép 1" descr="A képen szöveg, képernyőkép, Betűtípus látható&#10;&#10;Előfordulhat, hogy az AI által létrehozott tartalom helytelen."/>
                     <pic:cNvPicPr/>
                   </pic:nvPicPr>
                   <pic:blipFill>
@@ -1106,6 +1418,7 @@
       </w:r>
       <w:r>
         <w:rPr>
+          <w:rFonts w:ascii="Arial" w:hAnsi="Arial" w:cs="Arial"/>
           <w:b/>
           <w:sz w:val="28"/>
           <w:szCs w:val="28"/>
@@ -1115,81 +1428,48 @@
       </w:r>
       <w:r>
         <w:rPr>
-          <w:sz w:val="28"/>
-          <w:szCs w:val="28"/>
-        </w:rPr>
-        <w:t xml:space="preserve"> – A program leáll, ha a felha</w:t>
-      </w:r>
-      <w:r>
-        <w:rPr>
-          <w:sz w:val="28"/>
-          <w:szCs w:val="28"/>
-        </w:rPr>
-        <w:t>s</w:t>
-      </w:r>
-      <w:r>
-        <w:rPr>
-          <w:sz w:val="28"/>
-          <w:szCs w:val="28"/>
-        </w:rPr>
-        <w:t xml:space="preserve">ználó az </w:t>
-      </w:r>
-      <w:r>
-        <w:rPr>
+          <w:rFonts w:ascii="Arial" w:hAnsi="Arial" w:cs="Arial"/>
+          <w:sz w:val="28"/>
+          <w:szCs w:val="28"/>
+        </w:rPr>
+        <w:t xml:space="preserve"> – A program leáll, ha a felhasználó az </w:t>
+      </w:r>
+      <w:r>
+        <w:rPr>
+          <w:rFonts w:ascii="Arial" w:hAnsi="Arial" w:cs="Arial"/>
           <w:i/>
           <w:sz w:val="28"/>
           <w:szCs w:val="28"/>
         </w:rPr>
-        <w:t>„exit”</w:t>
-      </w:r>
-      <w:r>
-        <w:rPr>
-          <w:sz w:val="28"/>
-          <w:szCs w:val="28"/>
-        </w:rPr>
-        <w:t xml:space="preserve"> </w:t>
-      </w:r>
-      <w:r>
-        <w:rPr>
-          <w:sz w:val="28"/>
-          <w:szCs w:val="28"/>
-        </w:rPr>
-        <w:t>szót</w:t>
-      </w:r>
-      <w:r>
-        <w:rPr>
-          <w:sz w:val="28"/>
-          <w:szCs w:val="28"/>
-        </w:rPr>
-        <w:t xml:space="preserve"> </w:t>
-      </w:r>
-      <w:r>
-        <w:rPr>
-          <w:sz w:val="28"/>
-          <w:szCs w:val="28"/>
-        </w:rPr>
-        <w:t>be</w:t>
-      </w:r>
-      <w:r>
-        <w:rPr>
-          <w:sz w:val="28"/>
-          <w:szCs w:val="28"/>
-        </w:rPr>
-        <w:t>írja</w:t>
-      </w:r>
-      <w:r>
-        <w:rPr>
-          <w:sz w:val="28"/>
-          <w:szCs w:val="28"/>
-        </w:rPr>
-        <w:t>, illetve minden adatot kiír a töltéssel kapcsolatban</w:t>
-      </w:r>
-      <w:r>
-        <w:rPr>
-          <w:sz w:val="28"/>
-          <w:szCs w:val="28"/>
-        </w:rPr>
-        <w:t xml:space="preserve"> (kép)</w:t>
+        <w:t>„</w:t>
+      </w:r>
+      <w:proofErr w:type="spellStart"/>
+      <w:r>
+        <w:rPr>
+          <w:rFonts w:ascii="Arial" w:hAnsi="Arial" w:cs="Arial"/>
+          <w:i/>
+          <w:sz w:val="28"/>
+          <w:szCs w:val="28"/>
+        </w:rPr>
+        <w:t>exit</w:t>
+      </w:r>
+      <w:proofErr w:type="spellEnd"/>
+      <w:r>
+        <w:rPr>
+          <w:rFonts w:ascii="Arial" w:hAnsi="Arial" w:cs="Arial"/>
+          <w:i/>
+          <w:sz w:val="28"/>
+          <w:szCs w:val="28"/>
+        </w:rPr>
+        <w:t>”</w:t>
+      </w:r>
+      <w:r>
+        <w:rPr>
+          <w:rFonts w:ascii="Arial" w:hAnsi="Arial" w:cs="Arial"/>
+          <w:sz w:val="28"/>
+          <w:szCs w:val="28"/>
+        </w:rPr>
+        <w:t xml:space="preserve"> szót beírja, illetve minden adatot kiír a töltéssel kapcsolatban (kép)</w:t>
       </w:r>
     </w:p>
     <w:p>
@@ -1197,91 +1477,38 @@
         <w:pStyle w:val="Listaszerbekezds"/>
         <w:numPr>
           <w:ilvl w:val="0"/>
-          <w:numId w:val="3"/>
+          <w:numId w:val="5"/>
         </w:numPr>
-        <w:rPr>
-          <w:b/>
-          <w:sz w:val="28"/>
-          <w:szCs w:val="28"/>
-        </w:rPr>
-      </w:pPr>
-      <w:r>
-        <w:rPr>
+        <w:spacing w:line="256" w:lineRule="auto"/>
+        <w:rPr>
+          <w:rFonts w:ascii="Arial" w:hAnsi="Arial" w:cs="Arial"/>
+          <w:b/>
+          <w:sz w:val="28"/>
+          <w:szCs w:val="28"/>
+        </w:rPr>
+      </w:pPr>
+      <w:r>
+        <w:rPr>
+          <w:rFonts w:ascii="Arial" w:hAnsi="Arial" w:cs="Arial"/>
           <w:b/>
           <w:noProof/>
           <w:sz w:val="28"/>
           <w:szCs w:val="28"/>
         </w:rPr>
-        <w:t>Fizetés</w:t>
-      </w:r>
-      <w:r>
-        <w:rPr>
-          <w:b/>
+        <w:t xml:space="preserve">Fizetés  </w:t>
+      </w:r>
+      <w:r>
+        <w:rPr>
+          <w:rFonts w:ascii="Arial" w:hAnsi="Arial" w:cs="Arial"/>
           <w:noProof/>
           <w:sz w:val="28"/>
           <w:szCs w:val="28"/>
         </w:rPr>
-        <w:t xml:space="preserve"> </w:t>
-      </w:r>
-      <w:r>
-        <w:rPr>
-          <w:b/>
-          <w:noProof/>
-          <w:sz w:val="28"/>
-          <w:szCs w:val="28"/>
-        </w:rPr>
-        <w:t xml:space="preserve"> </w:t>
-      </w:r>
-      <w:r>
-        <w:rPr>
-          <w:noProof/>
-          <w:sz w:val="28"/>
-          <w:szCs w:val="28"/>
-        </w:rPr>
-        <w:t xml:space="preserve">Ha helyes adatokat adott meg a felhasználó </w:t>
-      </w:r>
-      <w:r>
-        <w:rPr>
-          <w:noProof/>
-          <w:sz w:val="28"/>
-          <w:szCs w:val="28"/>
-        </w:rPr>
-        <w:t xml:space="preserve">és a kiválasztott port nem foglalt, </w:t>
-      </w:r>
-      <w:r>
-        <w:rPr>
-          <w:noProof/>
-          <w:sz w:val="28"/>
-          <w:szCs w:val="28"/>
-        </w:rPr>
-        <w:t>akkor a</w:t>
-      </w:r>
-      <w:r>
-        <w:rPr>
-          <w:noProof/>
-          <w:sz w:val="28"/>
-          <w:szCs w:val="28"/>
-        </w:rPr>
-        <w:t xml:space="preserve"> felhasználó</w:t>
-      </w:r>
-      <w:r>
-        <w:rPr>
-          <w:noProof/>
-          <w:sz w:val="28"/>
-          <w:szCs w:val="28"/>
-        </w:rPr>
-        <w:t xml:space="preserve"> a</w:t>
-      </w:r>
-      <w:r>
-        <w:rPr>
-          <w:noProof/>
-          <w:sz w:val="28"/>
-          <w:szCs w:val="28"/>
-        </w:rPr>
-        <w:t xml:space="preserve"> </w:t>
-      </w:r>
-      <w:r>
-        <w:rPr>
+        <w:t xml:space="preserve">Ha helyes adatokat adott meg a felhasználó és a kiválasztott port nem foglalt, akkor a felhasználó a </w:t>
+      </w:r>
+      <w:r>
+        <w:rPr>
+          <w:rFonts w:ascii="Arial" w:hAnsi="Arial" w:cs="Arial"/>
           <w:i/>
           <w:noProof/>
           <w:sz w:val="28"/>
@@ -1291,6 +1518,7 @@
       </w:r>
       <w:r>
         <w:rPr>
+          <w:rFonts w:ascii="Arial" w:hAnsi="Arial" w:cs="Arial"/>
           <w:noProof/>
           <w:sz w:val="28"/>
           <w:szCs w:val="28"/>
@@ -1303,58 +1531,181 @@
         <w:pStyle w:val="Listaszerbekezds"/>
         <w:numPr>
           <w:ilvl w:val="0"/>
-          <w:numId w:val="3"/>
+          <w:numId w:val="5"/>
         </w:numPr>
-        <w:rPr>
-          <w:b/>
-          <w:sz w:val="28"/>
-          <w:szCs w:val="28"/>
-        </w:rPr>
-      </w:pPr>
-      <w:r>
-        <w:rPr>
+        <w:spacing w:line="256" w:lineRule="auto"/>
+        <w:rPr>
+          <w:rFonts w:ascii="Arial" w:hAnsi="Arial" w:cs="Arial"/>
+          <w:b/>
+          <w:sz w:val="28"/>
+          <w:szCs w:val="28"/>
+        </w:rPr>
+      </w:pPr>
+      <w:r>
+        <w:rPr>
+          <w:rFonts w:ascii="Arial" w:hAnsi="Arial" w:cs="Arial"/>
           <w:b/>
           <w:noProof/>
           <w:sz w:val="28"/>
           <w:szCs w:val="28"/>
         </w:rPr>
-        <w:t>Fizetés megszakítása</w:t>
-      </w:r>
-      <w:r>
-        <w:rPr>
-          <w:b/>
+        <w:t xml:space="preserve">Fizetés megszakítása – </w:t>
+      </w:r>
+      <w:r>
+        <w:rPr>
+          <w:rFonts w:ascii="Arial" w:hAnsi="Arial" w:cs="Arial"/>
           <w:noProof/>
           <w:sz w:val="28"/>
           <w:szCs w:val="28"/>
         </w:rPr>
-        <w:t xml:space="preserve"> – </w:t>
-      </w:r>
-      <w:r>
-        <w:rPr>
+        <w:t>amikor a fizetésre kerül a sor, a</w:t>
+      </w:r>
+      <w:r>
+        <w:rPr>
+          <w:rFonts w:ascii="Arial" w:hAnsi="Arial" w:cs="Arial"/>
+          <w:b/>
           <w:noProof/>
           <w:sz w:val="28"/>
           <w:szCs w:val="28"/>
         </w:rPr>
-        <w:t>amikor a fizetésre kerül a sor, a</w:t>
-      </w:r>
-      <w:r>
-        <w:rPr>
-          <w:b/>
+        <w:t xml:space="preserve"> </w:t>
+      </w:r>
+      <w:r>
+        <w:rPr>
+          <w:rFonts w:ascii="Arial" w:hAnsi="Arial" w:cs="Arial"/>
           <w:noProof/>
           <w:sz w:val="28"/>
           <w:szCs w:val="28"/>
         </w:rPr>
-        <w:t xml:space="preserve"> </w:t>
-      </w:r>
-      <w:r>
-        <w:rPr>
-          <w:noProof/>
-          <w:sz w:val="28"/>
-          <w:szCs w:val="28"/>
-        </w:rPr>
         <w:t>„cancel” kulcsszó beírásával megszakítható a fizetés</w:t>
       </w:r>
     </w:p>
+    <w:p/>
+    <w:p>
+      <w:pPr>
+        <w:pStyle w:val="Cmsor1"/>
+        <w:numPr>
+          <w:ilvl w:val="0"/>
+          <w:numId w:val="2"/>
+        </w:numPr>
+        <w:rPr>
+          <w:rFonts w:ascii="Arial" w:hAnsi="Arial" w:cs="Arial"/>
+          <w:color w:val="auto"/>
+          <w:u w:val="single"/>
+        </w:rPr>
+      </w:pPr>
+      <w:r>
+        <w:rPr>
+          <w:rFonts w:ascii="Arial" w:hAnsi="Arial" w:cs="Arial"/>
+          <w:color w:val="auto"/>
+          <w:u w:val="single"/>
+        </w:rPr>
+        <w:lastRenderedPageBreak/>
+        <w:t>Hibakezelés</w:t>
+      </w:r>
+    </w:p>
+    <w:p>
+      <w:pPr>
+        <w:rPr>
+          <w:rFonts w:ascii="Arial" w:hAnsi="Arial" w:cs="Arial"/>
+          <w:sz w:val="28"/>
+          <w:szCs w:val="28"/>
+        </w:rPr>
+      </w:pPr>
+      <w:r>
+        <w:rPr>
+          <w:rFonts w:ascii="Arial" w:hAnsi="Arial" w:cs="Arial"/>
+          <w:sz w:val="28"/>
+          <w:szCs w:val="28"/>
+        </w:rPr>
+        <w:t>A rendszer figyelmeztetést ad az alábbi esetekben:</w:t>
+      </w:r>
+    </w:p>
+    <w:p>
+      <w:pPr>
+        <w:numPr>
+          <w:ilvl w:val="0"/>
+          <w:numId w:val="7"/>
+        </w:numPr>
+        <w:rPr>
+          <w:rFonts w:ascii="Arial" w:hAnsi="Arial" w:cs="Arial"/>
+          <w:sz w:val="28"/>
+          <w:szCs w:val="28"/>
+        </w:rPr>
+      </w:pPr>
+      <w:r>
+        <w:rPr>
+          <w:rFonts w:ascii="Arial" w:hAnsi="Arial" w:cs="Arial"/>
+          <w:sz w:val="28"/>
+          <w:szCs w:val="28"/>
+        </w:rPr>
+        <w:t>Foglalt port kiválasztása</w:t>
+      </w:r>
+    </w:p>
+    <w:p>
+      <w:pPr>
+        <w:numPr>
+          <w:ilvl w:val="0"/>
+          <w:numId w:val="7"/>
+        </w:numPr>
+        <w:rPr>
+          <w:rFonts w:ascii="Arial" w:hAnsi="Arial" w:cs="Arial"/>
+          <w:sz w:val="28"/>
+          <w:szCs w:val="28"/>
+        </w:rPr>
+      </w:pPr>
+      <w:r>
+        <w:rPr>
+          <w:rFonts w:ascii="Arial" w:hAnsi="Arial" w:cs="Arial"/>
+          <w:sz w:val="28"/>
+          <w:szCs w:val="28"/>
+        </w:rPr>
+        <w:t>Hibás dátumformátum</w:t>
+      </w:r>
+    </w:p>
+    <w:p>
+      <w:pPr>
+        <w:numPr>
+          <w:ilvl w:val="0"/>
+          <w:numId w:val="7"/>
+        </w:numPr>
+        <w:rPr>
+          <w:rFonts w:ascii="Arial" w:hAnsi="Arial" w:cs="Arial"/>
+          <w:sz w:val="28"/>
+          <w:szCs w:val="28"/>
+        </w:rPr>
+      </w:pPr>
+      <w:r>
+        <w:rPr>
+          <w:rFonts w:ascii="Arial" w:hAnsi="Arial" w:cs="Arial"/>
+          <w:sz w:val="28"/>
+          <w:szCs w:val="28"/>
+        </w:rPr>
+        <w:t>Nem idősorrendben megadott töltések</w:t>
+      </w:r>
+    </w:p>
+    <w:p>
+      <w:pPr>
+        <w:numPr>
+          <w:ilvl w:val="0"/>
+          <w:numId w:val="7"/>
+        </w:numPr>
+        <w:rPr>
+          <w:rFonts w:ascii="Arial" w:hAnsi="Arial" w:cs="Arial"/>
+          <w:sz w:val="28"/>
+          <w:szCs w:val="28"/>
+        </w:rPr>
+      </w:pPr>
+      <w:r>
+        <w:rPr>
+          <w:rFonts w:ascii="Arial" w:hAnsi="Arial" w:cs="Arial"/>
+          <w:sz w:val="28"/>
+          <w:szCs w:val="28"/>
+        </w:rPr>
+        <w:t>Érvénytelen parancs megadása</w:t>
+      </w:r>
+    </w:p>
+    <w:p/>
     <w:sectPr>
       <w:pgSz w:w="11906" w:h="16838"/>
       <w:pgMar w:top="1417" w:right="1417" w:bottom="1417" w:left="1417" w:header="708" w:footer="708" w:gutter="0"/>
@@ -1368,6 +1719,178 @@
 <file path=word/numbering.xml><?xml version="1.0" encoding="utf-8"?>
 <w:numbering xmlns:wpc="http://schemas.microsoft.com/office/word/2010/wordprocessingCanvas" xmlns:cx="http://schemas.microsoft.com/office/drawing/2014/chartex" xmlns:cx1="http://schemas.microsoft.com/office/drawing/2015/9/8/chartex" xmlns:cx2="http://schemas.microsoft.com/office/drawing/2015/10/21/chartex" xmlns:cx3="http://schemas.microsoft.com/office/drawing/2016/5/9/chartex" xmlns:cx4="http://schemas.microsoft.com/office/drawing/2016/5/10/chartex" xmlns:cx5="http://schemas.microsoft.com/office/drawing/2016/5/11/chartex" xmlns:cx6="http://schemas.microsoft.com/office/drawing/2016/5/12/chartex" xmlns:cx7="http://schemas.microsoft.com/office/drawing/2016/5/13/chartex" xmlns:cx8="http://schemas.microsoft.com/office/drawing/2016/5/14/chartex" xmlns:mc="http://schemas.openxmlformats.org/markup-compatibility/2006" xmlns:aink="http://schemas.microsoft.com/office/drawing/2016/ink" xmlns:am3d="http://schemas.microsoft.com/office/drawing/2017/model3d" xmlns:o="urn:schemas-microsoft-com:office:office" xmlns:oel="http://schemas.microsoft.com/office/2019/extlst" xmlns:r="http://schemas.openxmlformats.org/officeDocument/2006/relationships" xmlns:m="http://schemas.openxmlformats.org/officeDocument/2006/math" xmlns:v="urn:schemas-microsoft-com:vml" xmlns:wp14="http://schemas.microsoft.com/office/word/2010/wordprocessingDrawing" xmlns:wp="http://schemas.openxmlformats.org/drawingml/2006/wordprocessingDrawing" xmlns:w10="urn:schemas-microsoft-com:office:word" xmlns:w="http://schemas.openxmlformats.org/wordprocessingml/2006/main" xmlns:w14="http://schemas.microsoft.com/office/word/2010/wordml" xmlns:w15="http://schemas.microsoft.com/office/word/2012/wordml" xmlns:w16cex="http://schemas.microsoft.com/office/word/2018/wordml/cex" xmlns:w16cid="http://schemas.microsoft.com/office/word/2016/wordml/cid" xmlns:w16="http://schemas.microsoft.com/office/word/2018/wordml" xmlns:w16du="http://schemas.microsoft.com/office/word/2023/wordml/word16du" xmlns:w16sdtdh="http://schemas.microsoft.com/office/word/2020/wordml/sdtdatahash" xmlns:w16sdtfl="http://schemas.microsoft.com/office/word/2024/wordml/sdtformatlock" xmlns:w16se="http://schemas.microsoft.com/office/word/2015/wordml/symex" xmlns:wpg="http://schemas.microsoft.com/office/word/2010/wordprocessingGroup" xmlns:wpi="http://schemas.microsoft.com/office/word/2010/wordprocessingInk" xmlns:wne="http://schemas.microsoft.com/office/word/2006/wordml" xmlns:wps="http://schemas.microsoft.com/office/word/2010/wordprocessingShape" mc:Ignorable="w14 w15 w16se w16cid w16 w16cex w16sdtdh w16sdtfl w16du wp14">
   <w:abstractNum w:abstractNumId="0" w15:restartNumberingAfterBreak="0">
+    <w:nsid w:val="0A883597"/>
+    <w:multiLevelType w:val="hybridMultilevel"/>
+    <w:tmpl w:val="3CA036F4"/>
+    <w:lvl w:ilvl="0" w:tplc="040E000F">
+      <w:start w:val="1"/>
+      <w:numFmt w:val="decimal"/>
+      <w:lvlText w:val="%1."/>
+      <w:lvlJc w:val="left"/>
+      <w:pPr>
+        <w:ind w:left="720" w:hanging="360"/>
+      </w:pPr>
+    </w:lvl>
+    <w:lvl w:ilvl="1" w:tplc="040E0019" w:tentative="1">
+      <w:start w:val="1"/>
+      <w:numFmt w:val="lowerLetter"/>
+      <w:lvlText w:val="%2."/>
+      <w:lvlJc w:val="left"/>
+      <w:pPr>
+        <w:ind w:left="1440" w:hanging="360"/>
+      </w:pPr>
+    </w:lvl>
+    <w:lvl w:ilvl="2" w:tplc="040E001B" w:tentative="1">
+      <w:start w:val="1"/>
+      <w:numFmt w:val="lowerRoman"/>
+      <w:lvlText w:val="%3."/>
+      <w:lvlJc w:val="right"/>
+      <w:pPr>
+        <w:ind w:left="2160" w:hanging="180"/>
+      </w:pPr>
+    </w:lvl>
+    <w:lvl w:ilvl="3" w:tplc="040E000F" w:tentative="1">
+      <w:start w:val="1"/>
+      <w:numFmt w:val="decimal"/>
+      <w:lvlText w:val="%4."/>
+      <w:lvlJc w:val="left"/>
+      <w:pPr>
+        <w:ind w:left="2880" w:hanging="360"/>
+      </w:pPr>
+    </w:lvl>
+    <w:lvl w:ilvl="4" w:tplc="040E0019" w:tentative="1">
+      <w:start w:val="1"/>
+      <w:numFmt w:val="lowerLetter"/>
+      <w:lvlText w:val="%5."/>
+      <w:lvlJc w:val="left"/>
+      <w:pPr>
+        <w:ind w:left="3600" w:hanging="360"/>
+      </w:pPr>
+    </w:lvl>
+    <w:lvl w:ilvl="5" w:tplc="040E001B" w:tentative="1">
+      <w:start w:val="1"/>
+      <w:numFmt w:val="lowerRoman"/>
+      <w:lvlText w:val="%6."/>
+      <w:lvlJc w:val="right"/>
+      <w:pPr>
+        <w:ind w:left="4320" w:hanging="180"/>
+      </w:pPr>
+    </w:lvl>
+    <w:lvl w:ilvl="6" w:tplc="040E000F" w:tentative="1">
+      <w:start w:val="1"/>
+      <w:numFmt w:val="decimal"/>
+      <w:lvlText w:val="%7."/>
+      <w:lvlJc w:val="left"/>
+      <w:pPr>
+        <w:ind w:left="5040" w:hanging="360"/>
+      </w:pPr>
+    </w:lvl>
+    <w:lvl w:ilvl="7" w:tplc="040E0019" w:tentative="1">
+      <w:start w:val="1"/>
+      <w:numFmt w:val="lowerLetter"/>
+      <w:lvlText w:val="%8."/>
+      <w:lvlJc w:val="left"/>
+      <w:pPr>
+        <w:ind w:left="5760" w:hanging="360"/>
+      </w:pPr>
+    </w:lvl>
+    <w:lvl w:ilvl="8" w:tplc="040E001B" w:tentative="1">
+      <w:start w:val="1"/>
+      <w:numFmt w:val="lowerRoman"/>
+      <w:lvlText w:val="%9."/>
+      <w:lvlJc w:val="right"/>
+      <w:pPr>
+        <w:ind w:left="6480" w:hanging="180"/>
+      </w:pPr>
+    </w:lvl>
+  </w:abstractNum>
+  <w:abstractNum w:abstractNumId="1" w15:restartNumberingAfterBreak="0">
+    <w:nsid w:val="0AC441C2"/>
+    <w:multiLevelType w:val="hybridMultilevel"/>
+    <w:tmpl w:val="9C387D84"/>
+    <w:lvl w:ilvl="0" w:tplc="040E000F">
+      <w:start w:val="1"/>
+      <w:numFmt w:val="decimal"/>
+      <w:lvlText w:val="%1."/>
+      <w:lvlJc w:val="left"/>
+      <w:pPr>
+        <w:ind w:left="825" w:hanging="360"/>
+      </w:pPr>
+    </w:lvl>
+    <w:lvl w:ilvl="1" w:tplc="040E0019" w:tentative="1">
+      <w:start w:val="1"/>
+      <w:numFmt w:val="lowerLetter"/>
+      <w:lvlText w:val="%2."/>
+      <w:lvlJc w:val="left"/>
+      <w:pPr>
+        <w:ind w:left="1545" w:hanging="360"/>
+      </w:pPr>
+    </w:lvl>
+    <w:lvl w:ilvl="2" w:tplc="040E001B" w:tentative="1">
+      <w:start w:val="1"/>
+      <w:numFmt w:val="lowerRoman"/>
+      <w:lvlText w:val="%3."/>
+      <w:lvlJc w:val="right"/>
+      <w:pPr>
+        <w:ind w:left="2265" w:hanging="180"/>
+      </w:pPr>
+    </w:lvl>
+    <w:lvl w:ilvl="3" w:tplc="040E000F" w:tentative="1">
+      <w:start w:val="1"/>
+      <w:numFmt w:val="decimal"/>
+      <w:lvlText w:val="%4."/>
+      <w:lvlJc w:val="left"/>
+      <w:pPr>
+        <w:ind w:left="2985" w:hanging="360"/>
+      </w:pPr>
+    </w:lvl>
+    <w:lvl w:ilvl="4" w:tplc="040E0019" w:tentative="1">
+      <w:start w:val="1"/>
+      <w:numFmt w:val="lowerLetter"/>
+      <w:lvlText w:val="%5."/>
+      <w:lvlJc w:val="left"/>
+      <w:pPr>
+        <w:ind w:left="3705" w:hanging="360"/>
+      </w:pPr>
+    </w:lvl>
+    <w:lvl w:ilvl="5" w:tplc="040E001B" w:tentative="1">
+      <w:start w:val="1"/>
+      <w:numFmt w:val="lowerRoman"/>
+      <w:lvlText w:val="%6."/>
+      <w:lvlJc w:val="right"/>
+      <w:pPr>
+        <w:ind w:left="4425" w:hanging="180"/>
+      </w:pPr>
+    </w:lvl>
+    <w:lvl w:ilvl="6" w:tplc="040E000F" w:tentative="1">
+      <w:start w:val="1"/>
+      <w:numFmt w:val="decimal"/>
+      <w:lvlText w:val="%7."/>
+      <w:lvlJc w:val="left"/>
+      <w:pPr>
+        <w:ind w:left="5145" w:hanging="360"/>
+      </w:pPr>
+    </w:lvl>
+    <w:lvl w:ilvl="7" w:tplc="040E0019" w:tentative="1">
+      <w:start w:val="1"/>
+      <w:numFmt w:val="lowerLetter"/>
+      <w:lvlText w:val="%8."/>
+      <w:lvlJc w:val="left"/>
+      <w:pPr>
+        <w:ind w:left="5865" w:hanging="360"/>
+      </w:pPr>
+    </w:lvl>
+    <w:lvl w:ilvl="8" w:tplc="040E001B" w:tentative="1">
+      <w:start w:val="1"/>
+      <w:numFmt w:val="lowerRoman"/>
+      <w:lvlText w:val="%9."/>
+      <w:lvlJc w:val="right"/>
+      <w:pPr>
+        <w:ind w:left="6585" w:hanging="180"/>
+      </w:pPr>
+    </w:lvl>
+  </w:abstractNum>
+  <w:abstractNum w:abstractNumId="2" w15:restartNumberingAfterBreak="0">
     <w:nsid w:val="23B62DDB"/>
     <w:multiLevelType w:val="hybridMultilevel"/>
     <w:tmpl w:val="93F24C12"/>
@@ -1480,7 +2003,156 @@
       </w:rPr>
     </w:lvl>
   </w:abstractNum>
-  <w:abstractNum w:abstractNumId="1" w15:restartNumberingAfterBreak="0">
+  <w:abstractNum w:abstractNumId="3" w15:restartNumberingAfterBreak="0">
+    <w:nsid w:val="59002461"/>
+    <w:multiLevelType w:val="multilevel"/>
+    <w:tmpl w:val="D2941F06"/>
+    <w:lvl w:ilvl="0">
+      <w:start w:val="1"/>
+      <w:numFmt w:val="bullet"/>
+      <w:lvlText w:val=""/>
+      <w:lvlJc w:val="left"/>
+      <w:pPr>
+        <w:tabs>
+          <w:tab w:val="num" w:pos="720"/>
+        </w:tabs>
+        <w:ind w:left="720" w:hanging="360"/>
+      </w:pPr>
+      <w:rPr>
+        <w:rFonts w:ascii="Symbol" w:hAnsi="Symbol" w:hint="default"/>
+        <w:sz w:val="20"/>
+      </w:rPr>
+    </w:lvl>
+    <w:lvl w:ilvl="1" w:tentative="1">
+      <w:start w:val="1"/>
+      <w:numFmt w:val="bullet"/>
+      <w:lvlText w:val="o"/>
+      <w:lvlJc w:val="left"/>
+      <w:pPr>
+        <w:tabs>
+          <w:tab w:val="num" w:pos="1440"/>
+        </w:tabs>
+        <w:ind w:left="1440" w:hanging="360"/>
+      </w:pPr>
+      <w:rPr>
+        <w:rFonts w:ascii="Courier New" w:hAnsi="Courier New" w:hint="default"/>
+        <w:sz w:val="20"/>
+      </w:rPr>
+    </w:lvl>
+    <w:lvl w:ilvl="2" w:tentative="1">
+      <w:start w:val="1"/>
+      <w:numFmt w:val="bullet"/>
+      <w:lvlText w:val=""/>
+      <w:lvlJc w:val="left"/>
+      <w:pPr>
+        <w:tabs>
+          <w:tab w:val="num" w:pos="2160"/>
+        </w:tabs>
+        <w:ind w:left="2160" w:hanging="360"/>
+      </w:pPr>
+      <w:rPr>
+        <w:rFonts w:ascii="Wingdings" w:hAnsi="Wingdings" w:hint="default"/>
+        <w:sz w:val="20"/>
+      </w:rPr>
+    </w:lvl>
+    <w:lvl w:ilvl="3" w:tentative="1">
+      <w:start w:val="1"/>
+      <w:numFmt w:val="bullet"/>
+      <w:lvlText w:val=""/>
+      <w:lvlJc w:val="left"/>
+      <w:pPr>
+        <w:tabs>
+          <w:tab w:val="num" w:pos="2880"/>
+        </w:tabs>
+        <w:ind w:left="2880" w:hanging="360"/>
+      </w:pPr>
+      <w:rPr>
+        <w:rFonts w:ascii="Wingdings" w:hAnsi="Wingdings" w:hint="default"/>
+        <w:sz w:val="20"/>
+      </w:rPr>
+    </w:lvl>
+    <w:lvl w:ilvl="4" w:tentative="1">
+      <w:start w:val="1"/>
+      <w:numFmt w:val="bullet"/>
+      <w:lvlText w:val=""/>
+      <w:lvlJc w:val="left"/>
+      <w:pPr>
+        <w:tabs>
+          <w:tab w:val="num" w:pos="3600"/>
+        </w:tabs>
+        <w:ind w:left="3600" w:hanging="360"/>
+      </w:pPr>
+      <w:rPr>
+        <w:rFonts w:ascii="Wingdings" w:hAnsi="Wingdings" w:hint="default"/>
+        <w:sz w:val="20"/>
+      </w:rPr>
+    </w:lvl>
+    <w:lvl w:ilvl="5" w:tentative="1">
+      <w:start w:val="1"/>
+      <w:numFmt w:val="bullet"/>
+      <w:lvlText w:val=""/>
+      <w:lvlJc w:val="left"/>
+      <w:pPr>
+        <w:tabs>
+          <w:tab w:val="num" w:pos="4320"/>
+        </w:tabs>
+        <w:ind w:left="4320" w:hanging="360"/>
+      </w:pPr>
+      <w:rPr>
+        <w:rFonts w:ascii="Wingdings" w:hAnsi="Wingdings" w:hint="default"/>
+        <w:sz w:val="20"/>
+      </w:rPr>
+    </w:lvl>
+    <w:lvl w:ilvl="6" w:tentative="1">
+      <w:start w:val="1"/>
+      <w:numFmt w:val="bullet"/>
+      <w:lvlText w:val=""/>
+      <w:lvlJc w:val="left"/>
+      <w:pPr>
+        <w:tabs>
+          <w:tab w:val="num" w:pos="5040"/>
+        </w:tabs>
+        <w:ind w:left="5040" w:hanging="360"/>
+      </w:pPr>
+      <w:rPr>
+        <w:rFonts w:ascii="Wingdings" w:hAnsi="Wingdings" w:hint="default"/>
+        <w:sz w:val="20"/>
+      </w:rPr>
+    </w:lvl>
+    <w:lvl w:ilvl="7" w:tentative="1">
+      <w:start w:val="1"/>
+      <w:numFmt w:val="bullet"/>
+      <w:lvlText w:val=""/>
+      <w:lvlJc w:val="left"/>
+      <w:pPr>
+        <w:tabs>
+          <w:tab w:val="num" w:pos="5760"/>
+        </w:tabs>
+        <w:ind w:left="5760" w:hanging="360"/>
+      </w:pPr>
+      <w:rPr>
+        <w:rFonts w:ascii="Wingdings" w:hAnsi="Wingdings" w:hint="default"/>
+        <w:sz w:val="20"/>
+      </w:rPr>
+    </w:lvl>
+    <w:lvl w:ilvl="8" w:tentative="1">
+      <w:start w:val="1"/>
+      <w:numFmt w:val="bullet"/>
+      <w:lvlText w:val=""/>
+      <w:lvlJc w:val="left"/>
+      <w:pPr>
+        <w:tabs>
+          <w:tab w:val="num" w:pos="6480"/>
+        </w:tabs>
+        <w:ind w:left="6480" w:hanging="360"/>
+      </w:pPr>
+      <w:rPr>
+        <w:rFonts w:ascii="Wingdings" w:hAnsi="Wingdings" w:hint="default"/>
+        <w:sz w:val="20"/>
+      </w:rPr>
+    </w:lvl>
+  </w:abstractNum>
+  <w:abstractNum w:abstractNumId="4" w15:restartNumberingAfterBreak="0">
     <w:nsid w:val="5C1F67EF"/>
     <w:multiLevelType w:val="hybridMultilevel"/>
     <w:tmpl w:val="1696E91E"/>
@@ -1496,7 +2168,7 @@
         <w:rFonts w:ascii="Symbol" w:hAnsi="Symbol" w:hint="default"/>
       </w:rPr>
     </w:lvl>
-    <w:lvl w:ilvl="1" w:tplc="040E0003">
+    <w:lvl w:ilvl="1" w:tplc="040E0003" w:tentative="1">
       <w:start w:val="1"/>
       <w:numFmt w:val="bullet"/>
       <w:lvlText w:val="o"/>
@@ -1508,7 +2180,7 @@
         <w:rFonts w:ascii="Courier New" w:hAnsi="Courier New" w:cs="Courier New" w:hint="default"/>
       </w:rPr>
     </w:lvl>
-    <w:lvl w:ilvl="2" w:tplc="040E0005">
+    <w:lvl w:ilvl="2" w:tplc="040E0005" w:tentative="1">
       <w:start w:val="1"/>
       <w:numFmt w:val="bullet"/>
       <w:lvlText w:val=""/>
@@ -1520,7 +2192,7 @@
         <w:rFonts w:ascii="Wingdings" w:hAnsi="Wingdings" w:hint="default"/>
       </w:rPr>
     </w:lvl>
-    <w:lvl w:ilvl="3" w:tplc="040E0001">
+    <w:lvl w:ilvl="3" w:tplc="040E0001" w:tentative="1">
       <w:start w:val="1"/>
       <w:numFmt w:val="bullet"/>
       <w:lvlText w:val=""/>
@@ -1532,7 +2204,7 @@
         <w:rFonts w:ascii="Symbol" w:hAnsi="Symbol" w:hint="default"/>
       </w:rPr>
     </w:lvl>
-    <w:lvl w:ilvl="4" w:tplc="040E0003">
+    <w:lvl w:ilvl="4" w:tplc="040E0003" w:tentative="1">
       <w:start w:val="1"/>
       <w:numFmt w:val="bullet"/>
       <w:lvlText w:val="o"/>
@@ -1544,7 +2216,7 @@
         <w:rFonts w:ascii="Courier New" w:hAnsi="Courier New" w:cs="Courier New" w:hint="default"/>
       </w:rPr>
     </w:lvl>
-    <w:lvl w:ilvl="5" w:tplc="040E0005">
+    <w:lvl w:ilvl="5" w:tplc="040E0005" w:tentative="1">
       <w:start w:val="1"/>
       <w:numFmt w:val="bullet"/>
       <w:lvlText w:val=""/>
@@ -1556,7 +2228,7 @@
         <w:rFonts w:ascii="Wingdings" w:hAnsi="Wingdings" w:hint="default"/>
       </w:rPr>
     </w:lvl>
-    <w:lvl w:ilvl="6" w:tplc="040E0001">
+    <w:lvl w:ilvl="6" w:tplc="040E0001" w:tentative="1">
       <w:start w:val="1"/>
       <w:numFmt w:val="bullet"/>
       <w:lvlText w:val=""/>
@@ -1568,7 +2240,7 @@
         <w:rFonts w:ascii="Symbol" w:hAnsi="Symbol" w:hint="default"/>
       </w:rPr>
     </w:lvl>
-    <w:lvl w:ilvl="7" w:tplc="040E0003">
+    <w:lvl w:ilvl="7" w:tplc="040E0003" w:tentative="1">
       <w:start w:val="1"/>
       <w:numFmt w:val="bullet"/>
       <w:lvlText w:val="o"/>
@@ -1580,7 +2252,7 @@
         <w:rFonts w:ascii="Courier New" w:hAnsi="Courier New" w:cs="Courier New" w:hint="default"/>
       </w:rPr>
     </w:lvl>
-    <w:lvl w:ilvl="8" w:tplc="040E0005">
+    <w:lvl w:ilvl="8" w:tplc="040E0005" w:tentative="1">
       <w:start w:val="1"/>
       <w:numFmt w:val="bullet"/>
       <w:lvlText w:val=""/>
@@ -1593,7 +2265,209 @@
       </w:rPr>
     </w:lvl>
   </w:abstractNum>
-  <w:abstractNum w:abstractNumId="2" w15:restartNumberingAfterBreak="0">
+  <w:abstractNum w:abstractNumId="5" w15:restartNumberingAfterBreak="0">
+    <w:nsid w:val="5F854566"/>
+    <w:multiLevelType w:val="hybridMultilevel"/>
+    <w:tmpl w:val="3F2CF7A8"/>
+    <w:lvl w:ilvl="0" w:tplc="040E0001">
+      <w:start w:val="1"/>
+      <w:numFmt w:val="bullet"/>
+      <w:lvlText w:val=""/>
+      <w:lvlJc w:val="left"/>
+      <w:pPr>
+        <w:ind w:left="1440" w:hanging="360"/>
+      </w:pPr>
+      <w:rPr>
+        <w:rFonts w:ascii="Symbol" w:hAnsi="Symbol" w:hint="default"/>
+      </w:rPr>
+    </w:lvl>
+    <w:lvl w:ilvl="1" w:tplc="040E0003" w:tentative="1">
+      <w:start w:val="1"/>
+      <w:numFmt w:val="bullet"/>
+      <w:lvlText w:val="o"/>
+      <w:lvlJc w:val="left"/>
+      <w:pPr>
+        <w:ind w:left="2160" w:hanging="360"/>
+      </w:pPr>
+      <w:rPr>
+        <w:rFonts w:ascii="Courier New" w:hAnsi="Courier New" w:cs="Courier New" w:hint="default"/>
+      </w:rPr>
+    </w:lvl>
+    <w:lvl w:ilvl="2" w:tplc="040E0005" w:tentative="1">
+      <w:start w:val="1"/>
+      <w:numFmt w:val="bullet"/>
+      <w:lvlText w:val=""/>
+      <w:lvlJc w:val="left"/>
+      <w:pPr>
+        <w:ind w:left="2880" w:hanging="360"/>
+      </w:pPr>
+      <w:rPr>
+        <w:rFonts w:ascii="Wingdings" w:hAnsi="Wingdings" w:hint="default"/>
+      </w:rPr>
+    </w:lvl>
+    <w:lvl w:ilvl="3" w:tplc="040E0001" w:tentative="1">
+      <w:start w:val="1"/>
+      <w:numFmt w:val="bullet"/>
+      <w:lvlText w:val=""/>
+      <w:lvlJc w:val="left"/>
+      <w:pPr>
+        <w:ind w:left="3600" w:hanging="360"/>
+      </w:pPr>
+      <w:rPr>
+        <w:rFonts w:ascii="Symbol" w:hAnsi="Symbol" w:hint="default"/>
+      </w:rPr>
+    </w:lvl>
+    <w:lvl w:ilvl="4" w:tplc="040E0003" w:tentative="1">
+      <w:start w:val="1"/>
+      <w:numFmt w:val="bullet"/>
+      <w:lvlText w:val="o"/>
+      <w:lvlJc w:val="left"/>
+      <w:pPr>
+        <w:ind w:left="4320" w:hanging="360"/>
+      </w:pPr>
+      <w:rPr>
+        <w:rFonts w:ascii="Courier New" w:hAnsi="Courier New" w:cs="Courier New" w:hint="default"/>
+      </w:rPr>
+    </w:lvl>
+    <w:lvl w:ilvl="5" w:tplc="040E0005" w:tentative="1">
+      <w:start w:val="1"/>
+      <w:numFmt w:val="bullet"/>
+      <w:lvlText w:val=""/>
+      <w:lvlJc w:val="left"/>
+      <w:pPr>
+        <w:ind w:left="5040" w:hanging="360"/>
+      </w:pPr>
+      <w:rPr>
+        <w:rFonts w:ascii="Wingdings" w:hAnsi="Wingdings" w:hint="default"/>
+      </w:rPr>
+    </w:lvl>
+    <w:lvl w:ilvl="6" w:tplc="040E0001" w:tentative="1">
+      <w:start w:val="1"/>
+      <w:numFmt w:val="bullet"/>
+      <w:lvlText w:val=""/>
+      <w:lvlJc w:val="left"/>
+      <w:pPr>
+        <w:ind w:left="5760" w:hanging="360"/>
+      </w:pPr>
+      <w:rPr>
+        <w:rFonts w:ascii="Symbol" w:hAnsi="Symbol" w:hint="default"/>
+      </w:rPr>
+    </w:lvl>
+    <w:lvl w:ilvl="7" w:tplc="040E0003" w:tentative="1">
+      <w:start w:val="1"/>
+      <w:numFmt w:val="bullet"/>
+      <w:lvlText w:val="o"/>
+      <w:lvlJc w:val="left"/>
+      <w:pPr>
+        <w:ind w:left="6480" w:hanging="360"/>
+      </w:pPr>
+      <w:rPr>
+        <w:rFonts w:ascii="Courier New" w:hAnsi="Courier New" w:cs="Courier New" w:hint="default"/>
+      </w:rPr>
+    </w:lvl>
+    <w:lvl w:ilvl="8" w:tplc="040E0005" w:tentative="1">
+      <w:start w:val="1"/>
+      <w:numFmt w:val="bullet"/>
+      <w:lvlText w:val=""/>
+      <w:lvlJc w:val="left"/>
+      <w:pPr>
+        <w:ind w:left="7200" w:hanging="360"/>
+      </w:pPr>
+      <w:rPr>
+        <w:rFonts w:ascii="Wingdings" w:hAnsi="Wingdings" w:hint="default"/>
+      </w:rPr>
+    </w:lvl>
+  </w:abstractNum>
+  <w:abstractNum w:abstractNumId="6" w15:restartNumberingAfterBreak="0">
+    <w:nsid w:val="6A587999"/>
+    <w:multiLevelType w:val="hybridMultilevel"/>
+    <w:tmpl w:val="8B46A06E"/>
+    <w:lvl w:ilvl="0" w:tplc="040E0001">
+      <w:start w:val="1"/>
+      <w:numFmt w:val="bullet"/>
+      <w:lvlText w:val=""/>
+      <w:lvlJc w:val="left"/>
+      <w:pPr>
+        <w:ind w:left="825" w:hanging="360"/>
+      </w:pPr>
+      <w:rPr>
+        <w:rFonts w:ascii="Symbol" w:hAnsi="Symbol" w:hint="default"/>
+      </w:rPr>
+    </w:lvl>
+    <w:lvl w:ilvl="1" w:tplc="FFFFFFFF" w:tentative="1">
+      <w:start w:val="1"/>
+      <w:numFmt w:val="lowerLetter"/>
+      <w:lvlText w:val="%2."/>
+      <w:lvlJc w:val="left"/>
+      <w:pPr>
+        <w:ind w:left="1545" w:hanging="360"/>
+      </w:pPr>
+    </w:lvl>
+    <w:lvl w:ilvl="2" w:tplc="FFFFFFFF" w:tentative="1">
+      <w:start w:val="1"/>
+      <w:numFmt w:val="lowerRoman"/>
+      <w:lvlText w:val="%3."/>
+      <w:lvlJc w:val="right"/>
+      <w:pPr>
+        <w:ind w:left="2265" w:hanging="180"/>
+      </w:pPr>
+    </w:lvl>
+    <w:lvl w:ilvl="3" w:tplc="FFFFFFFF" w:tentative="1">
+      <w:start w:val="1"/>
+      <w:numFmt w:val="decimal"/>
+      <w:lvlText w:val="%4."/>
+      <w:lvlJc w:val="left"/>
+      <w:pPr>
+        <w:ind w:left="2985" w:hanging="360"/>
+      </w:pPr>
+    </w:lvl>
+    <w:lvl w:ilvl="4" w:tplc="FFFFFFFF" w:tentative="1">
+      <w:start w:val="1"/>
+      <w:numFmt w:val="lowerLetter"/>
+      <w:lvlText w:val="%5."/>
+      <w:lvlJc w:val="left"/>
+      <w:pPr>
+        <w:ind w:left="3705" w:hanging="360"/>
+      </w:pPr>
+    </w:lvl>
+    <w:lvl w:ilvl="5" w:tplc="FFFFFFFF" w:tentative="1">
+      <w:start w:val="1"/>
+      <w:numFmt w:val="lowerRoman"/>
+      <w:lvlText w:val="%6."/>
+      <w:lvlJc w:val="right"/>
+      <w:pPr>
+        <w:ind w:left="4425" w:hanging="180"/>
+      </w:pPr>
+    </w:lvl>
+    <w:lvl w:ilvl="6" w:tplc="FFFFFFFF" w:tentative="1">
+      <w:start w:val="1"/>
+      <w:numFmt w:val="decimal"/>
+      <w:lvlText w:val="%7."/>
+      <w:lvlJc w:val="left"/>
+      <w:pPr>
+        <w:ind w:left="5145" w:hanging="360"/>
+      </w:pPr>
+    </w:lvl>
+    <w:lvl w:ilvl="7" w:tplc="FFFFFFFF" w:tentative="1">
+      <w:start w:val="1"/>
+      <w:numFmt w:val="lowerLetter"/>
+      <w:lvlText w:val="%8."/>
+      <w:lvlJc w:val="left"/>
+      <w:pPr>
+        <w:ind w:left="5865" w:hanging="360"/>
+      </w:pPr>
+    </w:lvl>
+    <w:lvl w:ilvl="8" w:tplc="FFFFFFFF" w:tentative="1">
+      <w:start w:val="1"/>
+      <w:numFmt w:val="lowerRoman"/>
+      <w:lvlText w:val="%9."/>
+      <w:lvlJc w:val="right"/>
+      <w:pPr>
+        <w:ind w:left="6585" w:hanging="180"/>
+      </w:pPr>
+    </w:lvl>
+  </w:abstractNum>
+  <w:abstractNum w:abstractNumId="7" w15:restartNumberingAfterBreak="0">
     <w:nsid w:val="6CF07688"/>
     <w:multiLevelType w:val="hybridMultilevel"/>
     <w:tmpl w:val="183864AA"/>
@@ -1706,17 +2580,145 @@
       </w:rPr>
     </w:lvl>
   </w:abstractNum>
-  <w:num w:numId="1" w16cid:durableId="524636358">
+  <w:abstractNum w:abstractNumId="8" w15:restartNumberingAfterBreak="0">
+    <w:nsid w:val="778F7887"/>
+    <w:multiLevelType w:val="hybridMultilevel"/>
+    <w:tmpl w:val="2F1CC164"/>
+    <w:lvl w:ilvl="0" w:tplc="040E0001">
+      <w:start w:val="1"/>
+      <w:numFmt w:val="bullet"/>
+      <w:lvlText w:val=""/>
+      <w:lvlJc w:val="left"/>
+      <w:pPr>
+        <w:ind w:left="720" w:hanging="360"/>
+      </w:pPr>
+      <w:rPr>
+        <w:rFonts w:ascii="Symbol" w:hAnsi="Symbol" w:hint="default"/>
+      </w:rPr>
+    </w:lvl>
+    <w:lvl w:ilvl="1" w:tplc="040E0003" w:tentative="1">
+      <w:start w:val="1"/>
+      <w:numFmt w:val="bullet"/>
+      <w:lvlText w:val="o"/>
+      <w:lvlJc w:val="left"/>
+      <w:pPr>
+        <w:ind w:left="1440" w:hanging="360"/>
+      </w:pPr>
+      <w:rPr>
+        <w:rFonts w:ascii="Courier New" w:hAnsi="Courier New" w:cs="Courier New" w:hint="default"/>
+      </w:rPr>
+    </w:lvl>
+    <w:lvl w:ilvl="2" w:tplc="040E0005" w:tentative="1">
+      <w:start w:val="1"/>
+      <w:numFmt w:val="bullet"/>
+      <w:lvlText w:val=""/>
+      <w:lvlJc w:val="left"/>
+      <w:pPr>
+        <w:ind w:left="2160" w:hanging="360"/>
+      </w:pPr>
+      <w:rPr>
+        <w:rFonts w:ascii="Wingdings" w:hAnsi="Wingdings" w:hint="default"/>
+      </w:rPr>
+    </w:lvl>
+    <w:lvl w:ilvl="3" w:tplc="040E0001" w:tentative="1">
+      <w:start w:val="1"/>
+      <w:numFmt w:val="bullet"/>
+      <w:lvlText w:val=""/>
+      <w:lvlJc w:val="left"/>
+      <w:pPr>
+        <w:ind w:left="2880" w:hanging="360"/>
+      </w:pPr>
+      <w:rPr>
+        <w:rFonts w:ascii="Symbol" w:hAnsi="Symbol" w:hint="default"/>
+      </w:rPr>
+    </w:lvl>
+    <w:lvl w:ilvl="4" w:tplc="040E0003" w:tentative="1">
+      <w:start w:val="1"/>
+      <w:numFmt w:val="bullet"/>
+      <w:lvlText w:val="o"/>
+      <w:lvlJc w:val="left"/>
+      <w:pPr>
+        <w:ind w:left="3600" w:hanging="360"/>
+      </w:pPr>
+      <w:rPr>
+        <w:rFonts w:ascii="Courier New" w:hAnsi="Courier New" w:cs="Courier New" w:hint="default"/>
+      </w:rPr>
+    </w:lvl>
+    <w:lvl w:ilvl="5" w:tplc="040E0005" w:tentative="1">
+      <w:start w:val="1"/>
+      <w:numFmt w:val="bullet"/>
+      <w:lvlText w:val=""/>
+      <w:lvlJc w:val="left"/>
+      <w:pPr>
+        <w:ind w:left="4320" w:hanging="360"/>
+      </w:pPr>
+      <w:rPr>
+        <w:rFonts w:ascii="Wingdings" w:hAnsi="Wingdings" w:hint="default"/>
+      </w:rPr>
+    </w:lvl>
+    <w:lvl w:ilvl="6" w:tplc="040E0001" w:tentative="1">
+      <w:start w:val="1"/>
+      <w:numFmt w:val="bullet"/>
+      <w:lvlText w:val=""/>
+      <w:lvlJc w:val="left"/>
+      <w:pPr>
+        <w:ind w:left="5040" w:hanging="360"/>
+      </w:pPr>
+      <w:rPr>
+        <w:rFonts w:ascii="Symbol" w:hAnsi="Symbol" w:hint="default"/>
+      </w:rPr>
+    </w:lvl>
+    <w:lvl w:ilvl="7" w:tplc="040E0003" w:tentative="1">
+      <w:start w:val="1"/>
+      <w:numFmt w:val="bullet"/>
+      <w:lvlText w:val="o"/>
+      <w:lvlJc w:val="left"/>
+      <w:pPr>
+        <w:ind w:left="5760" w:hanging="360"/>
+      </w:pPr>
+      <w:rPr>
+        <w:rFonts w:ascii="Courier New" w:hAnsi="Courier New" w:cs="Courier New" w:hint="default"/>
+      </w:rPr>
+    </w:lvl>
+    <w:lvl w:ilvl="8" w:tplc="040E0005" w:tentative="1">
+      <w:start w:val="1"/>
+      <w:numFmt w:val="bullet"/>
+      <w:lvlText w:val=""/>
+      <w:lvlJc w:val="left"/>
+      <w:pPr>
+        <w:ind w:left="6480" w:hanging="360"/>
+      </w:pPr>
+      <w:rPr>
+        <w:rFonts w:ascii="Wingdings" w:hAnsi="Wingdings" w:hint="default"/>
+      </w:rPr>
+    </w:lvl>
+  </w:abstractNum>
+  <w:num w:numId="1" w16cid:durableId="460731455">
+    <w:abstractNumId w:val="0"/>
+  </w:num>
+  <w:num w:numId="2" w16cid:durableId="16545619">
     <w:abstractNumId w:val="1"/>
   </w:num>
-  <w:num w:numId="2" w16cid:durableId="321472881">
-    <w:abstractNumId w:val="1"/>
+  <w:num w:numId="3" w16cid:durableId="1774127160">
+    <w:abstractNumId w:val="8"/>
   </w:num>
-  <w:num w:numId="3" w16cid:durableId="282077015">
-    <w:abstractNumId w:val="0"/>
+  <w:num w:numId="4" w16cid:durableId="400520632">
+    <w:abstractNumId w:val="5"/>
   </w:num>
-  <w:num w:numId="4" w16cid:durableId="1985111913">
+  <w:num w:numId="5" w16cid:durableId="282077015">
     <w:abstractNumId w:val="2"/>
+  </w:num>
+  <w:num w:numId="6" w16cid:durableId="1985111913">
+    <w:abstractNumId w:val="7"/>
+  </w:num>
+  <w:num w:numId="7" w16cid:durableId="996882924">
+    <w:abstractNumId w:val="3"/>
+  </w:num>
+  <w:num w:numId="8" w16cid:durableId="1665664440">
+    <w:abstractNumId w:val="4"/>
+  </w:num>
+  <w:num w:numId="9" w16cid:durableId="1070272087">
+    <w:abstractNumId w:val="6"/>
   </w:num>
 </w:numbering>
 </file>
@@ -1727,9 +2729,11 @@
     <w:rPrDefault>
       <w:rPr>
         <w:rFonts w:asciiTheme="minorHAnsi" w:eastAsiaTheme="minorHAnsi" w:hAnsiTheme="minorHAnsi" w:cstheme="minorBidi"/>
+        <w:kern w:val="2"/>
         <w:sz w:val="22"/>
         <w:szCs w:val="22"/>
         <w:lang w:val="hu-HU" w:eastAsia="en-US" w:bidi="ar-SA"/>
+        <w14:ligatures w14:val="standardContextual"/>
       </w:rPr>
     </w:rPrDefault>
     <w:pPrDefault>
@@ -2119,11 +3123,214 @@
   <w:style w:type="paragraph" w:default="1" w:styleId="Norml">
     <w:name w:val="Normal"/>
     <w:qFormat/>
+    <w:rsid w:val="00E1529A"/>
+    <w:rPr>
+      <w:kern w:val="0"/>
+      <w14:ligatures w14:val="none"/>
+    </w:rPr>
+  </w:style>
+  <w:style w:type="paragraph" w:styleId="Cmsor1">
+    <w:name w:val="heading 1"/>
+    <w:basedOn w:val="Norml"/>
+    <w:next w:val="Norml"/>
+    <w:link w:val="Cmsor1Char"/>
+    <w:uiPriority w:val="9"/>
+    <w:qFormat/>
+    <w:rsid w:val="00E1529A"/>
+    <w:pPr>
+      <w:keepNext/>
+      <w:keepLines/>
+      <w:spacing w:before="360" w:after="80"/>
+      <w:outlineLvl w:val="0"/>
+    </w:pPr>
+    <w:rPr>
+      <w:rFonts w:asciiTheme="majorHAnsi" w:eastAsiaTheme="majorEastAsia" w:hAnsiTheme="majorHAnsi" w:cstheme="majorBidi"/>
+      <w:color w:val="0F4761" w:themeColor="accent1" w:themeShade="BF"/>
+      <w:sz w:val="40"/>
+      <w:szCs w:val="40"/>
+    </w:rPr>
+  </w:style>
+  <w:style w:type="paragraph" w:styleId="Cmsor2">
+    <w:name w:val="heading 2"/>
+    <w:basedOn w:val="Norml"/>
+    <w:next w:val="Norml"/>
+    <w:link w:val="Cmsor2Char"/>
+    <w:uiPriority w:val="9"/>
+    <w:semiHidden/>
+    <w:unhideWhenUsed/>
+    <w:qFormat/>
+    <w:rsid w:val="00E1529A"/>
+    <w:pPr>
+      <w:keepNext/>
+      <w:keepLines/>
+      <w:spacing w:before="160" w:after="80"/>
+      <w:outlineLvl w:val="1"/>
+    </w:pPr>
+    <w:rPr>
+      <w:rFonts w:asciiTheme="majorHAnsi" w:eastAsiaTheme="majorEastAsia" w:hAnsiTheme="majorHAnsi" w:cstheme="majorBidi"/>
+      <w:color w:val="0F4761" w:themeColor="accent1" w:themeShade="BF"/>
+      <w:sz w:val="32"/>
+      <w:szCs w:val="32"/>
+    </w:rPr>
+  </w:style>
+  <w:style w:type="paragraph" w:styleId="Cmsor3">
+    <w:name w:val="heading 3"/>
+    <w:basedOn w:val="Norml"/>
+    <w:next w:val="Norml"/>
+    <w:link w:val="Cmsor3Char"/>
+    <w:uiPriority w:val="9"/>
+    <w:semiHidden/>
+    <w:unhideWhenUsed/>
+    <w:qFormat/>
+    <w:rsid w:val="00E1529A"/>
+    <w:pPr>
+      <w:keepNext/>
+      <w:keepLines/>
+      <w:spacing w:before="160" w:after="80"/>
+      <w:outlineLvl w:val="2"/>
+    </w:pPr>
+    <w:rPr>
+      <w:rFonts w:eastAsiaTheme="majorEastAsia" w:cstheme="majorBidi"/>
+      <w:color w:val="0F4761" w:themeColor="accent1" w:themeShade="BF"/>
+      <w:sz w:val="28"/>
+      <w:szCs w:val="28"/>
+    </w:rPr>
+  </w:style>
+  <w:style w:type="paragraph" w:styleId="Cmsor4">
+    <w:name w:val="heading 4"/>
+    <w:basedOn w:val="Norml"/>
+    <w:next w:val="Norml"/>
+    <w:link w:val="Cmsor4Char"/>
+    <w:uiPriority w:val="9"/>
+    <w:semiHidden/>
+    <w:unhideWhenUsed/>
+    <w:qFormat/>
+    <w:rsid w:val="00E1529A"/>
+    <w:pPr>
+      <w:keepNext/>
+      <w:keepLines/>
+      <w:spacing w:before="80" w:after="40"/>
+      <w:outlineLvl w:val="3"/>
+    </w:pPr>
+    <w:rPr>
+      <w:rFonts w:eastAsiaTheme="majorEastAsia" w:cstheme="majorBidi"/>
+      <w:i/>
+      <w:iCs/>
+      <w:color w:val="0F4761" w:themeColor="accent1" w:themeShade="BF"/>
+    </w:rPr>
+  </w:style>
+  <w:style w:type="paragraph" w:styleId="Cmsor5">
+    <w:name w:val="heading 5"/>
+    <w:basedOn w:val="Norml"/>
+    <w:next w:val="Norml"/>
+    <w:link w:val="Cmsor5Char"/>
+    <w:uiPriority w:val="9"/>
+    <w:semiHidden/>
+    <w:unhideWhenUsed/>
+    <w:qFormat/>
+    <w:rsid w:val="00E1529A"/>
+    <w:pPr>
+      <w:keepNext/>
+      <w:keepLines/>
+      <w:spacing w:before="80" w:after="40"/>
+      <w:outlineLvl w:val="4"/>
+    </w:pPr>
+    <w:rPr>
+      <w:rFonts w:eastAsiaTheme="majorEastAsia" w:cstheme="majorBidi"/>
+      <w:color w:val="0F4761" w:themeColor="accent1" w:themeShade="BF"/>
+    </w:rPr>
+  </w:style>
+  <w:style w:type="paragraph" w:styleId="Cmsor6">
+    <w:name w:val="heading 6"/>
+    <w:basedOn w:val="Norml"/>
+    <w:next w:val="Norml"/>
+    <w:link w:val="Cmsor6Char"/>
+    <w:uiPriority w:val="9"/>
+    <w:semiHidden/>
+    <w:unhideWhenUsed/>
+    <w:qFormat/>
+    <w:rsid w:val="00E1529A"/>
+    <w:pPr>
+      <w:keepNext/>
+      <w:keepLines/>
+      <w:spacing w:before="40" w:after="0"/>
+      <w:outlineLvl w:val="5"/>
+    </w:pPr>
+    <w:rPr>
+      <w:rFonts w:eastAsiaTheme="majorEastAsia" w:cstheme="majorBidi"/>
+      <w:i/>
+      <w:iCs/>
+      <w:color w:val="595959" w:themeColor="text1" w:themeTint="A6"/>
+    </w:rPr>
+  </w:style>
+  <w:style w:type="paragraph" w:styleId="Cmsor7">
+    <w:name w:val="heading 7"/>
+    <w:basedOn w:val="Norml"/>
+    <w:next w:val="Norml"/>
+    <w:link w:val="Cmsor7Char"/>
+    <w:uiPriority w:val="9"/>
+    <w:semiHidden/>
+    <w:unhideWhenUsed/>
+    <w:qFormat/>
+    <w:rsid w:val="00E1529A"/>
+    <w:pPr>
+      <w:keepNext/>
+      <w:keepLines/>
+      <w:spacing w:before="40" w:after="0"/>
+      <w:outlineLvl w:val="6"/>
+    </w:pPr>
+    <w:rPr>
+      <w:rFonts w:eastAsiaTheme="majorEastAsia" w:cstheme="majorBidi"/>
+      <w:color w:val="595959" w:themeColor="text1" w:themeTint="A6"/>
+    </w:rPr>
+  </w:style>
+  <w:style w:type="paragraph" w:styleId="Cmsor8">
+    <w:name w:val="heading 8"/>
+    <w:basedOn w:val="Norml"/>
+    <w:next w:val="Norml"/>
+    <w:link w:val="Cmsor8Char"/>
+    <w:uiPriority w:val="9"/>
+    <w:semiHidden/>
+    <w:unhideWhenUsed/>
+    <w:qFormat/>
+    <w:rsid w:val="00E1529A"/>
+    <w:pPr>
+      <w:keepNext/>
+      <w:keepLines/>
+      <w:spacing w:after="0"/>
+      <w:outlineLvl w:val="7"/>
+    </w:pPr>
+    <w:rPr>
+      <w:rFonts w:eastAsiaTheme="majorEastAsia" w:cstheme="majorBidi"/>
+      <w:i/>
+      <w:iCs/>
+      <w:color w:val="272727" w:themeColor="text1" w:themeTint="D8"/>
+    </w:rPr>
+  </w:style>
+  <w:style w:type="paragraph" w:styleId="Cmsor9">
+    <w:name w:val="heading 9"/>
+    <w:basedOn w:val="Norml"/>
+    <w:next w:val="Norml"/>
+    <w:link w:val="Cmsor9Char"/>
+    <w:uiPriority w:val="9"/>
+    <w:semiHidden/>
+    <w:unhideWhenUsed/>
+    <w:qFormat/>
+    <w:rsid w:val="00E1529A"/>
+    <w:pPr>
+      <w:keepNext/>
+      <w:keepLines/>
+      <w:spacing w:after="0"/>
+      <w:outlineLvl w:val="8"/>
+    </w:pPr>
+    <w:rPr>
+      <w:rFonts w:eastAsiaTheme="majorEastAsia" w:cstheme="majorBidi"/>
+      <w:color w:val="272727" w:themeColor="text1" w:themeTint="D8"/>
+    </w:rPr>
   </w:style>
   <w:style w:type="character" w:default="1" w:styleId="Bekezdsalapbettpusa">
     <w:name w:val="Default Paragraph Font"/>
     <w:uiPriority w:val="1"/>
-    <w:semiHidden/>
     <w:unhideWhenUsed/>
   </w:style>
   <w:style w:type="table" w:default="1" w:styleId="Normltblzat">
@@ -2147,36 +3354,295 @@
     <w:semiHidden/>
     <w:unhideWhenUsed/>
   </w:style>
-  <w:style w:type="table" w:styleId="Rcsostblzat">
-    <w:name w:val="Table Grid"/>
-    <w:basedOn w:val="Normltblzat"/>
-    <w:uiPriority w:val="39"/>
-    <w:rsid w:val="007343C9"/>
+  <w:style w:type="character" w:customStyle="1" w:styleId="Cmsor1Char">
+    <w:name w:val="Címsor 1 Char"/>
+    <w:basedOn w:val="Bekezdsalapbettpusa"/>
+    <w:link w:val="Cmsor1"/>
+    <w:uiPriority w:val="9"/>
+    <w:rsid w:val="00E1529A"/>
+    <w:rPr>
+      <w:rFonts w:asciiTheme="majorHAnsi" w:eastAsiaTheme="majorEastAsia" w:hAnsiTheme="majorHAnsi" w:cstheme="majorBidi"/>
+      <w:color w:val="0F4761" w:themeColor="accent1" w:themeShade="BF"/>
+      <w:sz w:val="40"/>
+      <w:szCs w:val="40"/>
+    </w:rPr>
+  </w:style>
+  <w:style w:type="character" w:customStyle="1" w:styleId="Cmsor2Char">
+    <w:name w:val="Címsor 2 Char"/>
+    <w:basedOn w:val="Bekezdsalapbettpusa"/>
+    <w:link w:val="Cmsor2"/>
+    <w:uiPriority w:val="9"/>
+    <w:semiHidden/>
+    <w:rsid w:val="00E1529A"/>
+    <w:rPr>
+      <w:rFonts w:asciiTheme="majorHAnsi" w:eastAsiaTheme="majorEastAsia" w:hAnsiTheme="majorHAnsi" w:cstheme="majorBidi"/>
+      <w:color w:val="0F4761" w:themeColor="accent1" w:themeShade="BF"/>
+      <w:sz w:val="32"/>
+      <w:szCs w:val="32"/>
+    </w:rPr>
+  </w:style>
+  <w:style w:type="character" w:customStyle="1" w:styleId="Cmsor3Char">
+    <w:name w:val="Címsor 3 Char"/>
+    <w:basedOn w:val="Bekezdsalapbettpusa"/>
+    <w:link w:val="Cmsor3"/>
+    <w:uiPriority w:val="9"/>
+    <w:semiHidden/>
+    <w:rsid w:val="00E1529A"/>
+    <w:rPr>
+      <w:rFonts w:eastAsiaTheme="majorEastAsia" w:cstheme="majorBidi"/>
+      <w:color w:val="0F4761" w:themeColor="accent1" w:themeShade="BF"/>
+      <w:sz w:val="28"/>
+      <w:szCs w:val="28"/>
+    </w:rPr>
+  </w:style>
+  <w:style w:type="character" w:customStyle="1" w:styleId="Cmsor4Char">
+    <w:name w:val="Címsor 4 Char"/>
+    <w:basedOn w:val="Bekezdsalapbettpusa"/>
+    <w:link w:val="Cmsor4"/>
+    <w:uiPriority w:val="9"/>
+    <w:semiHidden/>
+    <w:rsid w:val="00E1529A"/>
+    <w:rPr>
+      <w:rFonts w:eastAsiaTheme="majorEastAsia" w:cstheme="majorBidi"/>
+      <w:i/>
+      <w:iCs/>
+      <w:color w:val="0F4761" w:themeColor="accent1" w:themeShade="BF"/>
+    </w:rPr>
+  </w:style>
+  <w:style w:type="character" w:customStyle="1" w:styleId="Cmsor5Char">
+    <w:name w:val="Címsor 5 Char"/>
+    <w:basedOn w:val="Bekezdsalapbettpusa"/>
+    <w:link w:val="Cmsor5"/>
+    <w:uiPriority w:val="9"/>
+    <w:semiHidden/>
+    <w:rsid w:val="00E1529A"/>
+    <w:rPr>
+      <w:rFonts w:eastAsiaTheme="majorEastAsia" w:cstheme="majorBidi"/>
+      <w:color w:val="0F4761" w:themeColor="accent1" w:themeShade="BF"/>
+    </w:rPr>
+  </w:style>
+  <w:style w:type="character" w:customStyle="1" w:styleId="Cmsor6Char">
+    <w:name w:val="Címsor 6 Char"/>
+    <w:basedOn w:val="Bekezdsalapbettpusa"/>
+    <w:link w:val="Cmsor6"/>
+    <w:uiPriority w:val="9"/>
+    <w:semiHidden/>
+    <w:rsid w:val="00E1529A"/>
+    <w:rPr>
+      <w:rFonts w:eastAsiaTheme="majorEastAsia" w:cstheme="majorBidi"/>
+      <w:i/>
+      <w:iCs/>
+      <w:color w:val="595959" w:themeColor="text1" w:themeTint="A6"/>
+    </w:rPr>
+  </w:style>
+  <w:style w:type="character" w:customStyle="1" w:styleId="Cmsor7Char">
+    <w:name w:val="Címsor 7 Char"/>
+    <w:basedOn w:val="Bekezdsalapbettpusa"/>
+    <w:link w:val="Cmsor7"/>
+    <w:uiPriority w:val="9"/>
+    <w:semiHidden/>
+    <w:rsid w:val="00E1529A"/>
+    <w:rPr>
+      <w:rFonts w:eastAsiaTheme="majorEastAsia" w:cstheme="majorBidi"/>
+      <w:color w:val="595959" w:themeColor="text1" w:themeTint="A6"/>
+    </w:rPr>
+  </w:style>
+  <w:style w:type="character" w:customStyle="1" w:styleId="Cmsor8Char">
+    <w:name w:val="Címsor 8 Char"/>
+    <w:basedOn w:val="Bekezdsalapbettpusa"/>
+    <w:link w:val="Cmsor8"/>
+    <w:uiPriority w:val="9"/>
+    <w:semiHidden/>
+    <w:rsid w:val="00E1529A"/>
+    <w:rPr>
+      <w:rFonts w:eastAsiaTheme="majorEastAsia" w:cstheme="majorBidi"/>
+      <w:i/>
+      <w:iCs/>
+      <w:color w:val="272727" w:themeColor="text1" w:themeTint="D8"/>
+    </w:rPr>
+  </w:style>
+  <w:style w:type="character" w:customStyle="1" w:styleId="Cmsor9Char">
+    <w:name w:val="Címsor 9 Char"/>
+    <w:basedOn w:val="Bekezdsalapbettpusa"/>
+    <w:link w:val="Cmsor9"/>
+    <w:uiPriority w:val="9"/>
+    <w:semiHidden/>
+    <w:rsid w:val="00E1529A"/>
+    <w:rPr>
+      <w:rFonts w:eastAsiaTheme="majorEastAsia" w:cstheme="majorBidi"/>
+      <w:color w:val="272727" w:themeColor="text1" w:themeTint="D8"/>
+    </w:rPr>
+  </w:style>
+  <w:style w:type="paragraph" w:styleId="Cm">
+    <w:name w:val="Title"/>
+    <w:basedOn w:val="Norml"/>
+    <w:next w:val="Norml"/>
+    <w:link w:val="CmChar"/>
+    <w:uiPriority w:val="10"/>
+    <w:qFormat/>
+    <w:rsid w:val="00E1529A"/>
     <w:pPr>
-      <w:spacing w:after="0" w:line="240" w:lineRule="auto"/>
+      <w:spacing w:after="80" w:line="240" w:lineRule="auto"/>
+      <w:contextualSpacing/>
     </w:pPr>
-    <w:tblPr>
-      <w:tblBorders>
-        <w:top w:val="single" w:sz="4" w:space="0" w:color="auto"/>
-        <w:left w:val="single" w:sz="4" w:space="0" w:color="auto"/>
-        <w:bottom w:val="single" w:sz="4" w:space="0" w:color="auto"/>
-        <w:right w:val="single" w:sz="4" w:space="0" w:color="auto"/>
-        <w:insideH w:val="single" w:sz="4" w:space="0" w:color="auto"/>
-        <w:insideV w:val="single" w:sz="4" w:space="0" w:color="auto"/>
-      </w:tblBorders>
-    </w:tblPr>
+    <w:rPr>
+      <w:rFonts w:asciiTheme="majorHAnsi" w:eastAsiaTheme="majorEastAsia" w:hAnsiTheme="majorHAnsi" w:cstheme="majorBidi"/>
+      <w:spacing w:val="-10"/>
+      <w:kern w:val="28"/>
+      <w:sz w:val="56"/>
+      <w:szCs w:val="56"/>
+    </w:rPr>
+  </w:style>
+  <w:style w:type="character" w:customStyle="1" w:styleId="CmChar">
+    <w:name w:val="Cím Char"/>
+    <w:basedOn w:val="Bekezdsalapbettpusa"/>
+    <w:link w:val="Cm"/>
+    <w:uiPriority w:val="10"/>
+    <w:rsid w:val="00E1529A"/>
+    <w:rPr>
+      <w:rFonts w:asciiTheme="majorHAnsi" w:eastAsiaTheme="majorEastAsia" w:hAnsiTheme="majorHAnsi" w:cstheme="majorBidi"/>
+      <w:spacing w:val="-10"/>
+      <w:kern w:val="28"/>
+      <w:sz w:val="56"/>
+      <w:szCs w:val="56"/>
+    </w:rPr>
+  </w:style>
+  <w:style w:type="paragraph" w:styleId="Alcm">
+    <w:name w:val="Subtitle"/>
+    <w:basedOn w:val="Norml"/>
+    <w:next w:val="Norml"/>
+    <w:link w:val="AlcmChar"/>
+    <w:uiPriority w:val="11"/>
+    <w:qFormat/>
+    <w:rsid w:val="00E1529A"/>
+    <w:pPr>
+      <w:numPr>
+        <w:ilvl w:val="1"/>
+      </w:numPr>
+    </w:pPr>
+    <w:rPr>
+      <w:rFonts w:eastAsiaTheme="majorEastAsia" w:cstheme="majorBidi"/>
+      <w:color w:val="595959" w:themeColor="text1" w:themeTint="A6"/>
+      <w:spacing w:val="15"/>
+      <w:sz w:val="28"/>
+      <w:szCs w:val="28"/>
+    </w:rPr>
+  </w:style>
+  <w:style w:type="character" w:customStyle="1" w:styleId="AlcmChar">
+    <w:name w:val="Alcím Char"/>
+    <w:basedOn w:val="Bekezdsalapbettpusa"/>
+    <w:link w:val="Alcm"/>
+    <w:uiPriority w:val="11"/>
+    <w:rsid w:val="00E1529A"/>
+    <w:rPr>
+      <w:rFonts w:eastAsiaTheme="majorEastAsia" w:cstheme="majorBidi"/>
+      <w:color w:val="595959" w:themeColor="text1" w:themeTint="A6"/>
+      <w:spacing w:val="15"/>
+      <w:sz w:val="28"/>
+      <w:szCs w:val="28"/>
+    </w:rPr>
+  </w:style>
+  <w:style w:type="paragraph" w:styleId="Idzet">
+    <w:name w:val="Quote"/>
+    <w:basedOn w:val="Norml"/>
+    <w:next w:val="Norml"/>
+    <w:link w:val="IdzetChar"/>
+    <w:uiPriority w:val="29"/>
+    <w:qFormat/>
+    <w:rsid w:val="00E1529A"/>
+    <w:pPr>
+      <w:spacing w:before="160"/>
+      <w:jc w:val="center"/>
+    </w:pPr>
+    <w:rPr>
+      <w:i/>
+      <w:iCs/>
+      <w:color w:val="404040" w:themeColor="text1" w:themeTint="BF"/>
+    </w:rPr>
+  </w:style>
+  <w:style w:type="character" w:customStyle="1" w:styleId="IdzetChar">
+    <w:name w:val="Idézet Char"/>
+    <w:basedOn w:val="Bekezdsalapbettpusa"/>
+    <w:link w:val="Idzet"/>
+    <w:uiPriority w:val="29"/>
+    <w:rsid w:val="00E1529A"/>
+    <w:rPr>
+      <w:i/>
+      <w:iCs/>
+      <w:color w:val="404040" w:themeColor="text1" w:themeTint="BF"/>
+    </w:rPr>
   </w:style>
   <w:style w:type="paragraph" w:styleId="Listaszerbekezds">
     <w:name w:val="List Paragraph"/>
     <w:basedOn w:val="Norml"/>
     <w:uiPriority w:val="34"/>
     <w:qFormat/>
-    <w:rsid w:val="00C92BE1"/>
+    <w:rsid w:val="00E1529A"/>
     <w:pPr>
-      <w:spacing w:line="256" w:lineRule="auto"/>
       <w:ind w:left="720"/>
       <w:contextualSpacing/>
     </w:pPr>
+  </w:style>
+  <w:style w:type="character" w:styleId="Erskiemels">
+    <w:name w:val="Intense Emphasis"/>
+    <w:basedOn w:val="Bekezdsalapbettpusa"/>
+    <w:uiPriority w:val="21"/>
+    <w:qFormat/>
+    <w:rsid w:val="00E1529A"/>
+    <w:rPr>
+      <w:i/>
+      <w:iCs/>
+      <w:color w:val="0F4761" w:themeColor="accent1" w:themeShade="BF"/>
+    </w:rPr>
+  </w:style>
+  <w:style w:type="paragraph" w:styleId="Kiemeltidzet">
+    <w:name w:val="Intense Quote"/>
+    <w:basedOn w:val="Norml"/>
+    <w:next w:val="Norml"/>
+    <w:link w:val="KiemeltidzetChar"/>
+    <w:uiPriority w:val="30"/>
+    <w:qFormat/>
+    <w:rsid w:val="00E1529A"/>
+    <w:pPr>
+      <w:pBdr>
+        <w:top w:val="single" w:sz="4" w:space="10" w:color="0F4761" w:themeColor="accent1" w:themeShade="BF"/>
+        <w:bottom w:val="single" w:sz="4" w:space="10" w:color="0F4761" w:themeColor="accent1" w:themeShade="BF"/>
+      </w:pBdr>
+      <w:spacing w:before="360" w:after="360"/>
+      <w:ind w:left="864" w:right="864"/>
+      <w:jc w:val="center"/>
+    </w:pPr>
+    <w:rPr>
+      <w:i/>
+      <w:iCs/>
+      <w:color w:val="0F4761" w:themeColor="accent1" w:themeShade="BF"/>
+    </w:rPr>
+  </w:style>
+  <w:style w:type="character" w:customStyle="1" w:styleId="KiemeltidzetChar">
+    <w:name w:val="Kiemelt idézet Char"/>
+    <w:basedOn w:val="Bekezdsalapbettpusa"/>
+    <w:link w:val="Kiemeltidzet"/>
+    <w:uiPriority w:val="30"/>
+    <w:rsid w:val="00E1529A"/>
+    <w:rPr>
+      <w:i/>
+      <w:iCs/>
+      <w:color w:val="0F4761" w:themeColor="accent1" w:themeShade="BF"/>
+    </w:rPr>
+  </w:style>
+  <w:style w:type="character" w:styleId="Ershivatkozs">
+    <w:name w:val="Intense Reference"/>
+    <w:basedOn w:val="Bekezdsalapbettpusa"/>
+    <w:uiPriority w:val="32"/>
+    <w:qFormat/>
+    <w:rsid w:val="00E1529A"/>
+    <w:rPr>
+      <w:b/>
+      <w:bCs/>
+      <w:smallCaps/>
+      <w:color w:val="0F4761" w:themeColor="accent1" w:themeShade="BF"/>
+      <w:spacing w:val="5"/>
+    </w:rPr>
   </w:style>
 </w:styles>
 </file>
@@ -2192,39 +3658,39 @@
         <a:sysClr val="window" lastClr="FFFFFF"/>
       </a:lt1>
       <a:dk2>
-        <a:srgbClr val="44546A"/>
+        <a:srgbClr val="0E2841"/>
       </a:dk2>
       <a:lt2>
-        <a:srgbClr val="E7E6E6"/>
+        <a:srgbClr val="E8E8E8"/>
       </a:lt2>
       <a:accent1>
-        <a:srgbClr val="4472C4"/>
+        <a:srgbClr val="156082"/>
       </a:accent1>
       <a:accent2>
-        <a:srgbClr val="ED7D31"/>
+        <a:srgbClr val="E97132"/>
       </a:accent2>
       <a:accent3>
-        <a:srgbClr val="A5A5A5"/>
+        <a:srgbClr val="196B24"/>
       </a:accent3>
       <a:accent4>
-        <a:srgbClr val="FFC000"/>
+        <a:srgbClr val="0F9ED5"/>
       </a:accent4>
       <a:accent5>
-        <a:srgbClr val="5B9BD5"/>
+        <a:srgbClr val="A02B93"/>
       </a:accent5>
       <a:accent6>
-        <a:srgbClr val="70AD47"/>
+        <a:srgbClr val="4EA72E"/>
       </a:accent6>
       <a:hlink>
-        <a:srgbClr val="0563C1"/>
+        <a:srgbClr val="467886"/>
       </a:hlink>
       <a:folHlink>
-        <a:srgbClr val="954F72"/>
+        <a:srgbClr val="96607D"/>
       </a:folHlink>
     </a:clrScheme>
     <a:fontScheme name="Office">
       <a:majorFont>
-        <a:latin typeface="Calibri Light" panose="020F0302020204030204"/>
+        <a:latin typeface="Aptos Display" panose="02110004020202020204"/>
         <a:ea typeface=""/>
         <a:cs typeface=""/>
         <a:font script="Jpan" typeface="游ゴシック Light"/>
@@ -2276,10 +3742,10 @@
         <a:font script="Tfng" typeface="Ebrima"/>
       </a:majorFont>
       <a:minorFont>
-        <a:latin typeface="Calibri" panose="020F0502020204030204"/>
+        <a:latin typeface="Aptos" panose="02110004020202020204"/>
         <a:ea typeface=""/>
         <a:cs typeface=""/>
-        <a:font script="Jpan" typeface="游明朝"/>
+        <a:font script="Jpan" typeface="游ゴシック"/>
         <a:font script="Hang" typeface="맑은 고딕"/>
         <a:font script="Hans" typeface="等线"/>
         <a:font script="Hant" typeface="新細明體"/>
